--- a/FP_Report.docx
+++ b/FP_Report.docx
@@ -195,7 +195,7 @@
           <w:b/>
           <w:bCs/>
         </w:rPr>
-        <w:t xml:space="preserve">Ms. Gatha Kalpana Vijay</w:t>
+        <w:t xml:space="preserve">Gatha Kalpana Vijay</w:t>
       </w:r>
       <w:r>
         <w:t xml:space="preserve">, a student of S.Y.B.A. (English Literature), has satisfactorily completed the Field Project entitled </w:t>

--- a/FP_Report.docx
+++ b/FP_Report.docx
@@ -38,7 +38,7 @@
           <w:b/>
           <w:bCs/>
         </w:rPr>
-        <w:t xml:space="preserve">IRONY, HUMOUR AND GEN Z LANGUAGE AS POLITICAL RESISTANCE IN THE NEET-UG 2026 PROTESTS</w:t>
+        <w:t xml:space="preserve">IRONY, HUMOR AND GEN Z LANGUAGE AS POLITICAL RESISTANCE IN THE NEET-UG 2026 PROTESTS</w:t>
       </w:r>
     </w:p>
     <w:p>
@@ -205,7 +205,7 @@
           <w:b/>
           <w:bCs/>
         </w:rPr>
-        <w:t xml:space="preserve">“The Unserious Generation on the Most Serious Topic: Irony, Humour and Gen Z Language as Political Resistance in the NEET-UG 2026 Protests”</w:t>
+        <w:t xml:space="preserve">“The Unserious Generation on the Most Serious Topic: Irony, Humor and Gen Z Language as Political Resistance in the NEET-UG 2026 Protests”</w:t>
       </w:r>
       <w:r>
         <w:t xml:space="preserve"> under my guidance and supervision during the academic year 2026–27.</w:t>
@@ -498,7 +498,7 @@
           <w:b/>
           <w:bCs/>
         </w:rPr>
-        <w:t xml:space="preserve">“The Unserious Generation on the Most Serious Topic: Irony, Humour and Gen Z Language as Political Resistance in the NEET-UG 2026 Protests”</w:t>
+        <w:t xml:space="preserve">“The Unserious Generation on the Most Serious Topic: Irony, Humor and Gen Z Language as Political Resistance in the NEET-UG 2026 Protests”</w:t>
       </w:r>
       <w:r>
         <w:t xml:space="preserve"> is my own original work, carried out under the guidance of </w:t>
@@ -606,7 +606,17 @@
         <w:jc w:val="both"/>
       </w:pPr>
       <w:r>
-        <w:t xml:space="preserve">Every project carries the voices of many people, and this one is no exception. I take this opportunity to express my sincere gratitude to all those who made this Field Project possible.</w:t>
+        <w:t xml:space="preserve">I would like to thank my guide, </w:t>
+      </w:r>
+      <w:r>
+        <w:rPr>
+          <w:b/>
+          <w:bCs/>
+        </w:rPr>
+        <w:t xml:space="preserve">Prof. Dr. Umesh Jagdale Sir</w:t>
+      </w:r>
+      <w:r>
+        <w:t xml:space="preserve">, for guiding me throughout this field project. His suggestions during the progress report presentation helped me figure out what exactly my research question was, and gave this project a proper direction.</w:t>
       </w:r>
     </w:p>
     <w:p>
@@ -616,17 +626,7 @@
         <w:jc w:val="both"/>
       </w:pPr>
       <w:r>
-        <w:t xml:space="preserve">First and foremost, I am deeply grateful to my guide, </w:t>
-      </w:r>
-      <w:r>
-        <w:rPr>
-          <w:b/>
-          <w:bCs/>
-        </w:rPr>
-        <w:t xml:space="preserve">Prof. Dr. Umesh Jagdale</w:t>
-      </w:r>
-      <w:r>
-        <w:t xml:space="preserve">, Department of English, for his constant guidance, patience and encouragement. His suggestions during the progress review helped me sharpen my research question and gave this project its direction.</w:t>
+        <w:t xml:space="preserve">I am also thankful to the Principal and the Head of the Department of English, Sangamner Nagarpalika Arts, D.J. Malpani Commerce and B.N. Sarda Science College (Autonomous), Sangamner, for giving me the opportunity to work on this project, and to all the teachers of the English department for their support.</w:t>
       </w:r>
     </w:p>
     <w:p>
@@ -636,7 +636,7 @@
         <w:jc w:val="both"/>
       </w:pPr>
       <w:r>
-        <w:t xml:space="preserve">I am thankful to the Principal and to the Head of the Department of English, Sangamner Nagarpalika Arts, D.J. Malpani Commerce and B.N. Sarda Science College (Autonomous), Sangamner, for providing the opportunity and the academic environment to undertake this Field Project. I also thank all the faculty members of the Department of English for their support.</w:t>
+        <w:t xml:space="preserve">A special thanks to all the protestors, students, independent journalists and creators whose posters, photographs and posts became the data for this project. This project exists because of their creativity— all of their work has been credited to the original sources.</w:t>
       </w:r>
     </w:p>
     <w:p>
@@ -646,17 +646,7 @@
         <w:jc w:val="both"/>
       </w:pPr>
       <w:r>
-        <w:t xml:space="preserve">I owe a special acknowledgement to the students, protesters, independent journalists and content creators whose photographs, posters and posts form the corpus of this study. Their creativity is the subject of this project, and their work has been credited to its original sources throughout.</w:t>
-      </w:r>
-    </w:p>
-    <w:p>
-      <w:pPr>
-        <w:spacing w:after="120" w:before="0" w:line="360"/>
-        <w:ind w:firstLine="567"/>
-        <w:jc w:val="both"/>
-      </w:pPr>
-      <w:r>
-        <w:t xml:space="preserve">Finally, I thank my family and friends for their unconditional support, their patience with my endless meme-sharing, and for reminding me that even the most serious work can be done with a little humour.</w:t>
+        <w:t xml:space="preserve">Lastly, thank you to my family and friends for their support, and for tolerating me sending them protest memes at 2 a.m. and calling it ‘research’.</w:t>
       </w:r>
     </w:p>
     <w:p>
@@ -863,7 +853,7 @@
           <w:b w:val="false"/>
           <w:bCs w:val="false"/>
         </w:rPr>
-        <w:t xml:space="preserve">Chapter 3: Profile of the Study Context	8</w:t>
+        <w:t xml:space="preserve">Chapter 3: Profile of the Study Context	7</w:t>
       </w:r>
     </w:p>
     <w:p>
@@ -879,7 +869,7 @@
           <w:b w:val="false"/>
           <w:bCs w:val="false"/>
         </w:rPr>
-        <w:t xml:space="preserve">Chapter 4: Data Analysis and Interpretation	10</w:t>
+        <w:t xml:space="preserve">Chapter 4: Data Analysis and Interpretation	9</w:t>
       </w:r>
     </w:p>
     <w:p>
@@ -895,7 +885,7 @@
           <w:b w:val="false"/>
           <w:bCs w:val="false"/>
         </w:rPr>
-        <w:t xml:space="preserve">Chapter 5: Findings, Conclusion and Suggestions	20</w:t>
+        <w:t xml:space="preserve">Chapter 5: Findings, Conclusion and Suggestions	17</w:t>
       </w:r>
     </w:p>
     <w:p>
@@ -926,7 +916,7 @@
           <w:b w:val="false"/>
           <w:bCs w:val="false"/>
         </w:rPr>
-        <w:t xml:space="preserve">References	23</w:t>
+        <w:t xml:space="preserve">References	20</w:t>
       </w:r>
     </w:p>
     <w:p>
@@ -942,7 +932,7 @@
           <w:b w:val="false"/>
           <w:bCs w:val="false"/>
         </w:rPr>
-        <w:t xml:space="preserve">Appendices	25</w:t>
+        <w:t xml:space="preserve">Appendices	22</w:t>
       </w:r>
     </w:p>
     <w:p>
@@ -958,7 +948,7 @@
           <w:b w:val="false"/>
           <w:bCs w:val="false"/>
         </w:rPr>
-        <w:t xml:space="preserve">Progress Report	27</w:t>
+        <w:t xml:space="preserve">Progress Report	24</w:t>
       </w:r>
     </w:p>
     <w:p>
@@ -1003,7 +993,7 @@
           <w:b w:val="false"/>
           <w:bCs w:val="false"/>
         </w:rPr>
-        <w:t xml:space="preserve">Figure 1: Quoting the famous dialogue of Spider-Man	11</w:t>
+        <w:t xml:space="preserve">Figure 1. Quoting famous dialogue of Spider-Man from the Marvel Universe	10</w:t>
       </w:r>
     </w:p>
     <w:p>
@@ -1018,7 +1008,7 @@
           <w:b w:val="false"/>
           <w:bCs w:val="false"/>
         </w:rPr>
-        <w:t xml:space="preserve">Figure 2: Wordplay — the institution’s own name as the punchline	12</w:t>
+        <w:t xml:space="preserve">Figure 2. Wordplay— the institution’s own name as the punchline	11</w:t>
       </w:r>
     </w:p>
     <w:p>
@@ -1033,7 +1023,7 @@
           <w:b w:val="false"/>
           <w:bCs w:val="false"/>
         </w:rPr>
-        <w:t xml:space="preserve">Figure 3: Comparing the government to quick-commerce delivery apps	12</w:t>
+        <w:t xml:space="preserve">Figure 3. Comparing the government to quick-commerce delivery apps	11</w:t>
       </w:r>
     </w:p>
     <w:p>
@@ -1048,7 +1038,7 @@
           <w:b w:val="false"/>
           <w:bCs w:val="false"/>
         </w:rPr>
-        <w:t xml:space="preserve">Figure 4: Reclaiming Gen Z slang — ‘Baddies are not apolitical’	13</w:t>
+        <w:t xml:space="preserve">Figure 4. Reclaiming Gen Z slang— ‘Baddies are not apolitical’	12</w:t>
       </w:r>
     </w:p>
     <w:p>
@@ -1063,7 +1053,7 @@
           <w:b w:val="false"/>
           <w:bCs w:val="false"/>
         </w:rPr>
-        <w:t xml:space="preserve">Figure 5: ‘Error 404’ — borrowing the language of a broken web page	14</w:t>
+        <w:t xml:space="preserve">Figure 5. ‘Error 404’— borrowing the language of a broken web page	12</w:t>
       </w:r>
     </w:p>
     <w:p>
@@ -1078,7 +1068,7 @@
           <w:b w:val="false"/>
           <w:bCs w:val="false"/>
         </w:rPr>
-        <w:t xml:space="preserve">Figure 6: Parody of Dora the Explorer’s question to the audience	14</w:t>
+        <w:t xml:space="preserve">Figure 6. Parody of Dora the Explorer’s question to the audience	13</w:t>
       </w:r>
     </w:p>
     <w:p>
@@ -1093,7 +1083,7 @@
           <w:b w:val="false"/>
           <w:bCs w:val="false"/>
         </w:rPr>
-        <w:t xml:space="preserve">Figure 7: Pun on ‘leak’ — parody of sanitary pad advertisements	15</w:t>
+        <w:t xml:space="preserve">Figure 7. Pun on ‘leak’— parody of sanitary pad advertisements	13</w:t>
       </w:r>
     </w:p>
     <w:p>
@@ -1108,7 +1098,7 @@
           <w:b w:val="false"/>
           <w:bCs w:val="false"/>
         </w:rPr>
-        <w:t xml:space="preserve">Graph 1: Corpus items by source platform	10</w:t>
+        <w:t xml:space="preserve">Graph 1. Items collected, by platform	9</w:t>
       </w:r>
     </w:p>
     <w:p>
@@ -1123,7 +1113,7 @@
           <w:b w:val="false"/>
           <w:bCs w:val="false"/>
         </w:rPr>
-        <w:t xml:space="preserve">Graph 2: Rhetorical devices in the analysed items	17</w:t>
+        <w:t xml:space="preserve">Graph 2. Rhetorical devices used in the seven analysed items	15</w:t>
       </w:r>
     </w:p>
     <w:p>
@@ -1138,7 +1128,7 @@
           <w:b w:val="false"/>
           <w:bCs w:val="false"/>
         </w:rPr>
-        <w:t xml:space="preserve">Graph 3: Primary institutional target of the analysed items	17</w:t>
+        <w:t xml:space="preserve">Graph 3. What each analysed item was targeting	15</w:t>
       </w:r>
     </w:p>
     <w:p>
@@ -1167,7 +1157,7 @@
           <w:b w:val="false"/>
           <w:bCs w:val="false"/>
         </w:rPr>
-        <w:t xml:space="preserve">Table 1.1: Four-dimensional analytical framework	2</w:t>
+        <w:t xml:space="preserve">Table 1.1. Four dimensions used to analyse each item	3</w:t>
       </w:r>
     </w:p>
     <w:p>
@@ -1182,7 +1172,7 @@
           <w:b w:val="false"/>
           <w:bCs w:val="false"/>
         </w:rPr>
-        <w:t xml:space="preserve">Table 3.1: Timeline of the NEET-UG 2026 protest movement	8</w:t>
+        <w:t xml:space="preserve">Table 3.1. Key dates and timeline of the protests	7</w:t>
       </w:r>
     </w:p>
     <w:p>
@@ -1197,7 +1187,7 @@
           <w:b w:val="false"/>
           <w:bCs w:val="false"/>
         </w:rPr>
-        <w:t xml:space="preserve">Table 4.1: Composition of the corpus by source platform	10</w:t>
+        <w:t xml:space="preserve">Table 4.1. Items collected, by platform	9</w:t>
       </w:r>
     </w:p>
     <w:p>
@@ -1212,7 +1202,7 @@
           <w:b w:val="false"/>
           <w:bCs w:val="false"/>
         </w:rPr>
-        <w:t xml:space="preserve">Table 4.2: Coding summary of the analysed items	16</w:t>
+        <w:t xml:space="preserve">Table 4.2. Summary of the seven analysed items	14</w:t>
       </w:r>
     </w:p>
     <w:p>
@@ -1227,7 +1217,7 @@
           <w:b w:val="false"/>
           <w:bCs w:val="false"/>
         </w:rPr>
-        <w:t xml:space="preserve">Table 4.3: Frequency of rhetorical devices	16</w:t>
+        <w:t xml:space="preserve">Table 4.3. How often each rhetorical device was used	14</w:t>
       </w:r>
     </w:p>
     <w:p>
@@ -1242,7 +1232,7 @@
           <w:b w:val="false"/>
           <w:bCs w:val="false"/>
         </w:rPr>
-        <w:t xml:space="preserve">Table 4.4: Cultural source domain borrowed by each item	18</w:t>
+        <w:t xml:space="preserve">Table 4.4. Where each item borrowed its joke from	16</w:t>
       </w:r>
     </w:p>
     <w:p>
@@ -1257,7 +1247,7 @@
           <w:b w:val="false"/>
           <w:bCs w:val="false"/>
         </w:rPr>
-        <w:t xml:space="preserve">Table 5.1: Summary of findings against the research objectives	20</w:t>
+        <w:t xml:space="preserve">Table 5.1. Findings against the objectives	17</w:t>
       </w:r>
     </w:p>
     <w:p>
@@ -1316,7 +1306,7 @@
         <w:jc w:val="both"/>
       </w:pPr>
       <w:r>
-        <w:t xml:space="preserve">When the Gen Z of India swarmed the streets of Jantar Mantar, New Delhi, and various other parts of the country — protesting over the NEET-UG paper leak and the repeated failures of the Indian education system — they carried posters quoting Spider-Man while demanding accountability from the government. Their primary focus was the recurring failures and irregularities of the Indian education system, including paper leaks and youth unemployment. They demanded the resignation of the Union Education Minister in order to hold the government accountable, and they demanded compensation and relief for the families of students who had lost their lives by suicide because of examination turmoil. Six student activists from the All India Students’ Association (AISA), along with education activist Sonam Wangchuk, went on an indefinite hunger strike.</w:t>
+        <w:t xml:space="preserve">When Gen Z of India swarmed the streets of Jantar Mantar, New Delhi, and various parts of India— protesting over NEET-UG paper leaks and failure of the Indian education system— they carried posters quoting Spider-Man, demanding accountability from the government. Their primary focus targeted the recurring failures and irregularities of the Indian education system, including paper leaks and youth unemployment. They demanded the resignation of the Union Education Minister to hold the government accountable. They also demanded compensation and relief for the families of the students who lost their lives by suicide due to exam turmoil. Six student activists from All India Students’ Association (AISA), along with education activist Sonam Wangchuk, went on an indefinite hunger strike.</w:t>
       </w:r>
     </w:p>
     <w:p>
@@ -1326,7 +1316,7 @@
         <w:jc w:val="both"/>
       </w:pPr>
       <w:r>
-        <w:t xml:space="preserve">Amidst the protest, Gen Z did not just march — they memed. They showed up unserious while being deeply serious at the same time. Relatable, trending ‘brainrot’ memes, quotes, slang and reels were used to protest and to put forth their demands. Protesters used their creativity to connect the protest with the memes they have consumed all their lives. Unlike the ‘traditional’ protests that came before, Gen Z showed up as it is — full of humour, satire, sarcasm, rage and wisdom. Informal language, satire, dark humour, viral reel dances, brainrot memes and pop-culture references fuelled the protest.</w:t>
+        <w:t xml:space="preserve">Amidst the protest, Gen Z didn’t just march— they memed. They showed up unserious while being serious at the same time. The relatable, trending brainrot memes, quotes, slang, and reels were used to protest and put forth their demands. They used their creativity to connect the protest and brainrot memes they’ve seen all their life. Unlike the ‘traditional’ protests that have happened so far, Gen Z showed up as they are— full of humor, satire, sarcasm, rage, and wisdom. The use of informal language, satire, dark humor, viral reel dances, brainrot memes, and pop culture references fueled the protest. It was an understanding so far that protests can only be done through formal language, political leaders, and mainstream media— Gen Z broke another stereotype, yet again. Even for the Union, the opposition, and everyone around, this was totally out of syllabus. Therefore, this new-age, unique, humorous, and full-of-satire language of Gen Z needs to be studied.</w:t>
       </w:r>
     </w:p>
     <w:p>
@@ -1336,7 +1326,7 @@
         <w:jc w:val="both"/>
       </w:pPr>
       <w:r>
-        <w:t xml:space="preserve">It has long been understood that protest belongs to formal language, political leaders and mainstream media. Gen Z broke that stereotype, yet again. For the Union government, the opposition and everyone watching, this was completely ‘out of syllabus’. This new-age, humorous, satire-filled language of Gen Z therefore needs to be studied seriously — which is the task of this Field Project.</w:t>
+        <w:t xml:space="preserve">The research question this project ought to study is ‘What made irony and humor an effective register for political resistance in the NEET-UG 2026 protests, rather than undermining the protest’s seriousness?’ The memes/reels/slangs/language of Gen Z functioned as a rhetorical mode of political resistance, not decoration around the protest. ‘The unserious generation on the most serious topic’.</w:t>
       </w:r>
     </w:p>
     <w:p>
@@ -1357,7 +1347,7 @@
         <w:jc w:val="both"/>
       </w:pPr>
       <w:r>
-        <w:t xml:space="preserve">Humour is usually seen as the opposite of seriousness. A protest poster that quotes a cartoon or a superhero film risks being dismissed as trivial, childish or ‘unserious’. Yet during the NEET-UG 2026 protests, such posters were among the most widely shared and remembered images of the movement. This creates a puzzle: how can a register that appears unserious carry one of the most serious demands a generation can make — justice in education and accountability from the State? This project addresses that puzzle.</w:t>
+        <w:t xml:space="preserve">Humor and protest are usually not seen together. A poster quoting a cartoon or a superhero film can easily be called childish or ‘unserious’— and that is exactly how Gen Z gets dismissed most of the time. But during the NEET-UG 2026 protests, these were the posters people remembered, shared and reposted the most. So the question is— how does something that looks so unserious end up carrying one of the most serious demands a generation can make? That is the problem this project tries to understand.</w:t>
       </w:r>
     </w:p>
     <w:p>
@@ -1373,17 +1363,6 @@
     </w:p>
     <w:p>
       <w:pPr>
-        <w:keepNext/>
-        <w:spacing w:after="120" w:before="0" w:line="360"/>
-        <w:ind w:firstLine="567"/>
-        <w:jc w:val="both"/>
-      </w:pPr>
-      <w:r>
-        <w:t xml:space="preserve">The central research question of this project is:</w:t>
-      </w:r>
-    </w:p>
-    <w:p>
-      <w:pPr>
         <w:spacing w:after="120" w:before="0" w:line="360"/>
         <w:jc w:val="center"/>
       </w:pPr>
@@ -1392,7 +1371,7 @@
           <w:i/>
           <w:iCs/>
         </w:rPr>
-        <w:t xml:space="preserve">What made irony and humour an effective register for political resistance in the NEET-UG 2026 protests, rather than undermining the protest’s seriousness?</w:t>
+        <w:t xml:space="preserve">What made irony and humor an effective register for political resistance in the NEET-UG 2026 protests, rather than undermining the protest’s seriousness?</w:t>
       </w:r>
     </w:p>
     <w:p>
@@ -1413,24 +1392,7 @@
         <w:jc w:val="both"/>
       </w:pPr>
       <w:r>
-        <w:t xml:space="preserve">This project argues that the memes, reels, slang and language of Gen Z functioned as a </w:t>
-      </w:r>
-      <w:r>
-        <w:rPr>
-          <w:b/>
-          <w:bCs/>
-        </w:rPr>
-        <w:t xml:space="preserve">rhetorical mode of political resistance</w:t>
-      </w:r>
-      <w:r>
-        <w:t xml:space="preserve">, not as decoration around the protest. Humour was the method, not the distraction. In short: </w:t>
-      </w:r>
-      <w:r>
-        <w:rPr>
-          <w:i/>
-          <w:iCs/>
-        </w:rPr>
-        <w:t xml:space="preserve">the unserious generation on the most serious topic.</w:t>
+        <w:t xml:space="preserve">The memes, reels, slang and language of Gen Z functioned as a rhetorical mode of political resistance, not decoration around the protest. The humor was the method, not a distraction from it— ‘the unserious generation on the most serious topic’.</w:t>
       </w:r>
     </w:p>
     <w:p>
@@ -1455,7 +1417,7 @@
         <w:jc w:val="both"/>
       </w:pPr>
       <w:r>
-        <w:t xml:space="preserve">To document the protest language — posters, memes and slang — used by Gen Z during the NEET-UG 2026 protests.</w:t>
+        <w:t xml:space="preserve">To collect and document the protest language— posters, memes and slang— used by Gen Z during the NEET-UG 2026 protests.</w:t>
       </w:r>
     </w:p>
     <w:p>
@@ -1469,7 +1431,7 @@
         <w:jc w:val="both"/>
       </w:pPr>
       <w:r>
-        <w:t xml:space="preserve">To identify the rhetorical devices (irony, satire, parody, intertextuality, wordplay, slang) used in this protest language.</w:t>
+        <w:t xml:space="preserve">To identify the rhetorical devices used in them, like irony, satire, parody, intertextuality, wordplay and slang.</w:t>
       </w:r>
     </w:p>
     <w:p>
@@ -1483,7 +1445,7 @@
         <w:jc w:val="both"/>
       </w:pPr>
       <w:r>
-        <w:t xml:space="preserve">To identify which institutional failures each item targets.</w:t>
+        <w:t xml:space="preserve">To find out which institutional failure each item targets.</w:t>
       </w:r>
     </w:p>
     <w:p>
@@ -1497,7 +1459,7 @@
         <w:jc w:val="both"/>
       </w:pPr>
       <w:r>
-        <w:t xml:space="preserve">To examine how the implied audience (in-group and out-group) shapes the meaning of each item.</w:t>
+        <w:t xml:space="preserve">To understand who each item is speaking to— the in-group (Gen Z) and the out-group (government, elders, media).</w:t>
       </w:r>
     </w:p>
     <w:p>
@@ -1511,7 +1473,7 @@
         <w:jc w:val="both"/>
       </w:pPr>
       <w:r>
-        <w:t xml:space="preserve">To explain what humour allowed protesters to say that formal protest language could not, and to help non-Gen Z readers understand this new-age language.</w:t>
+        <w:t xml:space="preserve">To explain what humor allowed the protestors to say that formal protest language couldn’t, and to help non-Gen Z generations understand this new-age language of Gen Z.</w:t>
       </w:r>
     </w:p>
     <w:p>
@@ -1532,27 +1494,17 @@
         <w:jc w:val="both"/>
       </w:pPr>
       <w:r>
-        <w:t xml:space="preserve">The study follows a </w:t>
-      </w:r>
-      <w:r>
-        <w:rPr>
-          <w:b/>
-          <w:bCs/>
-        </w:rPr>
-        <w:t xml:space="preserve">qualitative, descriptive and interpretive research design</w:t>
-      </w:r>
-      <w:r>
-        <w:t xml:space="preserve">. It is grounded in </w:t>
-      </w:r>
-      <w:r>
-        <w:rPr>
-          <w:b/>
-          <w:bCs/>
-        </w:rPr>
-        <w:t xml:space="preserve">multimodal discourse analysis</w:t>
-      </w:r>
-      <w:r>
-        <w:t xml:space="preserve">, an approach that reads images and words together as one combined message. The design is adapted from the three-layer framework of Hakoköngäs, Halmesvaara and Sakki (2020), who analysed the content, form and rhetorical function of internet memes. This project adapts that framework to a very different context — youth protest against institutional failure — and extends it into the four-dimensional close-reading framework shown in Table 1.1.</w:t>
+        <w:t xml:space="preserve">This is a qualitative and interpretive study. The method used is multimodal discourse analysis— which basically means reading the image and the words of a poster together, as one message, instead of reading them separately. The framework is adapted from Hakoköngäs, Halmesvaara, and Sakki (2020), which is explained in detail in Chapter 2. Their three dimensions— content, form and rhetorical function— have been adapted in this project into four dimensions, shown in Table 1.1.</w:t>
+      </w:r>
+    </w:p>
+    <w:p>
+      <w:pPr>
+        <w:spacing w:after="120" w:before="0" w:line="360"/>
+        <w:ind w:firstLine="567"/>
+        <w:jc w:val="both"/>
+      </w:pPr>
+      <w:r>
+        <w:t xml:space="preserve">Every item analysed in this project has been analysed along these four dimensions: rhetorical device, institutional failure it targets, its implied audience, and its function within the broader protest discourse. Satire, irony, absurdism, parody, and meme-format literacy have been key rhetorical devices when analyzing the various items used as data. Each meme, each slang term, each ‘unserious’ reel has been used to target the institutional failure to demand accountability.</w:t>
       </w:r>
     </w:p>
     <w:p>
@@ -1566,7 +1518,7 @@
           <w:b/>
           <w:bCs/>
         </w:rPr>
-        <w:t xml:space="preserve">Table 1.1: Four-dimensional analytical framework</w:t>
+        <w:t xml:space="preserve">Table 1.1. Four dimensions used to analyse each item</w:t>
       </w:r>
     </w:p>
     <w:tbl>
@@ -1652,7 +1604,7 @@
                 <w:sz w:val="22"/>
                 <w:szCs w:val="22"/>
               </w:rPr>
-              <w:t xml:space="preserve">Guiding question applied to each item</w:t>
+              <w:t xml:space="preserve">Question asked</w:t>
             </w:r>
           </w:p>
         </w:tc>
@@ -1718,7 +1670,7 @@
                 <w:sz w:val="22"/>
                 <w:szCs w:val="22"/>
               </w:rPr>
-              <w:t xml:space="preserve">Which device carries the message — irony, satire, parody, intertextuality, wordplay, absurdism, slang reclamation?</w:t>
+              <w:t xml:space="preserve">Which device is doing the work— irony, satire, parody, intertextuality, wordplay, absurdism, slang?</w:t>
             </w:r>
           </w:p>
         </w:tc>
@@ -1784,7 +1736,7 @@
                 <w:sz w:val="22"/>
                 <w:szCs w:val="22"/>
               </w:rPr>
-              <w:t xml:space="preserve">Which institutional failure or actor does the item accuse?</w:t>
+              <w:t xml:space="preserve">Which institutional failure is it pointing at?</w:t>
             </w:r>
           </w:p>
         </w:tc>
@@ -1850,7 +1802,7 @@
                 <w:sz w:val="22"/>
                 <w:szCs w:val="22"/>
               </w:rPr>
-              <w:t xml:space="preserve">Who is expected to ‘get it’ (in-group), and who is positioned outside the joke (out-group)?</w:t>
+              <w:t xml:space="preserve">Who is supposed to ‘get it’ (in-group) and who is left outside the joke (out-group)?</w:t>
             </w:r>
           </w:p>
         </w:tc>
@@ -1916,7 +1868,7 @@
                 <w:sz w:val="22"/>
                 <w:szCs w:val="22"/>
               </w:rPr>
-              <w:t xml:space="preserve">What does the item accomplish rhetorically, and what does humour let it say that formal protest language could not?</w:t>
+              <w:t xml:space="preserve">Why did it work— what did the humor let it say that formal protest language couldn’t?</w:t>
             </w:r>
           </w:p>
         </w:tc>
@@ -1945,17 +1897,7 @@
         <w:jc w:val="both"/>
       </w:pPr>
       <w:r>
-        <w:t xml:space="preserve">The study uses </w:t>
-      </w:r>
-      <w:r>
-        <w:rPr>
-          <w:b/>
-          <w:bCs/>
-        </w:rPr>
-        <w:t xml:space="preserve">purposive (judgement) sampling</w:t>
-      </w:r>
-      <w:r>
-        <w:t xml:space="preserve">. Items were selected for their rhetorical richness, prioritising content that was (a) widely shared, (b) creatively distinct, (c) clearly illustrative of a specific rhetorical device, or (d) highly relatable to Gen Z. Each item is unique, but all of them tie back to the single objective of the movement — accountability and justice.</w:t>
+        <w:t xml:space="preserve">The corpus for this project consists of 13 items collected from various platforms such as Instagram feeds of protestors, independent journalists, and influencers who visited the protest. Another source used to collect the corpus is Pinterest. One photograph has been sourced via BBC News. The photographs and slang are between June 6, 2026, and July 25, 2026. Each item is unique, but together they tie back to the single objective of accountability and justice. Items were selected based on their rhetorical richness— prioritizing content that was highly shared, creatively distinct, especially illustrative of specific devices (satire, absurdism, irony, parody, etc.), or relatable to Gen Z.</w:t>
       </w:r>
     </w:p>
     <w:p>
@@ -1965,37 +1907,17 @@
         <w:jc w:val="both"/>
       </w:pPr>
       <w:r>
-        <w:t xml:space="preserve">The corpus consists of </w:t>
+        <w:t xml:space="preserve">This means the sampling is purposive— items were picked on purpose, for what they could show, and not randomly. Out of the 13 items collected, </w:t>
       </w:r>
       <w:r>
         <w:rPr>
           <w:b/>
           <w:bCs/>
         </w:rPr>
-        <w:t xml:space="preserve">13 items</w:t>
-      </w:r>
-      <w:r>
-        <w:t xml:space="preserve"> (photographs of protest posters, memes and slang) dated between </w:t>
-      </w:r>
-      <w:r>
-        <w:rPr>
-          <w:b/>
-          <w:bCs/>
-        </w:rPr>
-        <w:t xml:space="preserve">6 June 2026 and 25 July 2026</w:t>
-      </w:r>
-      <w:r>
-        <w:t xml:space="preserve"> — the period from the first physical demonstration at Jantar Mantar to the resignation of the Union Education Minister. Of these, </w:t>
-      </w:r>
-      <w:r>
-        <w:rPr>
-          <w:b/>
-          <w:bCs/>
-        </w:rPr>
-        <w:t xml:space="preserve">seven representative items</w:t>
-      </w:r>
-      <w:r>
-        <w:t xml:space="preserve"> (Figures 1–7) were selected for detailed close reading in Chapter 4, so that every major rhetorical device in the corpus is covered at least once. The remaining items are documented in Appendix A.</w:t>
+        <w:t xml:space="preserve">7 items have been analysed in detail</w:t>
+      </w:r>
+      <w:r>
+        <w:t xml:space="preserve"> in this project (Figures 1–7). Analysing all 13 in the same depth would have made the project far too long, so these seven were chosen because together they cover every major rhetorical device found in the corpus— intertextuality, irony, parody, wordplay, comparative satire, slang reclamation and dark humor. The other 6 items are listed with their sources in Appendix A.</w:t>
       </w:r>
     </w:p>
     <w:p>
@@ -2016,17 +1938,7 @@
         <w:jc w:val="both"/>
       </w:pPr>
       <w:r>
-        <w:t xml:space="preserve">The study relies on </w:t>
-      </w:r>
-      <w:r>
-        <w:rPr>
-          <w:b/>
-          <w:bCs/>
-        </w:rPr>
-        <w:t xml:space="preserve">secondary data</w:t>
-      </w:r>
-      <w:r>
-        <w:t xml:space="preserve"> collected from publicly available digital sources:</w:t>
+        <w:t xml:space="preserve">The data used in this project is secondary data— all of it was already publicly posted online. The 13 items were collected from:</w:t>
       </w:r>
     </w:p>
     <w:p>
@@ -2040,14 +1952,7 @@
         <w:jc w:val="both"/>
       </w:pPr>
       <w:r>
-        <w:rPr>
-          <w:b/>
-          <w:bCs/>
-        </w:rPr>
-        <w:t xml:space="preserve">Instagram</w:t>
-      </w:r>
-      <w:r>
-        <w:t xml:space="preserve"> — feeds of protesters, independent journalists and influencers who visited the protest sites (3 items).</w:t>
+        <w:t xml:space="preserve">Instagram— 3 items, from the feeds of protestors, independent journalists and influencers who visited the protest.</w:t>
       </w:r>
     </w:p>
     <w:p>
@@ -2061,14 +1966,7 @@
         <w:jc w:val="both"/>
       </w:pPr>
       <w:r>
-        <w:rPr>
-          <w:b/>
-          <w:bCs/>
-        </w:rPr>
-        <w:t xml:space="preserve">Pinterest</w:t>
-      </w:r>
-      <w:r>
-        <w:t xml:space="preserve"> — boards where protest photographs were collected and re-circulated (9 items).</w:t>
+        <w:t xml:space="preserve">Pinterest— 9 items, from boards where protest photographs were saved and reshared.</w:t>
       </w:r>
     </w:p>
     <w:p>
@@ -2082,14 +1980,7 @@
         <w:jc w:val="both"/>
       </w:pPr>
       <w:r>
-        <w:rPr>
-          <w:b/>
-          <w:bCs/>
-        </w:rPr>
-        <w:t xml:space="preserve">BBC News</w:t>
-      </w:r>
-      <w:r>
-        <w:t xml:space="preserve"> — one photograph from news coverage of the protests (1 item).</w:t>
+        <w:t xml:space="preserve">BBC News— 1 photograph from their coverage of the protests.</w:t>
       </w:r>
     </w:p>
     <w:p>
@@ -2099,7 +1990,7 @@
         <w:jc w:val="both"/>
       </w:pPr>
       <w:r>
-        <w:t xml:space="preserve">For every item, the original creator or account was recorded so that the item could be credited. A scholarly article (Hakoköngäs et al., 2020) and standard works on memes, humour and resistance were consulted to build the theoretical framework.</w:t>
+        <w:t xml:space="preserve">For every item, the account it was taken from was noted down so that it could be credited properly. Along with this, the article by Hakoköngäs, Halmesvaara, and Sakki (2020) and some books on memes, humor and resistance were read to build the theoretical background.</w:t>
       </w:r>
     </w:p>
     <w:p>
@@ -2124,7 +2015,7 @@
         <w:jc w:val="both"/>
       </w:pPr>
       <w:r>
-        <w:t xml:space="preserve">The study is limited to visual and verbal protest material from 6 June to 25 July 2026; it does not cover offline speeches, chants or video reels in depth.</w:t>
+        <w:t xml:space="preserve">Only 7 out of the 13 items have been analysed in detail, so the findings are based on these seven.</w:t>
       </w:r>
     </w:p>
     <w:p>
@@ -2138,7 +2029,7 @@
         <w:jc w:val="both"/>
       </w:pPr>
       <w:r>
-        <w:t xml:space="preserve">The corpus is small and purposively selected, so the findings are interpretive and cannot be statistically generalised to all protest content.</w:t>
+        <w:t xml:space="preserve">The project only looks at posters, memes and slang between June 6 and July 25, 2026. Speeches, chants and reels have not been analysed in depth.</w:t>
       </w:r>
     </w:p>
     <w:p>
@@ -2152,7 +2043,7 @@
         <w:jc w:val="both"/>
       </w:pPr>
       <w:r>
-        <w:t xml:space="preserve">Because the movement is very recent, little academic scholarship exists on it, and the study relies mainly on primary digital material.</w:t>
+        <w:t xml:space="preserve">Since the items were chosen on purpose and the number is small, the findings can’t be generalised to every single post from the protest.</w:t>
       </w:r>
     </w:p>
     <w:p>
@@ -2166,7 +2057,21 @@
         <w:jc w:val="both"/>
       </w:pPr>
       <w:r>
-        <w:t xml:space="preserve">Images on social media are frequently re-posted, so the account credited may be a sharer rather than the original creator.</w:t>
+        <w:t xml:space="preserve">The movement is very recent, so there is almost no academic writing on it yet.</w:t>
+      </w:r>
+    </w:p>
+    <w:p>
+      <w:pPr>
+        <w:pStyle w:val="ListParagraph"/>
+        <w:numPr>
+          <w:ilvl w:val="0"/>
+          <w:numId w:val="3"/>
+        </w:numPr>
+        <w:spacing w:after="60" w:line="360"/>
+        <w:jc w:val="both"/>
+      </w:pPr>
+      <w:r>
+        <w:t xml:space="preserve">Posts on social media get reposted a lot, so the account credited may sometimes be the one who shared it and not the one who made it.</w:t>
       </w:r>
     </w:p>
     <w:p>
@@ -2187,54 +2092,7 @@
         <w:jc w:val="both"/>
       </w:pPr>
       <w:r>
-        <w:rPr>
-          <w:b/>
-          <w:bCs/>
-        </w:rPr>
-        <w:t xml:space="preserve">Chapter 1</w:t>
-      </w:r>
-      <w:r>
-        <w:t xml:space="preserve"> introduces the research problem, question, objectives and methodology. </w:t>
-      </w:r>
-      <w:r>
-        <w:rPr>
-          <w:b/>
-          <w:bCs/>
-        </w:rPr>
-        <w:t xml:space="preserve">Chapter 2</w:t>
-      </w:r>
-      <w:r>
-        <w:t xml:space="preserve"> sets out the theoretical background and reviews the literature. </w:t>
-      </w:r>
-      <w:r>
-        <w:rPr>
-          <w:b/>
-          <w:bCs/>
-        </w:rPr>
-        <w:t xml:space="preserve">Chapter 3</w:t>
-      </w:r>
-      <w:r>
-        <w:t xml:space="preserve"> profiles the study context — the NEET-UG examination, the National Testing Agency and the 2026 protest movement. </w:t>
-      </w:r>
-      <w:r>
-        <w:rPr>
-          <w:b/>
-          <w:bCs/>
-        </w:rPr>
-        <w:t xml:space="preserve">Chapter 4</w:t>
-      </w:r>
-      <w:r>
-        <w:t xml:space="preserve"> presents and interprets the data through close readings, tables and graphs. </w:t>
-      </w:r>
-      <w:r>
-        <w:rPr>
-          <w:b/>
-          <w:bCs/>
-        </w:rPr>
-        <w:t xml:space="preserve">Chapter 5</w:t>
-      </w:r>
-      <w:r>
-        <w:t xml:space="preserve"> presents the findings, conclusion and suggestions.</w:t>
+        <w:t xml:space="preserve">Chapter 1 introduces the topic, the research question and the methodology. Chapter 2 covers the theoretical background and the literature review. Chapter 3 gives the profile of the study context— the NEET-UG exam, the NTA and the protest itself, since this project is not attached to any organisation. Chapter 4 is the analysis of the seven items along with tables and graphs. Chapter 5 gives the findings, conclusion and suggestions.</w:t>
       </w:r>
     </w:p>
     <w:p>
@@ -2275,7 +2133,7 @@
         <w:jc w:val="left"/>
       </w:pPr>
       <w:r>
-        <w:t xml:space="preserve">2.1 Introduction</w:t>
+        <w:t xml:space="preserve">2.1 Theoretical Background</w:t>
       </w:r>
     </w:p>
     <w:p>
@@ -2285,7 +2143,127 @@
         <w:jc w:val="both"/>
       </w:pPr>
       <w:r>
-        <w:t xml:space="preserve">This chapter places the project within existing ideas about internet memes, humour, irony and political resistance. It first explains the key theoretical concepts used in the analysis and then reviews the principal study on which the methodology is built, before identifying the research gap this project fills.</w:t>
+        <w:t xml:space="preserve">Before getting into the literature review, a few ideas need to be explained because they come up again and again in the analysis.</w:t>
+      </w:r>
+    </w:p>
+    <w:p>
+      <w:pPr>
+        <w:keepNext/>
+        <w:spacing w:after="60" w:before="60" w:line="360"/>
+        <w:jc w:val="left"/>
+      </w:pPr>
+      <w:r>
+        <w:rPr>
+          <w:b/>
+          <w:bCs/>
+        </w:rPr>
+        <w:t xml:space="preserve">Memes</w:t>
+      </w:r>
+    </w:p>
+    <w:p>
+      <w:pPr>
+        <w:spacing w:after="120" w:before="0" w:line="360"/>
+        <w:ind w:firstLine="567"/>
+        <w:jc w:val="both"/>
+      </w:pPr>
+      <w:r>
+        <w:t xml:space="preserve">Limor Shifman (2014) describes internet memes as digital items that share common content, form and stance, and that are created, copied and changed by many users. In simple words— a meme isn’t one joke, it’s a format everyone already knows and anyone can join in on. Ryan M. Milner (2016) calls this ‘participatory’, and that is exactly what happened in the protests: anyone who knew the format could make a poster.</w:t>
+      </w:r>
+    </w:p>
+    <w:p>
+      <w:pPr>
+        <w:keepNext/>
+        <w:spacing w:after="60" w:before="60" w:line="360"/>
+        <w:jc w:val="left"/>
+      </w:pPr>
+      <w:r>
+        <w:rPr>
+          <w:b/>
+          <w:bCs/>
+        </w:rPr>
+        <w:t xml:space="preserve">Multimodality</w:t>
+      </w:r>
+    </w:p>
+    <w:p>
+      <w:pPr>
+        <w:spacing w:after="120" w:before="0" w:line="360"/>
+        <w:ind w:firstLine="567"/>
+        <w:jc w:val="both"/>
+      </w:pPr>
+      <w:r>
+        <w:t xml:space="preserve">Gunther Kress and Theo van Leeuwen (2006) argue that images, colour, layout and fonts carry meaning just like words do. So a protest poster isn’t only its text— the handwriting, the red colour of an ‘error’ message, a printed cartoon character, all of it is part of what it is saying. Multimodal discourse analysis reads all of these together (Kress, 2012).</w:t>
+      </w:r>
+    </w:p>
+    <w:p>
+      <w:pPr>
+        <w:keepNext/>
+        <w:spacing w:after="60" w:before="60" w:line="360"/>
+        <w:jc w:val="left"/>
+      </w:pPr>
+      <w:r>
+        <w:rPr>
+          <w:b/>
+          <w:bCs/>
+        </w:rPr>
+        <w:t xml:space="preserve">Intertextuality and Parody</w:t>
+      </w:r>
+    </w:p>
+    <w:p>
+      <w:pPr>
+        <w:spacing w:after="120" w:before="0" w:line="360"/>
+        <w:ind w:firstLine="567"/>
+        <w:jc w:val="both"/>
+      </w:pPr>
+      <w:r>
+        <w:t xml:space="preserve">Intertextuality, a term given by Julia Kristeva, means that every text is built out of other texts. Linda Hutcheon (1985) describes parody as ‘repetition with critical difference’— something familiar is repeated, but turned around to criticise. When a protestor rewrites Spider-Man’s line or Dora’s question, this is exactly what is happening.</w:t>
+      </w:r>
+    </w:p>
+    <w:p>
+      <w:pPr>
+        <w:keepNext/>
+        <w:spacing w:after="60" w:before="60" w:line="360"/>
+        <w:jc w:val="left"/>
+      </w:pPr>
+      <w:r>
+        <w:rPr>
+          <w:b/>
+          <w:bCs/>
+        </w:rPr>
+        <w:t xml:space="preserve">Irony</w:t>
+      </w:r>
+    </w:p>
+    <w:p>
+      <w:pPr>
+        <w:spacing w:after="120" w:before="0" w:line="360"/>
+        <w:ind w:firstLine="567"/>
+        <w:jc w:val="both"/>
+      </w:pPr>
+      <w:r>
+        <w:t xml:space="preserve">Hutcheon (1994) says irony has an ‘edge’— it says one thing and means another, and in doing so it separates the people who get it from the people who don’t. This is why so many of the posters in this project have a dual-layered audience: an in-group that gets the joke instantly, and an out-group that is left outside it.</w:t>
+      </w:r>
+    </w:p>
+    <w:p>
+      <w:pPr>
+        <w:keepNext/>
+        <w:spacing w:after="60" w:before="60" w:line="360"/>
+        <w:jc w:val="left"/>
+      </w:pPr>
+      <w:r>
+        <w:rPr>
+          <w:b/>
+          <w:bCs/>
+        </w:rPr>
+        <w:t xml:space="preserve">Humor as Resistance</w:t>
+      </w:r>
+    </w:p>
+    <w:p>
+      <w:pPr>
+        <w:spacing w:after="120" w:before="0" w:line="360"/>
+        <w:ind w:firstLine="567"/>
+        <w:jc w:val="both"/>
+      </w:pPr>
+      <w:r>
+        <w:t xml:space="preserve">Humor being used against power isn’t new. Mikhail Bakhtin (1984) wrote about the ‘carnivalesque’— moments where laughter turns the official world upside down and makes authority look ridiculous. James C. Scott (1990) showed how people with less power use jokes and disguised speech as a kind of weapon, because it is hard to punish someone for ‘just a joke’. Majken Jul Sørensen (2016), who studied humor in political activism, found that it helps activists get attention, build solidarity and weaken the authority of those in power. So humor and resistance aren’t opposites— humor can be one of the strongest forms of resistance.</w:t>
       </w:r>
     </w:p>
     <w:p>
@@ -2296,21 +2274,7 @@
         <w:jc w:val="left"/>
       </w:pPr>
       <w:r>
-        <w:t xml:space="preserve">2.2 Theoretical Background</w:t>
-      </w:r>
-    </w:p>
-    <w:p>
-      <w:pPr>
-        <w:keepNext/>
-        <w:spacing w:after="60" w:before="60" w:line="360"/>
-        <w:jc w:val="left"/>
-      </w:pPr>
-      <w:r>
-        <w:rPr>
-          <w:b/>
-          <w:bCs/>
-        </w:rPr>
-        <w:t xml:space="preserve">2.2.1 Internet Memes as Communication</w:t>
+        <w:t xml:space="preserve">2.2 Review of Literature</w:t>
       </w:r>
     </w:p>
     <w:p>
@@ -2320,21 +2284,7 @@
         <w:jc w:val="both"/>
       </w:pPr>
       <w:r>
-        <w:t xml:space="preserve">Limor Shifman (2014) defines internet memes as groups of digital items that share common characteristics of content, form and stance, that are created with awareness of each other, and that are circulated, imitated and transformed by many users. Memes are therefore not just jokes; they are a shared language. Ryan M. Milner (2016) describes this as a ‘participatory’ language — anyone who knows the format can join in. This participatory quality is central to understanding why memes became the language of the NEET-UG protests.</w:t>
-      </w:r>
-    </w:p>
-    <w:p>
-      <w:pPr>
-        <w:keepNext/>
-        <w:spacing w:after="60" w:before="60" w:line="360"/>
-        <w:jc w:val="left"/>
-      </w:pPr>
-      <w:r>
-        <w:rPr>
-          <w:b/>
-          <w:bCs/>
-        </w:rPr>
-        <w:t xml:space="preserve">2.2.2 Multimodality</w:t>
+        <w:t xml:space="preserve">Multimodal discourse analysis provides the primary methodological foundation for this project. Hakoköngäs, Halmesvaara, and Sakki (2020) applied this framework to analyze 426 internet memes posted by two far-right Finnish groups, arguing that memes function as a distinct mode of political communication— not mere images, but persuasive tools that combine visual and textual elements to construct ideological meaning. Their study examined memes along three dimensions— 1. Content (thematic categories), 2. Form (visual composition, colour, font), and 3. Rhetorical function (the persuasive work each meme performs). They found that irony and humor were deliberately used to crystallize arguments into an easily shareable form, building in-group solidarity while delegitimizing opponents.</w:t>
       </w:r>
     </w:p>
     <w:p>
@@ -2344,79 +2294,7 @@
         <w:jc w:val="both"/>
       </w:pPr>
       <w:r>
-        <w:t xml:space="preserve">Gunther Kress and Theo van Leeuwen (2006) argue that images, colour, layout and typography carry meaning just as words do. A protest poster is a multimodal text: the handwritten font, the red ‘error’ colour, or the printed image of a cartoon character are all part of its argument. Multimodal discourse analysis reads all these modes together (Kress, 2012).</w:t>
-      </w:r>
-    </w:p>
-    <w:p>
-      <w:pPr>
-        <w:keepNext/>
-        <w:spacing w:after="60" w:before="60" w:line="360"/>
-        <w:jc w:val="left"/>
-      </w:pPr>
-      <w:r>
-        <w:rPr>
-          <w:b/>
-          <w:bCs/>
-        </w:rPr>
-        <w:t xml:space="preserve">2.2.3 Intertextuality and Parody</w:t>
-      </w:r>
-    </w:p>
-    <w:p>
-      <w:pPr>
-        <w:spacing w:after="120" w:before="0" w:line="360"/>
-        <w:ind w:firstLine="567"/>
-        <w:jc w:val="both"/>
-      </w:pPr>
-      <w:r>
-        <w:t xml:space="preserve">Intertextuality, a term introduced by Julia Kristeva, refers to the way every text is built out of other texts. Linda Hutcheon (1985) describes parody as ‘repetition with critical difference’ — a familiar text is repeated, but turned to a new and often critical purpose. When a protester rewrites Spider-Man’s moral lesson or Dora the Explorer’s question, they are using exactly this mechanism.</w:t>
-      </w:r>
-    </w:p>
-    <w:p>
-      <w:pPr>
-        <w:keepNext/>
-        <w:spacing w:after="60" w:before="60" w:line="360"/>
-        <w:jc w:val="left"/>
-      </w:pPr>
-      <w:r>
-        <w:rPr>
-          <w:b/>
-          <w:bCs/>
-        </w:rPr>
-        <w:t xml:space="preserve">2.2.4 Irony</w:t>
-      </w:r>
-    </w:p>
-    <w:p>
-      <w:pPr>
-        <w:spacing w:after="120" w:before="0" w:line="360"/>
-        <w:ind w:firstLine="567"/>
-        <w:jc w:val="both"/>
-      </w:pPr>
-      <w:r>
-        <w:t xml:space="preserve">Hutcheon (1994) argues that irony always has an ‘edge’: it says one thing and means another, and it creates communities of those who understand it and those who do not. This idea is used in this project to explain the dual-layered audience of protest humour — an in-group that gets the joke instantly and an out-group that is left outside it.</w:t>
-      </w:r>
-    </w:p>
-    <w:p>
-      <w:pPr>
-        <w:keepNext/>
-        <w:spacing w:after="60" w:before="60" w:line="360"/>
-        <w:jc w:val="left"/>
-      </w:pPr>
-      <w:r>
-        <w:rPr>
-          <w:b/>
-          <w:bCs/>
-        </w:rPr>
-        <w:t xml:space="preserve">2.2.5 Humour, Carnival and Resistance</w:t>
-      </w:r>
-    </w:p>
-    <w:p>
-      <w:pPr>
-        <w:spacing w:after="120" w:before="0" w:line="360"/>
-        <w:ind w:firstLine="567"/>
-        <w:jc w:val="both"/>
-      </w:pPr>
-      <w:r>
-        <w:t xml:space="preserve">Mikhail Bakhtin’s (1984) idea of the ‘carnivalesque’ describes how laughter temporarily turns the official world upside down, mocking authority and making the powerful look ridiculous. James C. Scott (1990) shows how subordinate groups use jokes, rumours and disguised speech as ‘weapons’ that are hard for authorities to punish. Majken Jul Sørensen (2016) studies humour in political activism and shows that humour can attract attention, build solidarity among activists and undermine the authority of the powerful. Together, these ideas suggest that humour is not opposed to resistance — it can be one of its most effective forms.</w:t>
+        <w:t xml:space="preserve">Their study focuses on far-right nationalist rhetoric, this project adapts the same multimodal, three layer method to a very different context— analyzing how Gen Z used irony and humor not to entrench extremist ideology but to sustain a youth-led protest against institutional failure. No existing literature has yet applied this framework to the NEET-UG 2026 Gen Z protests, as the movement is recent enough that academic scholarship has not caught up— this project fills the gap by extending an established method to a new, unstudied case, while helping non-Gen Z generations to understand the new-age language of Gen Z.</w:t>
       </w:r>
     </w:p>
     <w:p>
@@ -2427,7 +2305,7 @@
         <w:jc w:val="left"/>
       </w:pPr>
       <w:r>
-        <w:t xml:space="preserve">2.3 Review of Principal Literature</w:t>
+        <w:t xml:space="preserve">2.3 Research Gap</w:t>
       </w:r>
     </w:p>
     <w:p>
@@ -2437,77 +2315,46 @@
         <w:jc w:val="both"/>
       </w:pPr>
       <w:r>
-        <w:t xml:space="preserve">Multimodal discourse analysis provides the primary methodological foundation for this project. Hakoköngäs, Halmesvaara and Sakki (2020), in their article “Persuasion Through Bitter Humor: Multimodal Discourse Analysis of Rhetoric in Internet Memes of Two Far-Right Groups in Finland”, published in </w:t>
-      </w:r>
-      <w:r>
-        <w:rPr>
-          <w:i/>
-          <w:iCs/>
-        </w:rPr>
-        <w:t xml:space="preserve">Social Media + Society</w:t>
-      </w:r>
-      <w:r>
-        <w:t xml:space="preserve">, analysed </w:t>
-      </w:r>
+        <w:t xml:space="preserve">Most of the existing work on memes and politics is about Western countries, election campaigns, or extremist groups like the ones Hakoköngäs and others studied. There is hardly anything on Indian student movements, and even less on the way Indian Gen Z actually talks— a mix of English, Hindi, Hinglish, internet slang and global pop culture. And on the NEET-UG 2026 protests specifically, there is no academic work at all yet. That is the gap this project tries to fill.</w:t>
+      </w:r>
+    </w:p>
+    <w:p>
+      <w:r>
+        <w:br w:type="page"/>
+      </w:r>
+    </w:p>
+    <w:p>
+      <w:pPr>
+        <w:pStyle w:val="Heading1"/>
+        <w:keepNext/>
+        <w:spacing w:after="0" w:line="360"/>
+        <w:jc w:val="center"/>
+      </w:pPr>
+      <w:r>
+        <w:t xml:space="preserve">CHAPTER 3</w:t>
+      </w:r>
+    </w:p>
+    <w:p>
+      <w:pPr>
+        <w:keepNext/>
+        <w:spacing w:after="240" w:line="360"/>
+        <w:jc w:val="center"/>
+      </w:pPr>
       <w:r>
         <w:rPr>
           <w:b/>
           <w:bCs/>
         </w:rPr>
-        <w:t xml:space="preserve">426 internet memes</w:t>
-      </w:r>
-      <w:r>
-        <w:t xml:space="preserve"> posted on Facebook between 2015 and 2017 by two Finnish far-right groups, Finland First and the Soldiers of Odin. They argue that memes function as a distinct mode of political communication — not mere images, but persuasive tools that combine visual and textual elements to construct ideological meaning.</w:t>
+        <w:t xml:space="preserve">PROFILE OF THE STUDY CONTEXT</w:t>
       </w:r>
     </w:p>
     <w:p>
       <w:pPr>
         <w:spacing w:after="120" w:before="0" w:line="360"/>
-        <w:ind w:firstLine="567"/>
         <w:jc w:val="both"/>
       </w:pPr>
       <w:r>
-        <w:t xml:space="preserve">Their study examined memes along three dimensions: (1) </w:t>
-      </w:r>
-      <w:r>
-        <w:rPr>
-          <w:b/>
-          <w:bCs/>
-        </w:rPr>
-        <w:t xml:space="preserve">content</w:t>
-      </w:r>
-      <w:r>
-        <w:t xml:space="preserve"> — the thematic categories, which they found to be history, humour, mythology, symbols, news and mottos; (2) </w:t>
-      </w:r>
-      <w:r>
-        <w:rPr>
-          <w:b/>
-          <w:bCs/>
-        </w:rPr>
-        <w:t xml:space="preserve">form</w:t>
-      </w:r>
-      <w:r>
-        <w:t xml:space="preserve"> — visual composition, colour and font; and (3) </w:t>
-      </w:r>
-      <w:r>
-        <w:rPr>
-          <w:b/>
-          <w:bCs/>
-        </w:rPr>
-        <w:t xml:space="preserve">rhetorical function</w:t>
-      </w:r>
-      <w:r>
-        <w:t xml:space="preserve"> — the persuasive work each meme performs. They found that irony and humour were deliberately used to crystallise arguments into an easily shareable and concise form, building in-group solidarity while delegitimising opponents, which made memes useful tools for persuasion, mobilisation and attracting new audiences.</w:t>
-      </w:r>
-    </w:p>
-    <w:p>
-      <w:pPr>
-        <w:spacing w:after="120" w:before="0" w:line="360"/>
-        <w:ind w:firstLine="567"/>
-        <w:jc w:val="both"/>
-      </w:pPr>
-      <w:r>
-        <w:t xml:space="preserve">While their study focuses on far-right nationalist rhetoric, this project adapts the same multimodal, three-layer method to a very different context — analysing how Gen Z used irony and humour not to entrench extremist ideology but to sustain a youth-led protest against institutional failure. The ‘bitter humour’ they identify in one context reappears here as what this project calls ‘serious unseriousness’.</w:t>
+        <w:t xml:space="preserve">Since this project is not done with or for any organisation, this chapter gives the profile of the context instead— the exam, the agency responsible for it, and the protest itself.</w:t>
       </w:r>
     </w:p>
     <w:p>
@@ -2518,7 +2365,7 @@
         <w:jc w:val="left"/>
       </w:pPr>
       <w:r>
-        <w:t xml:space="preserve">2.4 Research Gap</w:t>
+        <w:t xml:space="preserve">3.1 The NEET-UG Exam</w:t>
       </w:r>
     </w:p>
     <w:p>
@@ -2528,7 +2375,7 @@
         <w:jc w:val="both"/>
       </w:pPr>
       <w:r>
-        <w:t xml:space="preserve">No existing literature has yet applied this framework to the NEET-UG 2026 Gen Z protests. The movement is recent enough that academic scholarship has not caught up with it. Existing studies of memes and politics tend to focus on Western contexts, on election campaigns, or on extremist groups. Very little attention has been given to Indian student movements or to the specific language of Indian Gen Z — its mixture of English, Hindi, Hinglish, internet slang and global pop culture. This project fills the gap by extending an established method to a new, unstudied case, while helping non-Gen Z generations understand the new-age language of Gen Z.</w:t>
+        <w:t xml:space="preserve">NEET-UG (National Eligibility cum Entrance Test– Undergraduate) is the one national entrance exam for getting into undergraduate medical courses in India, like MBBS, BDS and AYUSH courses. More than twenty lakh students write it every year. For most of these students it means years of preparation, coaching fees, and a huge amount of pressure from themselves and their families— which is why a paper leak isn’t just an ‘irregularity’, it messes with lakhs of lives at once.</w:t>
       </w:r>
     </w:p>
     <w:p>
@@ -2539,7 +2386,7 @@
         <w:jc w:val="left"/>
       </w:pPr>
       <w:r>
-        <w:t xml:space="preserve">2.5 Conclusion</w:t>
+        <w:t xml:space="preserve">3.2 The National Testing Agency (NTA)</w:t>
       </w:r>
     </w:p>
     <w:p>
@@ -2549,50 +2396,7 @@
         <w:jc w:val="both"/>
       </w:pPr>
       <w:r>
-        <w:t xml:space="preserve">The literature shows that memes are a persuasive, participatory and multimodal form of communication, and that humour has long been used as a weapon of the less powerful. What remains unexamined is how these ideas apply to an Indian, youth-led, education-focused protest. Chapter 3 now describes that context.</w:t>
-      </w:r>
-    </w:p>
-    <w:p>
-      <w:r>
-        <w:br w:type="page"/>
-      </w:r>
-    </w:p>
-    <w:p>
-      <w:pPr>
-        <w:pStyle w:val="Heading1"/>
-        <w:keepNext/>
-        <w:spacing w:after="0" w:line="360"/>
-        <w:jc w:val="center"/>
-      </w:pPr>
-      <w:r>
-        <w:t xml:space="preserve">CHAPTER 3</w:t>
-      </w:r>
-    </w:p>
-    <w:p>
-      <w:pPr>
-        <w:keepNext/>
-        <w:spacing w:after="240" w:line="360"/>
-        <w:jc w:val="center"/>
-      </w:pPr>
-      <w:r>
-        <w:rPr>
-          <w:b/>
-          <w:bCs/>
-        </w:rPr>
-        <w:t xml:space="preserve">PROFILE OF THE STUDY CONTEXT</w:t>
-      </w:r>
-    </w:p>
-    <w:p>
-      <w:pPr>
-        <w:spacing w:after="120" w:before="0" w:line="360"/>
-        <w:jc w:val="both"/>
-      </w:pPr>
-      <w:r>
-        <w:rPr>
-          <w:i/>
-          <w:iCs/>
-        </w:rPr>
-        <w:t xml:space="preserve">Note: This Field Project is not attached to a host organisation. In place of an organisational profile, this chapter profiles the institutions and the movement that form the context of the study.</w:t>
+        <w:t xml:space="preserve">The National Testing Agency is the body set up under the Ministry of Education, Government of India, to conduct big entrance exams including NEET-UG. Since the NTA is responsible for setting the paper, conducting the exam and keeping it secure, it became— along with the Union Ministry of Education— the main target of the protests after the leak.</w:t>
       </w:r>
     </w:p>
     <w:p>
@@ -2603,7 +2407,7 @@
         <w:jc w:val="left"/>
       </w:pPr>
       <w:r>
-        <w:t xml:space="preserve">3.1 The NEET-UG Examination</w:t>
+        <w:t xml:space="preserve">3.3 The NEET-UG 2026 Protests</w:t>
       </w:r>
     </w:p>
     <w:p>
@@ -2613,69 +2417,21 @@
         <w:jc w:val="both"/>
       </w:pPr>
       <w:r>
-        <w:t xml:space="preserve">The National Eligibility cum Entrance Test (Undergraduate), commonly known as NEET-UG, is the single national entrance examination for admission to undergraduate medical courses in India, including MBBS, BDS and AYUSH programmes. It is one of the largest examinations in the country, taken every year by more than twenty lakh candidates. For many students and families, NEET-UG represents years of preparation, financial sacrifice and emotional pressure, which is why any irregularity in the examination affects the lives of lakhs of young people.</w:t>
-      </w:r>
-    </w:p>
-    <w:p>
-      <w:pPr>
-        <w:pStyle w:val="Heading2"/>
+        <w:t xml:space="preserve">After the NEET-UG 2026 paper leak, students all over India came out to demand accountability. Their main demands were— accountability for the leak and for the repeated failures of the education system, the resignation of the Union Education Minister, and compensation and relief for the families of students who died by suicide because of the exam turmoil. The demonstrations at Jantar Mantar were led by the Cockroach Janta Party (CJP) along with various student groups, including the All India Students’ Association (AISA). Even the name of the group leading the protest is satire— which says a lot about the tone of this whole movement.</w:t>
+      </w:r>
+    </w:p>
+    <w:p>
+      <w:pPr>
         <w:keepNext/>
-        <w:spacing w:after="120" w:before="120" w:line="360"/>
+        <w:spacing w:after="60" w:before="60" w:line="360"/>
         <w:jc w:val="left"/>
       </w:pPr>
-      <w:r>
-        <w:t xml:space="preserve">3.2 The National Testing Agency (NTA)</w:t>
-      </w:r>
-    </w:p>
-    <w:p>
-      <w:pPr>
-        <w:spacing w:after="120" w:before="0" w:line="360"/>
-        <w:ind w:firstLine="567"/>
-        <w:jc w:val="both"/>
-      </w:pPr>
-      <w:r>
-        <w:t xml:space="preserve">The National Testing Agency is an autonomous body set up by the Ministry of Education, Government of India, to conduct major entrance examinations, including NEET-UG. As the body responsible for setting, conducting and securing the examination, the NTA — along with the Union Ministry of Education — became the main institutional target of the protests after the paper leak.</w:t>
-      </w:r>
-    </w:p>
-    <w:p>
-      <w:pPr>
-        <w:pStyle w:val="Heading2"/>
-        <w:keepNext/>
-        <w:spacing w:after="120" w:before="120" w:line="360"/>
-        <w:jc w:val="left"/>
-      </w:pPr>
-      <w:r>
-        <w:t xml:space="preserve">3.3 The NEET-UG 2026 Paper Leak and the Protest Movement</w:t>
-      </w:r>
-    </w:p>
-    <w:p>
-      <w:pPr>
-        <w:spacing w:after="120" w:before="0" w:line="360"/>
-        <w:ind w:firstLine="567"/>
-        <w:jc w:val="both"/>
-      </w:pPr>
-      <w:r>
-        <w:t xml:space="preserve">Following the NEET-UG 2026 paper leak, students across India demanded accountability from the government. Their main demands were: (a) accountability for the leak and for the repeated failures of the education system; (b) the resignation of the Union Education Minister; and (c) compensation and relief for the families of students who died by suicide due to examination turmoil. The physical protest was led by the </w:t>
-      </w:r>
       <w:r>
         <w:rPr>
           <w:b/>
           <w:bCs/>
         </w:rPr>
-        <w:t xml:space="preserve">Cockroach Janta Party (CJP)</w:t>
-      </w:r>
-      <w:r>
-        <w:t xml:space="preserve"> — a satirical, meme-based youth collective that offered a humorous counter-narrative to institutional failure — together with various student groups, including the </w:t>
-      </w:r>
-      <w:r>
-        <w:rPr>
-          <w:b/>
-          <w:bCs/>
-        </w:rPr>
-        <w:t xml:space="preserve">All India Students’ Association (AISA)</w:t>
-      </w:r>
-      <w:r>
-        <w:t xml:space="preserve">.</w:t>
+        <w:t xml:space="preserve">Key Dates and Timeline</w:t>
       </w:r>
     </w:p>
     <w:p>
@@ -2689,7 +2445,7 @@
           <w:b/>
           <w:bCs/>
         </w:rPr>
-        <w:t xml:space="preserve">Table 3.1: Timeline of the NEET-UG 2026 protest movement</w:t>
+        <w:t xml:space="preserve">Table 3.1. Key dates and timeline of the protests</w:t>
       </w:r>
     </w:p>
     <w:tbl>
@@ -2775,7 +2531,7 @@
                 <w:sz w:val="22"/>
                 <w:szCs w:val="22"/>
               </w:rPr>
-              <w:t xml:space="preserve">Event</w:t>
+              <w:t xml:space="preserve">What happened</w:t>
             </w:r>
           </w:p>
         </w:tc>
@@ -2811,7 +2567,7 @@
                 <w:sz w:val="22"/>
                 <w:szCs w:val="22"/>
               </w:rPr>
-              <w:t xml:space="preserve">6 June 2026</w:t>
+              <w:t xml:space="preserve">June 6, 2026</w:t>
             </w:r>
           </w:p>
         </w:tc>
@@ -2841,7 +2597,7 @@
                 <w:sz w:val="22"/>
                 <w:szCs w:val="22"/>
               </w:rPr>
-              <w:t xml:space="preserve">Physical demonstrations begin at Jantar Mantar, New Delhi, led by the Cockroach Janta Party (CJP) and various student groups, demanding accountability and the Education Minister’s resignation.</w:t>
+              <w:t xml:space="preserve">Physical demonstration began at Jantar Mantar, New Delhi, led by Cockroach Janta Party (CJP) and various student groups for demanding accountability and education minister’s resignation.</w:t>
             </w:r>
           </w:p>
         </w:tc>
@@ -2877,7 +2633,7 @@
                 <w:sz w:val="22"/>
                 <w:szCs w:val="22"/>
               </w:rPr>
-              <w:t xml:space="preserve">28 June 2026</w:t>
+              <w:t xml:space="preserve">June 28, 2026</w:t>
             </w:r>
           </w:p>
         </w:tc>
@@ -2907,7 +2663,7 @@
                 <w:sz w:val="22"/>
                 <w:szCs w:val="22"/>
               </w:rPr>
-              <w:t xml:space="preserve">Education activist Sonam Wangchuk joins the Jantar Mantar protest and begins an indefinite hunger strike, alongside six AISA student activists.</w:t>
+              <w:t xml:space="preserve">Activist Sonam Wangchuk joined the Jantar Mantar protest and began his indefinite hunger strike.</w:t>
             </w:r>
           </w:p>
         </w:tc>
@@ -2943,7 +2699,7 @@
                 <w:sz w:val="22"/>
                 <w:szCs w:val="22"/>
               </w:rPr>
-              <w:t xml:space="preserve">18 July 2026</w:t>
+              <w:t xml:space="preserve">July 18, 2026</w:t>
             </w:r>
           </w:p>
         </w:tc>
@@ -2973,7 +2729,7 @@
                 <w:sz w:val="22"/>
                 <w:szCs w:val="22"/>
               </w:rPr>
-              <w:t xml:space="preserve">Police remove a weakened Sonam Wangchuk from the protest site.</w:t>
+              <w:t xml:space="preserve">Police removed a weakened Sonam Wangchuk from the protest site.</w:t>
             </w:r>
           </w:p>
         </w:tc>
@@ -3009,7 +2765,7 @@
                 <w:sz w:val="22"/>
                 <w:szCs w:val="22"/>
               </w:rPr>
-              <w:t xml:space="preserve">20 July 2026</w:t>
+              <w:t xml:space="preserve">July 20, 2026</w:t>
             </w:r>
           </w:p>
         </w:tc>
@@ -3039,7 +2795,7 @@
                 <w:sz w:val="22"/>
                 <w:szCs w:val="22"/>
               </w:rPr>
-              <w:t xml:space="preserve">The ‘Sansad Chalo’ (March to Parliament) takes place in New Delhi, resulting in violent clashes with security forces and allegations of brutality against students.</w:t>
+              <w:t xml:space="preserve">The ‘Sansad Chalo’— March to Parliament took place in New Delhi— resulting in violent clashes with security forces and student brutality.</w:t>
             </w:r>
           </w:p>
         </w:tc>
@@ -3075,7 +2831,7 @@
                 <w:sz w:val="22"/>
                 <w:szCs w:val="22"/>
               </w:rPr>
-              <w:t xml:space="preserve">23 July 2026</w:t>
+              <w:t xml:space="preserve">July 23, 2026</w:t>
             </w:r>
           </w:p>
         </w:tc>
@@ -3105,7 +2861,7 @@
                 <w:sz w:val="22"/>
                 <w:szCs w:val="22"/>
               </w:rPr>
-              <w:t xml:space="preserve">The protests expand into a nationwide agitation across multiple states, including Tamil Nadu and Kerala.</w:t>
+              <w:t xml:space="preserve">Protests expanded into a nationwide agitation across multiple states such as Tamil Nadu and Kerala.</w:t>
             </w:r>
           </w:p>
         </w:tc>
@@ -3141,7 +2897,7 @@
                 <w:sz w:val="22"/>
                 <w:szCs w:val="22"/>
               </w:rPr>
-              <w:t xml:space="preserve">25 July 2026</w:t>
+              <w:t xml:space="preserve">July 25, 2026</w:t>
             </w:r>
           </w:p>
         </w:tc>
@@ -3171,7 +2927,7 @@
                 <w:sz w:val="22"/>
                 <w:szCs w:val="22"/>
               </w:rPr>
-              <w:t xml:space="preserve">Union Education Minister Dharmendra Pradhan resigns from his position.</w:t>
+              <w:t xml:space="preserve">Union Education Minister ‘Dharmendra Pradhan’ resigned from his education minister position.</w:t>
             </w:r>
           </w:p>
         </w:tc>
@@ -3190,7 +2946,7 @@
         <w:jc w:val="left"/>
       </w:pPr>
       <w:r>
-        <w:t xml:space="preserve">3.4 Gen Z as the Protesting Generation</w:t>
+        <w:t xml:space="preserve">3.4 Gen Z— the Generation Protesting</w:t>
       </w:r>
     </w:p>
     <w:p>
@@ -3200,7 +2956,37 @@
         <w:jc w:val="both"/>
       </w:pPr>
       <w:r>
-        <w:t xml:space="preserve">Generation Z — broadly, those born between the late 1990s and the early 2010s — is the first generation to grow up entirely online. Its everyday language is shaped by Instagram reels, Pinterest boards, memes, Marvel films, Hindi-dubbed cartoons, quick-commerce apps and internet slang such as ‘baddie’, ‘brainrot’ and ‘404’. NEET-UG aspirants belong almost entirely to this generation. It was therefore natural that when they protested, they protested in the language they know best — and that this language travelled as quickly online as it did on the streets.</w:t>
+        <w:t xml:space="preserve">Gen Z is roughly everyone born between the late 1990s and the early 2010s— the first generation that has grown up completely online. Our everyday language comes from Instagram reels, Pinterest boards, memes, Marvel movies, Hindi-dubbed cartoons, Blinkit, and slang like ‘baddie’, ‘brainrot’ and ‘404’. Almost every NEET-UG aspirant belongs to this generation. So when they protested, it only made sense that they protested in the language they know best— and that language spread online just as fast as it did on the streets.</w:t>
+      </w:r>
+    </w:p>
+    <w:p>
+      <w:r>
+        <w:br w:type="page"/>
+      </w:r>
+    </w:p>
+    <w:p>
+      <w:pPr>
+        <w:pStyle w:val="Heading1"/>
+        <w:keepNext/>
+        <w:spacing w:after="0" w:line="360"/>
+        <w:jc w:val="center"/>
+      </w:pPr>
+      <w:r>
+        <w:t xml:space="preserve">CHAPTER 4</w:t>
+      </w:r>
+    </w:p>
+    <w:p>
+      <w:pPr>
+        <w:keepNext/>
+        <w:spacing w:after="240" w:line="360"/>
+        <w:jc w:val="center"/>
+      </w:pPr>
+      <w:r>
+        <w:rPr>
+          <w:b/>
+          <w:bCs/>
+        </w:rPr>
+        <w:t xml:space="preserve">DATA ANALYSIS AND INTERPRETATION</w:t>
       </w:r>
     </w:p>
     <w:p>
@@ -3211,7 +2997,7 @@
         <w:jc w:val="left"/>
       </w:pPr>
       <w:r>
-        <w:t xml:space="preserve">3.5 Relevance of the Context to the Study</w:t>
+        <w:t xml:space="preserve">4.1 Introduction</w:t>
       </w:r>
     </w:p>
     <w:p>
@@ -3221,37 +3007,7 @@
         <w:jc w:val="both"/>
       </w:pPr>
       <w:r>
-        <w:t xml:space="preserve">The NEET-UG 2026 protests offer an ideal case for this study because (a) the demands were extremely serious — education, livelihoods and lives; (b) the protesters were overwhelmingly Gen Z; and (c) the movement produced an unusually rich body of humorous, ironic and meme-based protest material. The contrast between the seriousness of the issue and the ‘unseriousness’ of the language is the very contrast this project investigates.</w:t>
-      </w:r>
-    </w:p>
-    <w:p>
-      <w:r>
-        <w:br w:type="page"/>
-      </w:r>
-    </w:p>
-    <w:p>
-      <w:pPr>
-        <w:pStyle w:val="Heading1"/>
-        <w:keepNext/>
-        <w:spacing w:after="0" w:line="360"/>
-        <w:jc w:val="center"/>
-      </w:pPr>
-      <w:r>
-        <w:t xml:space="preserve">CHAPTER 4</w:t>
-      </w:r>
-    </w:p>
-    <w:p>
-      <w:pPr>
-        <w:keepNext/>
-        <w:spacing w:after="240" w:line="360"/>
-        <w:jc w:val="center"/>
-      </w:pPr>
-      <w:r>
-        <w:rPr>
-          <w:b/>
-          <w:bCs/>
-        </w:rPr>
-        <w:t xml:space="preserve">DATA ANALYSIS AND INTERPRETATION</w:t>
+        <w:t xml:space="preserve">Out of the 13 items collected for this project, 7 have been analysed in detail in this chapter (Figures 1–7). Each one is analysed using the four dimensions from Chapter 1— rhetorical device, institutional target, implied audience and function. After the seven analyses, the findings are put into tables and graphs to see what patterns come up.</w:t>
       </w:r>
     </w:p>
     <w:p>
@@ -3262,28 +3018,7 @@
         <w:jc w:val="left"/>
       </w:pPr>
       <w:r>
-        <w:t xml:space="preserve">4.1 Introduction</w:t>
-      </w:r>
-    </w:p>
-    <w:p>
-      <w:pPr>
-        <w:spacing w:after="120" w:before="0" w:line="360"/>
-        <w:ind w:firstLine="567"/>
-        <w:jc w:val="both"/>
-      </w:pPr>
-      <w:r>
-        <w:t xml:space="preserve">This chapter presents the data in three stages. First, it describes the composition of the corpus (Section 4.2). Second, it offers a close reading of seven representative items using the four-dimensional framework from Chapter 1 (Section 4.3). Third, it summarises the coded data in tables and graphs and interprets the patterns that emerge (Sections 4.4 and 4.5).</w:t>
-      </w:r>
-    </w:p>
-    <w:p>
-      <w:pPr>
-        <w:pStyle w:val="Heading2"/>
-        <w:keepNext/>
-        <w:spacing w:after="120" w:before="120" w:line="360"/>
-        <w:jc w:val="left"/>
-      </w:pPr>
-      <w:r>
-        <w:t xml:space="preserve">4.2 Composition of the Corpus</w:t>
+        <w:t xml:space="preserve">4.2 The Corpus</w:t>
       </w:r>
     </w:p>
     <w:p>
@@ -3297,7 +3032,7 @@
           <w:b/>
           <w:bCs/>
         </w:rPr>
-        <w:t xml:space="preserve">Table 4.1: Composition of the corpus by source platform</w:t>
+        <w:t xml:space="preserve">Table 4.1. Items collected, by platform</w:t>
       </w:r>
     </w:p>
     <w:tbl>
@@ -3351,7 +3086,7 @@
                 <w:sz w:val="22"/>
                 <w:szCs w:val="22"/>
               </w:rPr>
-              <w:t xml:space="preserve">Source platform</w:t>
+              <w:t xml:space="preserve">Platform</w:t>
             </w:r>
           </w:p>
         </w:tc>
@@ -3384,7 +3119,7 @@
                 <w:sz w:val="22"/>
                 <w:szCs w:val="22"/>
               </w:rPr>
-              <w:t xml:space="preserve">Number of items</w:t>
+              <w:t xml:space="preserve">No. of items</w:t>
             </w:r>
           </w:p>
         </w:tc>
@@ -3417,7 +3152,7 @@
                 <w:sz w:val="22"/>
                 <w:szCs w:val="22"/>
               </w:rPr>
-              <w:t xml:space="preserve">Percentage of corpus</w:t>
+              <w:t xml:space="preserve">Percentage</w:t>
             </w:r>
           </w:p>
         </w:tc>
@@ -3871,7 +3606,7 @@
           <w:b/>
           <w:bCs/>
         </w:rPr>
-        <w:t xml:space="preserve">Graph 1: Corpus items by source platform</w:t>
+        <w:t xml:space="preserve">Graph 1. Items collected, by platform</w:t>
       </w:r>
     </w:p>
     <w:p>
@@ -3881,14 +3616,7 @@
         <w:jc w:val="both"/>
       </w:pPr>
       <w:r>
-        <w:rPr>
-          <w:b/>
-          <w:bCs/>
-        </w:rPr>
-        <w:t xml:space="preserve">Interpretation:</w:t>
-      </w:r>
-      <w:r>
-        <w:t xml:space="preserve"> More than two-thirds of the corpus was found on Pinterest. This is significant: Pinterest is not a news platform but an aesthetic, collecting platform. The fact that protest posters were saved and re-circulated there alongside fashion and mood boards shows that Gen Z treated protest language as something worth collecting and sharing — protest became part of everyday digital culture rather than something separate from it.</w:t>
+        <w:t xml:space="preserve">Most of the items— 9 out of 13— came from Pinterest. That itself is interesting, because Pinterest isn’t a news app. It’s where people save outfits, aesthetics and mood boards. Protest posters being saved and reshared right next to all that shows that for Gen Z, the protest wasn’t something separate from everyday online life— it became a part of it.</w:t>
       </w:r>
     </w:p>
     <w:p>
@@ -3899,21 +3627,20 @@
         <w:jc w:val="left"/>
       </w:pPr>
       <w:r>
-        <w:t xml:space="preserve">4.3 Close Reading of Representative Items</w:t>
-      </w:r>
-    </w:p>
-    <w:p>
-      <w:pPr>
-        <w:keepNext/>
-        <w:spacing w:after="60" w:before="60" w:line="360"/>
-        <w:jc w:val="left"/>
-      </w:pPr>
-      <w:r>
-        <w:rPr>
-          <w:b/>
-          <w:bCs/>
-        </w:rPr>
-        <w:t xml:space="preserve">4.3.1 Quoting the famous dialogue of Spider-Man from the Marvel Universe</w:t>
+        <w:t xml:space="preserve">4.3 Analysis— Worked Examples</w:t>
+      </w:r>
+    </w:p>
+    <w:p>
+      <w:pPr>
+        <w:spacing w:after="120" w:before="0" w:line="360"/>
+        <w:jc w:val="both"/>
+      </w:pPr>
+      <w:r>
+        <w:rPr>
+          <w:i/>
+          <w:iCs/>
+        </w:rPr>
+        <w:t xml:space="preserve">Note: 7 out of the 13 items are analysed below.</w:t>
       </w:r>
     </w:p>
     <w:p>
@@ -3935,8 +3662,8 @@
     </w:p>
     <w:p>
       <w:pPr>
-        <w:keepNext w:val="false"/>
-        <w:spacing w:after="60" w:line="360"/>
+        <w:keepNext/>
+        <w:spacing w:after="0" w:line="360"/>
         <w:jc w:val="center"/>
       </w:pPr>
       <w:r>
@@ -3944,7 +3671,7 @@
           <w:b/>
           <w:bCs/>
         </w:rPr>
-        <w:t xml:space="preserve">Figure 1: Quoting the famous dialogue of Spider-Man from the Marvel Universe</w:t>
+        <w:t xml:space="preserve">Figure 1. Quoting famous dialogue of Spider-Man from the Marvel Universe</w:t>
       </w:r>
     </w:p>
     <w:p>
@@ -3963,17 +3690,11 @@
     <w:p>
       <w:pPr>
         <w:spacing w:after="120" w:before="0" w:line="360"/>
+        <w:ind w:firstLine="567"/>
         <w:jc w:val="both"/>
       </w:pPr>
       <w:r>
-        <w:rPr>
-          <w:b/>
-          <w:bCs/>
-        </w:rPr>
-        <w:t xml:space="preserve">Surface content:</w:t>
-      </w:r>
-      <w:r>
-        <w:t xml:space="preserve"> A protester wearing a Spider-Man mask holds a handwritten poster that reads: </w:t>
+        <w:t xml:space="preserve">A protester is wearing a Spider-Man mask while holding a handwritten poster that says, </w:t>
       </w:r>
       <w:r>
         <w:rPr>
@@ -3982,99 +3703,28 @@
         </w:rPr>
         <w:t xml:space="preserve">‘With great power comes great responsibility. Can’t say the same for the Indian Government.’</w:t>
       </w:r>
+      <w:r>
+        <w:t xml:space="preserve"> This is intertextuality— borrowing a globally recognized line from the pop-culture franchise (Avengers Multiverse and superheroes). Working through irony, since the original Spider-Man line is an earnest moral lesson about responsibility and accountability that comes with having power; here it’s flipped into an accusation. It is also a form of parody, since the government is being cast as a superhero who has the power but has failed to live up to the responsibility the power demands. It targets the government’s failure to act responsibly despite holding power over education policy— especially the mishandling and negligence behind the NEET-UG paper leaks. The poster doesn’t argue policy details; it makes a moral accusation using a maxim everyone already knows. The implied audience for this is dual-layered. First, the in-group being the Gen Zs— raised on Marvel films; thus the reference lands instantly without needing any explanation, which builds cultural fluency and solidarity amongst the protestors. Second, the out-group being the government officials, older generations, mainstream media— the reference may not even register the same way, which itself marks a generational and cultural gap between protestors and the institutions they’re criticizing.</w:t>
+      </w:r>
     </w:p>
     <w:p>
       <w:pPr>
         <w:spacing w:after="120" w:before="0" w:line="360"/>
+        <w:ind w:firstLine="567"/>
         <w:jc w:val="both"/>
       </w:pPr>
       <w:r>
-        <w:rPr>
-          <w:b/>
-          <w:bCs/>
-        </w:rPr>
-        <w:t xml:space="preserve">Rhetorical device:</w:t>
-      </w:r>
-      <w:r>
-        <w:t xml:space="preserve"> </w:t>
-      </w:r>
-      <w:r>
-        <w:rPr>
-          <w:b/>
-          <w:bCs/>
-        </w:rPr>
-        <w:t xml:space="preserve">Intertextuality, irony and parody.</w:t>
-      </w:r>
-      <w:r>
-        <w:t xml:space="preserve"> The poster borrows a globally recognised line from the Marvel / Spider-Man franchise. It works through irony: the original line is an earnest moral lesson about the responsibility that comes with power; here it is flipped into an accusation. It is also parody, since the government is cast as a superhero who has the power but has failed to live up to the responsibility that power demands.</w:t>
-      </w:r>
-    </w:p>
-    <w:p>
-      <w:pPr>
-        <w:spacing w:after="120" w:before="0" w:line="360"/>
+        <w:t xml:space="preserve">The poster compresses a complex critique— a government has power without accountability— into a single, instantly legible, highly relatable, and shareable line.</w:t>
+      </w:r>
+    </w:p>
+    <w:p>
+      <w:pPr>
+        <w:spacing w:after="240" w:before="0" w:line="360"/>
+        <w:ind w:firstLine="567"/>
         <w:jc w:val="both"/>
       </w:pPr>
       <w:r>
-        <w:rPr>
-          <w:b/>
-          <w:bCs/>
-        </w:rPr>
-        <w:t xml:space="preserve">Institutional target:</w:t>
-      </w:r>
-      <w:r>
-        <w:t xml:space="preserve"> The government’s failure to act responsibly despite holding power over education policy — especially the mishandling and negligence behind the NEET-UG paper leak. The poster does not argue policy details; it makes a moral accusation using a maxim everyone already knows.</w:t>
-      </w:r>
-    </w:p>
-    <w:p>
-      <w:pPr>
-        <w:spacing w:after="120" w:before="0" w:line="360"/>
-        <w:jc w:val="both"/>
-      </w:pPr>
-      <w:r>
-        <w:rPr>
-          <w:b/>
-          <w:bCs/>
-        </w:rPr>
-        <w:t xml:space="preserve">Implied audience:</w:t>
-      </w:r>
-      <w:r>
-        <w:t xml:space="preserve"> Dual-layered. The </w:t>
-      </w:r>
-      <w:r>
-        <w:rPr>
-          <w:b/>
-          <w:bCs/>
-        </w:rPr>
-        <w:t xml:space="preserve">in-group</w:t>
-      </w:r>
-      <w:r>
-        <w:t xml:space="preserve"> — Gen Z, raised on Marvel films — understands the reference instantly, without any explanation, which builds cultural fluency and solidarity among protesters. The </w:t>
-      </w:r>
-      <w:r>
-        <w:rPr>
-          <w:b/>
-          <w:bCs/>
-        </w:rPr>
-        <w:t xml:space="preserve">out-group</w:t>
-      </w:r>
-      <w:r>
-        <w:t xml:space="preserve"> — government officials, older generations and mainstream media — may not register the reference in the same way, which itself marks a generational and cultural gap between the protesters and the institutions they are criticising.</w:t>
-      </w:r>
-    </w:p>
-    <w:p>
-      <w:pPr>
-        <w:spacing w:after="240" w:before="0" w:line="360"/>
-        <w:jc w:val="both"/>
-      </w:pPr>
-      <w:r>
-        <w:rPr>
-          <w:b/>
-          <w:bCs/>
-        </w:rPr>
-        <w:t xml:space="preserve">Function — why it worked:</w:t>
-      </w:r>
-      <w:r>
-        <w:t xml:space="preserve"> The poster compresses a complex critique — a government with power but without accountability — into a single, instantly legible, relatable and shareable line. Formal protest language (slogans, official statements, petitions) has to stay measured and defensible; it cannot openly mock authority without risking being dismissed as disrespectful or ‘illegitimate’. A meme sidesteps this. By routing the accusation through Spider-Man, the protester makes the same claim — </w:t>
+        <w:t xml:space="preserve">Formal protest language (slogans, official statements, petitions) has to stay measured and defensible— it can’t openly mock authority without risking being dismissed as disrespectful or ‘illegitimate’. A meme sidesteps this entirely. By routing the accusation through Spider-Man, the protester makes the same claim— </w:t>
       </w:r>
       <w:r>
         <w:rPr>
@@ -4084,21 +3734,7 @@
         <w:t xml:space="preserve">the government has failed its basic responsibility</w:t>
       </w:r>
       <w:r>
-        <w:t xml:space="preserve"> — but wrapped in something that is ‘just a joke’. This makes it harder to censor, easier to share, relatable to almost every Gen Z viewer and lower-risk for the person posting it. Humour also lowers the barrier to participation: you do not need policy expertise to make or share a meme, so outrage becomes something anyone can contribute to instantly. Formal language can state a grievance, but it cannot spread virally, build belonging through shared laughter, and be simultaneously deniable and cutting.</w:t>
-      </w:r>
-    </w:p>
-    <w:p>
-      <w:pPr>
-        <w:keepNext/>
-        <w:spacing w:after="60" w:before="60" w:line="360"/>
-        <w:jc w:val="left"/>
-      </w:pPr>
-      <w:r>
-        <w:rPr>
-          <w:b/>
-          <w:bCs/>
-        </w:rPr>
-        <w:t xml:space="preserve">4.3.2 Wordplay — the institution’s own name as the punchline</w:t>
+        <w:t xml:space="preserve">— but wrapped in something ‘just a joke’, which makes it harder for censors, easier to share, relatable to almost every Gen Z, and lower-risk for the person posting it. Humor also lowers the barrier to participation; you don’t need policy expertise to make or share a meme, so it turns outrage into something anyone can contribute to instantly. That’s what formal language structurally can’t do— it can state a grievance, but it can’t spread virally, build in-group belonging through shared laughter, and be simultaneously deniable and cutting.</w:t>
       </w:r>
     </w:p>
     <w:p>
@@ -4120,8 +3756,8 @@
     </w:p>
     <w:p>
       <w:pPr>
-        <w:keepNext w:val="false"/>
-        <w:spacing w:after="60" w:line="360"/>
+        <w:keepNext/>
+        <w:spacing w:after="0" w:line="360"/>
         <w:jc w:val="center"/>
       </w:pPr>
       <w:r>
@@ -4129,7 +3765,7 @@
           <w:b/>
           <w:bCs/>
         </w:rPr>
-        <w:t xml:space="preserve">Figure 2: Wordplay — the institution’s own name as the punchline</w:t>
+        <w:t xml:space="preserve">Figure 2. Wordplay— the institution’s own name as the punchline</w:t>
       </w:r>
     </w:p>
     <w:p>
@@ -4148,17 +3784,11 @@
     <w:p>
       <w:pPr>
         <w:spacing w:after="120" w:before="0" w:line="360"/>
+        <w:ind w:firstLine="567"/>
         <w:jc w:val="both"/>
       </w:pPr>
       <w:r>
-        <w:rPr>
-          <w:b/>
-          <w:bCs/>
-        </w:rPr>
-        <w:t xml:space="preserve">Surface content:</w:t>
-      </w:r>
-      <w:r>
-        <w:t xml:space="preserve"> A protester holds a handwritten poster that reads: </w:t>
+        <w:t xml:space="preserve">A protester holds a handwritten poster that reads, </w:t>
       </w:r>
       <w:r>
         <w:rPr>
@@ -4167,113 +3797,28 @@
         </w:rPr>
         <w:t xml:space="preserve">‘The 2 things missing in Education System is EDUCATION &amp; SYSTEM.’</w:t>
       </w:r>
+      <w:r>
+        <w:t xml:space="preserve"> The poster is built like a riddle— it sets up a question (what is missing?) and delivers a punchline that is simply the name of the institution itself. This is wordplay working through structural irony; the very words that are supposed to describe the institution become the accusation against it. It targets the total failure of the education system— not one paper leak, but a system that has become hollow at its core, where neither real education nor a functioning system remains. The implied audience is again dual-layered. The in-group, Gen Z, instantly recognizes the ‘two things’ riddle format from memes and reels, and the punchline lands without explanation. The out-group— officials and older generations— cannot easily dismiss it, because the joke is not an exaggeration; it is literally the complaint.</w:t>
+      </w:r>
     </w:p>
     <w:p>
       <w:pPr>
         <w:spacing w:after="120" w:before="0" w:line="360"/>
+        <w:ind w:firstLine="567"/>
         <w:jc w:val="both"/>
       </w:pPr>
       <w:r>
-        <w:rPr>
-          <w:b/>
-          <w:bCs/>
-        </w:rPr>
-        <w:t xml:space="preserve">Rhetorical device:</w:t>
-      </w:r>
-      <w:r>
-        <w:t xml:space="preserve"> </w:t>
-      </w:r>
-      <w:r>
-        <w:rPr>
-          <w:b/>
-          <w:bCs/>
-        </w:rPr>
-        <w:t xml:space="preserve">Wordplay and structural irony.</w:t>
-      </w:r>
-      <w:r>
-        <w:t xml:space="preserve"> The poster is built like a riddle: it sets up a question (what is missing?) and delivers a punchline that is simply the name of the institution itself. The very words that are supposed to describe the institution become the accusation against it.</w:t>
-      </w:r>
-    </w:p>
-    <w:p>
-      <w:pPr>
-        <w:spacing w:after="120" w:before="0" w:line="360"/>
+        <w:t xml:space="preserve">The poster compresses a sweeping critique of an entire institution into a single, self-evident line.</w:t>
+      </w:r>
+    </w:p>
+    <w:p>
+      <w:pPr>
+        <w:spacing w:after="240" w:before="0" w:line="360"/>
+        <w:ind w:firstLine="567"/>
         <w:jc w:val="both"/>
       </w:pPr>
       <w:r>
-        <w:rPr>
-          <w:b/>
-          <w:bCs/>
-        </w:rPr>
-        <w:t xml:space="preserve">Institutional target:</w:t>
-      </w:r>
-      <w:r>
-        <w:t xml:space="preserve"> The total failure of the education system — not one paper leak, but a system that has become hollow at its core, where neither real education nor a functioning system remains.</w:t>
-      </w:r>
-    </w:p>
-    <w:p>
-      <w:pPr>
-        <w:spacing w:after="120" w:before="0" w:line="360"/>
-        <w:jc w:val="both"/>
-      </w:pPr>
-      <w:r>
-        <w:rPr>
-          <w:b/>
-          <w:bCs/>
-        </w:rPr>
-        <w:t xml:space="preserve">Implied audience:</w:t>
-      </w:r>
-      <w:r>
-        <w:t xml:space="preserve"> Dual-layered. The </w:t>
-      </w:r>
-      <w:r>
-        <w:rPr>
-          <w:b/>
-          <w:bCs/>
-        </w:rPr>
-        <w:t xml:space="preserve">in-group</w:t>
-      </w:r>
-      <w:r>
-        <w:t xml:space="preserve"> instantly recognises the ‘two things’ riddle format from memes and reels, and the punchline lands without explanation. The </w:t>
-      </w:r>
-      <w:r>
-        <w:rPr>
-          <w:b/>
-          <w:bCs/>
-        </w:rPr>
-        <w:t xml:space="preserve">out-group</w:t>
-      </w:r>
-      <w:r>
-        <w:t xml:space="preserve"> cannot easily dismiss it, because the joke is not an exaggeration — it is literally the complaint.</w:t>
-      </w:r>
-    </w:p>
-    <w:p>
-      <w:pPr>
-        <w:spacing w:after="240" w:before="0" w:line="360"/>
-        <w:jc w:val="both"/>
-      </w:pPr>
-      <w:r>
-        <w:rPr>
-          <w:b/>
-          <w:bCs/>
-        </w:rPr>
-        <w:t xml:space="preserve">Function — why it worked:</w:t>
-      </w:r>
-      <w:r>
-        <w:t xml:space="preserve"> The poster compresses a sweeping critique of an entire institution into a single, self-evident line. Formal protest language would need statistics, reports and long arguments to claim that the education system has collapsed; the joke does it in eleven words. By turning the institution’s own name against it, the poster makes the accusation almost impossible to argue with — while still being ‘just a joke’.</w:t>
-      </w:r>
-    </w:p>
-    <w:p>
-      <w:pPr>
-        <w:keepNext/>
-        <w:spacing w:after="60" w:before="60" w:line="360"/>
-        <w:jc w:val="left"/>
-      </w:pPr>
-      <w:r>
-        <w:rPr>
-          <w:b/>
-          <w:bCs/>
-        </w:rPr>
-        <w:t xml:space="preserve">4.3.3 Comparing the government to quick-commerce delivery apps</w:t>
+        <w:t xml:space="preserve">Formal protest language would need statistics, reports, and long arguments to claim that the education system has collapsed. The joke does it in eleven words. By turning the institution’s own name against it, the poster makes the accusation impossible to argue with— while still being ‘just a joke.’</w:t>
       </w:r>
     </w:p>
     <w:p>
@@ -4295,8 +3840,8 @@
     </w:p>
     <w:p>
       <w:pPr>
-        <w:keepNext w:val="false"/>
-        <w:spacing w:after="60" w:line="360"/>
+        <w:keepNext/>
+        <w:spacing w:after="0" w:line="360"/>
         <w:jc w:val="center"/>
       </w:pPr>
       <w:r>
@@ -4304,7 +3849,7 @@
           <w:b/>
           <w:bCs/>
         </w:rPr>
-        <w:t xml:space="preserve">Figure 3: Comparing the government to quick-commerce delivery apps</w:t>
+        <w:t xml:space="preserve">Figure 3. Comparing the government to quick-commerce delivery apps</w:t>
       </w:r>
     </w:p>
     <w:p>
@@ -4323,17 +3868,11 @@
     <w:p>
       <w:pPr>
         <w:spacing w:after="120" w:before="0" w:line="360"/>
+        <w:ind w:firstLine="567"/>
         <w:jc w:val="both"/>
       </w:pPr>
       <w:r>
-        <w:rPr>
-          <w:b/>
-          <w:bCs/>
-        </w:rPr>
-        <w:t xml:space="preserve">Surface content:</w:t>
-      </w:r>
-      <w:r>
-        <w:t xml:space="preserve"> A black placard held up in the crowd reads: </w:t>
+        <w:t xml:space="preserve">A black placard held up in the crowd reads, </w:t>
       </w:r>
       <w:r>
         <w:rPr>
@@ -4342,113 +3881,28 @@
         </w:rPr>
         <w:t xml:space="preserve">‘Even Blinkit &amp; Flipkart are faster then your answers.’</w:t>
       </w:r>
+      <w:r>
+        <w:t xml:space="preserve"> This is comparative satire combined with intertextuality from consumer culture— Blinkit (10-minute grocery delivery) and Flipkart are apps Gen Z uses every day. The government is being compared, unfavourably, to a delivery app. It targets the delay and silence of the government and the National Testing Agency in answering students after the NEET-UG paper leak— while lakhs of students waited for clarity, no answers came. The implied audience is urban Gen Z, who live on quick-commerce apps and instantly understand the comparison; for the out-group, the comparison exposes how slow and distant the institution looks to the generation it serves.</w:t>
+      </w:r>
     </w:p>
     <w:p>
       <w:pPr>
         <w:spacing w:after="120" w:before="0" w:line="360"/>
+        <w:ind w:firstLine="567"/>
         <w:jc w:val="both"/>
       </w:pPr>
       <w:r>
-        <w:rPr>
-          <w:b/>
-          <w:bCs/>
-        </w:rPr>
-        <w:t xml:space="preserve">Rhetorical device:</w:t>
-      </w:r>
-      <w:r>
-        <w:t xml:space="preserve"> </w:t>
-      </w:r>
-      <w:r>
-        <w:rPr>
-          <w:b/>
-          <w:bCs/>
-        </w:rPr>
-        <w:t xml:space="preserve">Comparative satire combined with intertextuality from consumer culture.</w:t>
-      </w:r>
-      <w:r>
-        <w:t xml:space="preserve"> Blinkit (ten-minute grocery delivery) and Flipkart are apps Gen Z uses every day. The government is compared, unfavourably, to a delivery app.</w:t>
-      </w:r>
-    </w:p>
-    <w:p>
-      <w:pPr>
-        <w:spacing w:after="120" w:before="0" w:line="360"/>
+        <w:t xml:space="preserve">The poster measures state accountability against the speed Gen Z expects from everyday life, and in that comparison, official delay begins to look absurd.</w:t>
+      </w:r>
+    </w:p>
+    <w:p>
+      <w:pPr>
+        <w:spacing w:after="240" w:before="0" w:line="360"/>
+        <w:ind w:firstLine="567"/>
         <w:jc w:val="both"/>
       </w:pPr>
       <w:r>
-        <w:rPr>
-          <w:b/>
-          <w:bCs/>
-        </w:rPr>
-        <w:t xml:space="preserve">Institutional target:</w:t>
-      </w:r>
-      <w:r>
-        <w:t xml:space="preserve"> The delay and silence of the government and the National Testing Agency in answering students after the NEET-UG paper leak — while lakhs of students waited for clarity, no answers came.</w:t>
-      </w:r>
-    </w:p>
-    <w:p>
-      <w:pPr>
-        <w:spacing w:after="120" w:before="0" w:line="360"/>
-        <w:jc w:val="both"/>
-      </w:pPr>
-      <w:r>
-        <w:rPr>
-          <w:b/>
-          <w:bCs/>
-        </w:rPr>
-        <w:t xml:space="preserve">Implied audience:</w:t>
-      </w:r>
-      <w:r>
-        <w:t xml:space="preserve"> The </w:t>
-      </w:r>
-      <w:r>
-        <w:rPr>
-          <w:b/>
-          <w:bCs/>
-        </w:rPr>
-        <w:t xml:space="preserve">in-group</w:t>
-      </w:r>
-      <w:r>
-        <w:t xml:space="preserve"> is urban Gen Z, who live on quick-commerce apps and instantly understand the comparison. For the </w:t>
-      </w:r>
-      <w:r>
-        <w:rPr>
-          <w:b/>
-          <w:bCs/>
-        </w:rPr>
-        <w:t xml:space="preserve">out-group</w:t>
-      </w:r>
-      <w:r>
-        <w:t xml:space="preserve">, the comparison exposes how slow and distant the institution looks to the generation it is meant to serve.</w:t>
-      </w:r>
-    </w:p>
-    <w:p>
-      <w:pPr>
-        <w:spacing w:after="240" w:before="0" w:line="360"/>
-        <w:jc w:val="both"/>
-      </w:pPr>
-      <w:r>
-        <w:rPr>
-          <w:b/>
-          <w:bCs/>
-        </w:rPr>
-        <w:t xml:space="preserve">Function — why it worked:</w:t>
-      </w:r>
-      <w:r>
-        <w:t xml:space="preserve"> The poster measures State accountability against the speed Gen Z expects from everyday life, and in that comparison official delay begins to look absurd. Formal language could only say ‘the government has not responded in time’. The meme makes that delay feel ridiculous: a grocery app reaches your door in ten minutes while a national examination body cannot answer in weeks. The absurdity itself becomes the argument.</w:t>
-      </w:r>
-    </w:p>
-    <w:p>
-      <w:pPr>
-        <w:keepNext/>
-        <w:spacing w:after="60" w:before="60" w:line="360"/>
-        <w:jc w:val="left"/>
-      </w:pPr>
-      <w:r>
-        <w:rPr>
-          <w:b/>
-          <w:bCs/>
-        </w:rPr>
-        <w:t xml:space="preserve">4.3.4 Reclaiming Gen Z slang — ‘Baddies are not apolitical’</w:t>
+        <w:t xml:space="preserve">Formal language could only say ‘the government has not responded in time.’ The meme makes that delay feel ridiculous. A grocery app reaching your door in ten minutes while a national exam body cannot answer in weeks— the absurdity itself becomes the argument.</w:t>
       </w:r>
     </w:p>
     <w:p>
@@ -4470,8 +3924,8 @@
     </w:p>
     <w:p>
       <w:pPr>
-        <w:keepNext w:val="false"/>
-        <w:spacing w:after="60" w:line="360"/>
+        <w:keepNext/>
+        <w:spacing w:after="0" w:line="360"/>
         <w:jc w:val="center"/>
       </w:pPr>
       <w:r>
@@ -4479,7 +3933,7 @@
           <w:b/>
           <w:bCs/>
         </w:rPr>
-        <w:t xml:space="preserve">Figure 4: Reclaiming Gen Z slang — ‘Baddies are not apolitical’</w:t>
+        <w:t xml:space="preserve">Figure 4. Reclaiming Gen Z slang— ‘Baddies are not apolitical’</w:t>
       </w:r>
     </w:p>
     <w:p>
@@ -4498,17 +3952,11 @@
     <w:p>
       <w:pPr>
         <w:spacing w:after="120" w:before="0" w:line="360"/>
+        <w:ind w:firstLine="567"/>
         <w:jc w:val="both"/>
       </w:pPr>
       <w:r>
-        <w:rPr>
-          <w:b/>
-          <w:bCs/>
-        </w:rPr>
-        <w:t xml:space="preserve">Surface content:</w:t>
-      </w:r>
-      <w:r>
-        <w:t xml:space="preserve"> A protester holds up a handwritten poster that reads: </w:t>
+        <w:t xml:space="preserve">A protester holds up a handwritten poster that says, </w:t>
       </w:r>
       <w:r>
         <w:rPr>
@@ -4517,123 +3965,28 @@
         </w:rPr>
         <w:t xml:space="preserve">‘BADDIES ARE NOT APOLITICAL.’</w:t>
       </w:r>
+      <w:r>
+        <w:t xml:space="preserve"> ‘Baddie’ is Gen Z slang for a confident, stylish young woman— a word usually associated with selfies, fashion, and Instagram aesthetics rather than politics. This is slang reclamation and the subversion of a stereotype. The poster targets the assumption that Gen Z, especially young women, are unserious, apolitical, and only interested in social media— an assumption that institutions rely on to ignore youth anger. The in-group self-identifies with the label proudly; the out-group (elders, media, politicians) is forced to revise its stereotype.</w:t>
+      </w:r>
     </w:p>
     <w:p>
       <w:pPr>
         <w:spacing w:after="120" w:before="0" w:line="360"/>
+        <w:ind w:firstLine="567"/>
         <w:jc w:val="both"/>
       </w:pPr>
       <w:r>
-        <w:rPr>
-          <w:b/>
-          <w:bCs/>
-        </w:rPr>
-        <w:t xml:space="preserve">Rhetorical device:</w:t>
-      </w:r>
-      <w:r>
-        <w:t xml:space="preserve"> </w:t>
-      </w:r>
-      <w:r>
-        <w:rPr>
-          <w:b/>
-          <w:bCs/>
-        </w:rPr>
-        <w:t xml:space="preserve">Slang reclamation and subversion of a stereotype.</w:t>
-      </w:r>
-      <w:r>
-        <w:t xml:space="preserve"> ‘Baddie’ is Gen Z slang for a confident, stylish young woman — a word usually associated with selfies, fashion and Instagram aesthetics rather than politics.</w:t>
-      </w:r>
-    </w:p>
-    <w:p>
-      <w:pPr>
-        <w:spacing w:after="120" w:before="0" w:line="360"/>
+        <w:t xml:space="preserve">The poster is an identity declaration— it takes the very label used to dismiss Gen Z as ‘unserious’ and turns it into a political stance. In many ways, it is the thesis of this project written on a poster: the unserious generation on the most serious topic.</w:t>
+      </w:r>
+    </w:p>
+    <w:p>
+      <w:pPr>
+        <w:spacing w:after="240" w:before="0" w:line="360"/>
+        <w:ind w:firstLine="567"/>
         <w:jc w:val="both"/>
       </w:pPr>
       <w:r>
-        <w:rPr>
-          <w:b/>
-          <w:bCs/>
-        </w:rPr>
-        <w:t xml:space="preserve">Institutional target:</w:t>
-      </w:r>
-      <w:r>
-        <w:t xml:space="preserve"> The assumption that Gen Z, and especially young women, are unserious, apolitical and interested only in social media — an assumption institutions rely on in order to ignore youth anger.</w:t>
-      </w:r>
-    </w:p>
-    <w:p>
-      <w:pPr>
-        <w:spacing w:after="120" w:before="0" w:line="360"/>
-        <w:jc w:val="both"/>
-      </w:pPr>
-      <w:r>
-        <w:rPr>
-          <w:b/>
-          <w:bCs/>
-        </w:rPr>
-        <w:t xml:space="preserve">Implied audience:</w:t>
-      </w:r>
-      <w:r>
-        <w:t xml:space="preserve"> The </w:t>
-      </w:r>
-      <w:r>
-        <w:rPr>
-          <w:b/>
-          <w:bCs/>
-        </w:rPr>
-        <w:t xml:space="preserve">in-group</w:t>
-      </w:r>
-      <w:r>
-        <w:t xml:space="preserve"> proudly self-identifies with the label. The </w:t>
-      </w:r>
-      <w:r>
-        <w:rPr>
-          <w:b/>
-          <w:bCs/>
-        </w:rPr>
-        <w:t xml:space="preserve">out-group</w:t>
-      </w:r>
-      <w:r>
-        <w:t xml:space="preserve"> — elders, media and politicians — is forced to revise its stereotype.</w:t>
-      </w:r>
-    </w:p>
-    <w:p>
-      <w:pPr>
-        <w:spacing w:after="240" w:before="0" w:line="360"/>
-        <w:jc w:val="both"/>
-      </w:pPr>
-      <w:r>
-        <w:rPr>
-          <w:b/>
-          <w:bCs/>
-        </w:rPr>
-        <w:t xml:space="preserve">Function — why it worked:</w:t>
-      </w:r>
-      <w:r>
-        <w:t xml:space="preserve"> The poster is an identity declaration: it takes the very label used to dismiss Gen Z as ‘unserious’ and turns it into a political stance. In many ways it is the thesis of this project written on a poster — </w:t>
-      </w:r>
-      <w:r>
-        <w:rPr>
-          <w:i/>
-          <w:iCs/>
-        </w:rPr>
-        <w:t xml:space="preserve">the unserious generation on the most serious topic</w:t>
-      </w:r>
-      <w:r>
-        <w:t xml:space="preserve">. Formal protest language would have said ‘young women are politically aware’. The slang version says it in the language of the people it describes, which makes it both a statement and a form of belonging: being a ‘baddie’ and being political are no longer opposites.</w:t>
-      </w:r>
-    </w:p>
-    <w:p>
-      <w:pPr>
-        <w:keepNext/>
-        <w:spacing w:after="60" w:before="60" w:line="360"/>
-        <w:jc w:val="left"/>
-      </w:pPr>
-      <w:r>
-        <w:rPr>
-          <w:b/>
-          <w:bCs/>
-        </w:rPr>
-        <w:t xml:space="preserve">4.3.5 ‘Error 404’ — borrowing the language of a broken web page</w:t>
+        <w:t xml:space="preserve">Formal protest language would have said ‘young women are politically aware.’ The slang version says it in the language of the people it describes, which makes it both a statement and a form of belonging— being a ‘baddie’ and being political are no longer opposites.</w:t>
       </w:r>
     </w:p>
     <w:p>
@@ -4655,8 +4008,8 @@
     </w:p>
     <w:p>
       <w:pPr>
-        <w:keepNext w:val="false"/>
-        <w:spacing w:after="60" w:line="360"/>
+        <w:keepNext/>
+        <w:spacing w:after="0" w:line="360"/>
         <w:jc w:val="center"/>
       </w:pPr>
       <w:r>
@@ -4664,7 +4017,7 @@
           <w:b/>
           <w:bCs/>
         </w:rPr>
-        <w:t xml:space="preserve">Figure 5: ‘Error 404’ — borrowing the language of a broken web page</w:t>
+        <w:t xml:space="preserve">Figure 5. ‘Error 404’— borrowing the language of a broken web page</w:t>
       </w:r>
     </w:p>
     <w:p>
@@ -4683,17 +4036,11 @@
     <w:p>
       <w:pPr>
         <w:spacing w:after="120" w:before="0" w:line="360"/>
+        <w:ind w:firstLine="567"/>
         <w:jc w:val="both"/>
       </w:pPr>
       <w:r>
-        <w:rPr>
-          <w:b/>
-          <w:bCs/>
-        </w:rPr>
-        <w:t xml:space="preserve">Surface content:</w:t>
-      </w:r>
-      <w:r>
-        <w:t xml:space="preserve"> A protester holds a poster that reads </w:t>
+        <w:t xml:space="preserve">A protester holds a poster that reads </w:t>
       </w:r>
       <w:r>
         <w:rPr>
@@ -4712,113 +4059,28 @@
         </w:rPr>
         <w:t xml:space="preserve">‘accountability not found.’</w:t>
       </w:r>
+      <w:r>
+        <w:t xml:space="preserve"> This is internet and tech intertextuality— the HTTP 404 error is the page every internet user sees when a link is broken, or the page they are looking for does not exist. It works through deadpan irony; the poster does not shout, it simply ‘reports an error.’ It targets the absence of accountability— no minister, no agency, no official taking responsibility for the NEET-UG paper leak. For the in-group, digitally native Gen Z, ‘404’ is read instantly. For the out-group, the reference may not register at all, which once again marks the generational and cultural gap between protestors and the institutions they’re criticizing.</w:t>
+      </w:r>
     </w:p>
     <w:p>
       <w:pPr>
         <w:spacing w:after="120" w:before="0" w:line="360"/>
+        <w:ind w:firstLine="567"/>
         <w:jc w:val="both"/>
       </w:pPr>
       <w:r>
-        <w:rPr>
-          <w:b/>
-          <w:bCs/>
-        </w:rPr>
-        <w:t xml:space="preserve">Rhetorical device:</w:t>
-      </w:r>
-      <w:r>
-        <w:t xml:space="preserve"> </w:t>
-      </w:r>
-      <w:r>
-        <w:rPr>
-          <w:b/>
-          <w:bCs/>
-        </w:rPr>
-        <w:t xml:space="preserve">Internet / technological intertextuality and deadpan irony.</w:t>
-      </w:r>
-      <w:r>
-        <w:t xml:space="preserve"> The HTTP 404 error is the page every internet user sees when a link is broken or the page they are looking for does not exist. The poster does not shout; it simply ‘reports an error’.</w:t>
-      </w:r>
-    </w:p>
-    <w:p>
-      <w:pPr>
-        <w:spacing w:after="120" w:before="0" w:line="360"/>
+        <w:t xml:space="preserve">The poster frames the government as a broken website— students are searching for accountability, and the page simply does not exist.</w:t>
+      </w:r>
+    </w:p>
+    <w:p>
+      <w:pPr>
+        <w:spacing w:after="240" w:before="0" w:line="360"/>
+        <w:ind w:firstLine="567"/>
         <w:jc w:val="both"/>
       </w:pPr>
       <w:r>
-        <w:rPr>
-          <w:b/>
-          <w:bCs/>
-        </w:rPr>
-        <w:t xml:space="preserve">Institutional target:</w:t>
-      </w:r>
-      <w:r>
-        <w:t xml:space="preserve"> The absence of accountability — no minister, no agency and no official taking responsibility for the NEET-UG paper leak.</w:t>
-      </w:r>
-    </w:p>
-    <w:p>
-      <w:pPr>
-        <w:spacing w:after="120" w:before="0" w:line="360"/>
-        <w:jc w:val="both"/>
-      </w:pPr>
-      <w:r>
-        <w:rPr>
-          <w:b/>
-          <w:bCs/>
-        </w:rPr>
-        <w:t xml:space="preserve">Implied audience:</w:t>
-      </w:r>
-      <w:r>
-        <w:t xml:space="preserve"> For the digitally native </w:t>
-      </w:r>
-      <w:r>
-        <w:rPr>
-          <w:b/>
-          <w:bCs/>
-        </w:rPr>
-        <w:t xml:space="preserve">in-group</w:t>
-      </w:r>
-      <w:r>
-        <w:t xml:space="preserve">, ‘404’ is read instantly. For the </w:t>
-      </w:r>
-      <w:r>
-        <w:rPr>
-          <w:b/>
-          <w:bCs/>
-        </w:rPr>
-        <w:t xml:space="preserve">out-group</w:t>
-      </w:r>
-      <w:r>
-        <w:t xml:space="preserve">, the reference may not register at all — which once again marks the generational and cultural gap between protesters and the institutions they are criticising.</w:t>
-      </w:r>
-    </w:p>
-    <w:p>
-      <w:pPr>
-        <w:spacing w:after="240" w:before="0" w:line="360"/>
-        <w:jc w:val="both"/>
-      </w:pPr>
-      <w:r>
-        <w:rPr>
-          <w:b/>
-          <w:bCs/>
-        </w:rPr>
-        <w:t xml:space="preserve">Function — why it worked:</w:t>
-      </w:r>
-      <w:r>
-        <w:t xml:space="preserve"> The poster frames the government as a broken website: students are searching for accountability, and the page simply does not exist. Formal protest language would say ‘the authorities have failed to take responsibility’. The 404 joke turns that into something visual, compact and instantly shareable, using the red ‘error’ colour itself as part of the message — a clear example of multimodal meaning.</w:t>
-      </w:r>
-    </w:p>
-    <w:p>
-      <w:pPr>
-        <w:keepNext/>
-        <w:spacing w:after="60" w:before="60" w:line="360"/>
-        <w:jc w:val="left"/>
-      </w:pPr>
-      <w:r>
-        <w:rPr>
-          <w:b/>
-          <w:bCs/>
-        </w:rPr>
-        <w:t xml:space="preserve">4.3.6 Parody of Dora the Explorer’s question to the audience</w:t>
+        <w:t xml:space="preserve">Formal protest language would say ‘the authorities have failed to take responsibility.’ The 404 joke turns that into something visual, compact, and instantly shareable, using the red ‘error’ colour itself as part of the message.</w:t>
       </w:r>
     </w:p>
     <w:p>
@@ -4840,8 +4102,8 @@
     </w:p>
     <w:p>
       <w:pPr>
-        <w:keepNext w:val="false"/>
-        <w:spacing w:after="60" w:line="360"/>
+        <w:keepNext/>
+        <w:spacing w:after="0" w:line="360"/>
         <w:jc w:val="center"/>
       </w:pPr>
       <w:r>
@@ -4849,7 +4111,7 @@
           <w:b/>
           <w:bCs/>
         </w:rPr>
-        <w:t xml:space="preserve">Figure 6: Parody of Dora the Explorer’s question to the audience</w:t>
+        <w:t xml:space="preserve">Figure 6. Parody of Dora the Explorer’s question to the audience</w:t>
       </w:r>
     </w:p>
     <w:p>
@@ -4868,17 +4130,11 @@
     <w:p>
       <w:pPr>
         <w:spacing w:after="120" w:before="0" w:line="360"/>
+        <w:ind w:firstLine="567"/>
         <w:jc w:val="both"/>
       </w:pPr>
       <w:r>
-        <w:rPr>
-          <w:b/>
-          <w:bCs/>
-        </w:rPr>
-        <w:t xml:space="preserve">Surface content:</w:t>
-      </w:r>
-      <w:r>
-        <w:t xml:space="preserve"> A protester holds a printed poster of Dora the Explorer with the line: </w:t>
+        <w:t xml:space="preserve">A protester holds a printed poster of Dora the Explorer, with the line, </w:t>
       </w:r>
       <w:r>
         <w:rPr>
@@ -4888,95 +4144,27 @@
         <w:t xml:space="preserve">‘Kya aapko kahi accountability dikh rahi hai?’</w:t>
       </w:r>
       <w:r>
-        <w:t xml:space="preserve"> (Do you see accountability anywhere?)</w:t>
+        <w:t xml:space="preserve"> (Do you see accountability anywhere?). This is a parody of Dora’s famous question to the audience from the Hindi-dubbed version of the cartoon, mixed with childhood nostalgia and Hinglish. It targets invisible accountability— the government’s evasion after the NEET-UG leak. The implied audience is Gen Z who grew up watching Hindi-dubbed Dora on television; the call-and-response format pulls the viewer into answering the question, just like the cartoon did.</w:t>
       </w:r>
     </w:p>
     <w:p>
       <w:pPr>
         <w:spacing w:after="120" w:before="0" w:line="360"/>
+        <w:ind w:firstLine="567"/>
         <w:jc w:val="both"/>
       </w:pPr>
       <w:r>
-        <w:rPr>
-          <w:b/>
-          <w:bCs/>
-        </w:rPr>
-        <w:t xml:space="preserve">Rhetorical device:</w:t>
-      </w:r>
-      <w:r>
-        <w:t xml:space="preserve"> </w:t>
-      </w:r>
-      <w:r>
-        <w:rPr>
-          <w:b/>
-          <w:bCs/>
-        </w:rPr>
-        <w:t xml:space="preserve">Parody, childhood nostalgia and Hinglish.</w:t>
-      </w:r>
-      <w:r>
-        <w:t xml:space="preserve"> The poster parodies Dora’s famous question to the audience from the Hindi-dubbed version of the cartoon.</w:t>
-      </w:r>
-    </w:p>
-    <w:p>
-      <w:pPr>
-        <w:spacing w:after="120" w:before="0" w:line="360"/>
+        <w:t xml:space="preserve">The poster turns the audience into participants. The obvious answer, ‘No!’, is the protest itself— and it treats the government’s evasions like a children’s game, where even a child can see what is missing.</w:t>
+      </w:r>
+    </w:p>
+    <w:p>
+      <w:pPr>
+        <w:spacing w:after="240" w:before="0" w:line="360"/>
+        <w:ind w:firstLine="567"/>
         <w:jc w:val="both"/>
       </w:pPr>
       <w:r>
-        <w:rPr>
-          <w:b/>
-          <w:bCs/>
-        </w:rPr>
-        <w:t xml:space="preserve">Institutional target:</w:t>
-      </w:r>
-      <w:r>
-        <w:t xml:space="preserve"> Invisible accountability — the government’s evasion after the NEET-UG leak.</w:t>
-      </w:r>
-    </w:p>
-    <w:p>
-      <w:pPr>
-        <w:spacing w:after="120" w:before="0" w:line="360"/>
-        <w:jc w:val="both"/>
-      </w:pPr>
-      <w:r>
-        <w:rPr>
-          <w:b/>
-          <w:bCs/>
-        </w:rPr>
-        <w:t xml:space="preserve">Implied audience:</w:t>
-      </w:r>
-      <w:r>
-        <w:t xml:space="preserve"> Gen Z viewers who grew up watching Hindi-dubbed Dora on television. The call-and-response format pulls the viewer into answering the question, just as the cartoon did.</w:t>
-      </w:r>
-    </w:p>
-    <w:p>
-      <w:pPr>
-        <w:spacing w:after="240" w:before="0" w:line="360"/>
-        <w:jc w:val="both"/>
-      </w:pPr>
-      <w:r>
-        <w:rPr>
-          <w:b/>
-          <w:bCs/>
-        </w:rPr>
-        <w:t xml:space="preserve">Function — why it worked:</w:t>
-      </w:r>
-      <w:r>
-        <w:t xml:space="preserve"> The poster turns the audience into participants. The obvious answer — ‘No!’ — is the protest itself, and it treats the government’s evasions like a children’s game in which even a child can see what is missing. Formal language can state a demand, but it cannot make the audience say the answer out loud. By borrowing a cartoon every Gen Z viewer remembers, the poster turns a political question into a shared memory, and the shared memory into solidarity.</w:t>
-      </w:r>
-    </w:p>
-    <w:p>
-      <w:pPr>
-        <w:keepNext/>
-        <w:spacing w:after="60" w:before="60" w:line="360"/>
-        <w:jc w:val="left"/>
-      </w:pPr>
-      <w:r>
-        <w:rPr>
-          <w:b/>
-          <w:bCs/>
-        </w:rPr>
-        <w:t xml:space="preserve">4.3.7 Pun on ‘leak’ — parody of sanitary pad advertisements</w:t>
+        <w:t xml:space="preserve">Formal language can state a demand, but it can’t make the audience say the answer out loud. By borrowing a cartoon every Gen Z remembers, the poster turns a political question into a shared memory, and the shared memory into solidarity.</w:t>
       </w:r>
     </w:p>
     <w:p>
@@ -4998,8 +4186,8 @@
     </w:p>
     <w:p>
       <w:pPr>
-        <w:keepNext w:val="false"/>
-        <w:spacing w:after="60" w:line="360"/>
+        <w:keepNext/>
+        <w:spacing w:after="0" w:line="360"/>
         <w:jc w:val="center"/>
       </w:pPr>
       <w:r>
@@ -5007,7 +4195,7 @@
           <w:b/>
           <w:bCs/>
         </w:rPr>
-        <w:t xml:space="preserve">Figure 7: Pun on ‘leak’ — parody of sanitary pad advertisements</w:t>
+        <w:t xml:space="preserve">Figure 7. Pun on ‘leak’— parody of sanitary pad advertisements</w:t>
       </w:r>
     </w:p>
     <w:p>
@@ -5026,17 +4214,11 @@
     <w:p>
       <w:pPr>
         <w:spacing w:after="120" w:before="0" w:line="360"/>
+        <w:ind w:firstLine="567"/>
         <w:jc w:val="both"/>
       </w:pPr>
       <w:r>
-        <w:rPr>
-          <w:b/>
-          <w:bCs/>
-        </w:rPr>
-        <w:t xml:space="preserve">Surface content:</w:t>
-      </w:r>
-      <w:r>
-        <w:t xml:space="preserve"> A protester in the crowd holds a handwritten poster that reads: </w:t>
+        <w:t xml:space="preserve">A protester in the crowd holds a handwritten poster that reads, </w:t>
       </w:r>
       <w:r>
         <w:rPr>
@@ -5045,99 +4227,28 @@
         </w:rPr>
         <w:t xml:space="preserve">‘MY PAD GOT BETTER LEAK PROTECTION THAN EDUCATION SYSTEM.’</w:t>
       </w:r>
+      <w:r>
+        <w:t xml:space="preserve"> This is a pun on the word ‘leak’— a parody of sanitary pad advertisements that promise ‘leak protection,’ placed beside the NEET-UG paper leak. It is also dark humor that breaks the taboo around menstruation by bringing it into a public protest. It targets the paper leak and the complete failure of exam security. The in-group, especially young women, instantly gets the joke; the out-group is jolted— both by the comparison and by a taboo subject being made public.</w:t>
+      </w:r>
     </w:p>
     <w:p>
       <w:pPr>
         <w:spacing w:after="120" w:before="0" w:line="360"/>
+        <w:ind w:firstLine="567"/>
         <w:jc w:val="both"/>
       </w:pPr>
       <w:r>
-        <w:rPr>
-          <w:b/>
-          <w:bCs/>
-        </w:rPr>
-        <w:t xml:space="preserve">Rhetorical device:</w:t>
-      </w:r>
-      <w:r>
-        <w:t xml:space="preserve"> </w:t>
-      </w:r>
-      <w:r>
-        <w:rPr>
-          <w:b/>
-          <w:bCs/>
-        </w:rPr>
-        <w:t xml:space="preserve">Pun, parody and dark humour.</w:t>
-      </w:r>
-      <w:r>
-        <w:t xml:space="preserve"> The poster puns on the word ‘leak’ — parodying sanitary pad advertisements that promise ‘leak protection’ and placing them beside the NEET-UG paper leak. It also breaks the taboo around menstruation by bringing it into a public protest.</w:t>
-      </w:r>
-    </w:p>
-    <w:p>
-      <w:pPr>
-        <w:spacing w:after="120" w:before="0" w:line="360"/>
+        <w:t xml:space="preserve">Shock combined with humor makes the poster unforgettable— an everyday product outperforms a national system.</w:t>
+      </w:r>
+    </w:p>
+    <w:p>
+      <w:pPr>
+        <w:spacing w:after="240" w:before="0" w:line="360"/>
+        <w:ind w:firstLine="567"/>
         <w:jc w:val="both"/>
       </w:pPr>
       <w:r>
-        <w:rPr>
-          <w:b/>
-          <w:bCs/>
-        </w:rPr>
-        <w:t xml:space="preserve">Institutional target:</w:t>
-      </w:r>
-      <w:r>
-        <w:t xml:space="preserve"> The paper leak itself and the complete failure of examination security.</w:t>
-      </w:r>
-    </w:p>
-    <w:p>
-      <w:pPr>
-        <w:spacing w:after="120" w:before="0" w:line="360"/>
-        <w:jc w:val="both"/>
-      </w:pPr>
-      <w:r>
-        <w:rPr>
-          <w:b/>
-          <w:bCs/>
-        </w:rPr>
-        <w:t xml:space="preserve">Implied audience:</w:t>
-      </w:r>
-      <w:r>
-        <w:t xml:space="preserve"> The </w:t>
-      </w:r>
-      <w:r>
-        <w:rPr>
-          <w:b/>
-          <w:bCs/>
-        </w:rPr>
-        <w:t xml:space="preserve">in-group</w:t>
-      </w:r>
-      <w:r>
-        <w:t xml:space="preserve">, especially young women, gets the joke instantly. The </w:t>
-      </w:r>
-      <w:r>
-        <w:rPr>
-          <w:b/>
-          <w:bCs/>
-        </w:rPr>
-        <w:t xml:space="preserve">out-group</w:t>
-      </w:r>
-      <w:r>
-        <w:t xml:space="preserve"> is jolted — both by the comparison and by a taboo subject being made public.</w:t>
-      </w:r>
-    </w:p>
-    <w:p>
-      <w:pPr>
-        <w:spacing w:after="240" w:before="0" w:line="360"/>
-        <w:jc w:val="both"/>
-      </w:pPr>
-      <w:r>
-        <w:rPr>
-          <w:b/>
-          <w:bCs/>
-        </w:rPr>
-        <w:t xml:space="preserve">Function — why it worked:</w:t>
-      </w:r>
-      <w:r>
-        <w:t xml:space="preserve"> Shock combined with humour makes the poster unforgettable: an everyday product outperforms a national system. Formal protest language could never make this comparison; it would be considered ‘improper’. That is exactly why it works — the poster says the education system is so broken that a sanitary pad is more reliable, and it says it in a way no one can unsee.</w:t>
+        <w:t xml:space="preserve">Formal protest language could never make this comparison; it would be considered ‘improper.’ That is exactly why it works— the poster says the education system is so broken that a sanitary pad is more reliable, and it says it in a way no one can unsee.</w:t>
       </w:r>
     </w:p>
     <w:p>
@@ -5148,7 +4259,17 @@
         <w:jc w:val="left"/>
       </w:pPr>
       <w:r>
-        <w:t xml:space="preserve">4.4 Tabulation of the Coded Data</w:t>
+        <w:t xml:space="preserve">4.4 Data in Tables and Graphs</w:t>
+      </w:r>
+    </w:p>
+    <w:p>
+      <w:pPr>
+        <w:spacing w:after="120" w:before="0" w:line="360"/>
+        <w:ind w:firstLine="567"/>
+        <w:jc w:val="both"/>
+      </w:pPr>
+      <w:r>
+        <w:t xml:space="preserve">After analysing the seven items, the main points of each analysis were put into a table so they could be compared side by side.</w:t>
       </w:r>
     </w:p>
     <w:p>
@@ -5162,7 +4283,7 @@
           <w:b/>
           <w:bCs/>
         </w:rPr>
-        <w:t xml:space="preserve">Table 4.2: Coding summary of the analysed items</w:t>
+        <w:t xml:space="preserve">Table 4.2. Summary of the seven analysed items</w:t>
       </w:r>
     </w:p>
     <w:tbl>
@@ -5506,7 +4627,7 @@
                 <w:sz w:val="22"/>
                 <w:szCs w:val="22"/>
               </w:rPr>
-              <w:t xml:space="preserve">Marvel-raised Gen Z vs. officials</w:t>
+              <w:t xml:space="preserve">Gen Z raised on Marvel vs. officials, elders, media</w:t>
             </w:r>
           </w:p>
         </w:tc>
@@ -5632,7 +4753,7 @@
                 <w:sz w:val="22"/>
                 <w:szCs w:val="22"/>
               </w:rPr>
-              <w:t xml:space="preserve">Systemic collapse of education</w:t>
+              <w:t xml:space="preserve">Total failure of the education system</w:t>
             </w:r>
           </w:p>
         </w:tc>
@@ -5662,7 +4783,7 @@
                 <w:sz w:val="22"/>
                 <w:szCs w:val="22"/>
               </w:rPr>
-              <w:t xml:space="preserve">Meme-literate Gen Z vs. elders</w:t>
+              <w:t xml:space="preserve">Gen Z who know the riddle format vs. officials, elders</w:t>
             </w:r>
           </w:p>
         </w:tc>
@@ -5818,7 +4939,7 @@
                 <w:sz w:val="22"/>
                 <w:szCs w:val="22"/>
               </w:rPr>
-              <w:t xml:space="preserve">Urban app-using Gen Z</w:t>
+              <w:t xml:space="preserve">Urban Gen Z on quick-commerce apps</w:t>
             </w:r>
           </w:p>
         </w:tc>
@@ -5974,7 +5095,7 @@
                 <w:sz w:val="22"/>
                 <w:szCs w:val="22"/>
               </w:rPr>
-              <w:t xml:space="preserve">Young women; media and elders</w:t>
+              <w:t xml:space="preserve">Young women vs. elders, media, politicians</w:t>
             </w:r>
           </w:p>
         </w:tc>
@@ -6130,7 +5251,7 @@
                 <w:sz w:val="22"/>
                 <w:szCs w:val="22"/>
               </w:rPr>
-              <w:t xml:space="preserve">Digital natives vs. out-group</w:t>
+              <w:t xml:space="preserve">Digitally native Gen Z vs. out-group</w:t>
             </w:r>
           </w:p>
         </w:tc>
@@ -6286,7 +5407,7 @@
                 <w:sz w:val="22"/>
                 <w:szCs w:val="22"/>
               </w:rPr>
-              <w:t xml:space="preserve">Gen Z raised on Hindi Dora</w:t>
+              <w:t xml:space="preserve">Gen Z who grew up on Hindi-dubbed Dora</w:t>
             </w:r>
           </w:p>
         </w:tc>
@@ -6382,7 +5503,7 @@
                 <w:sz w:val="22"/>
                 <w:szCs w:val="22"/>
               </w:rPr>
-              <w:t xml:space="preserve">Pun, parody, dark humour</w:t>
+              <w:t xml:space="preserve">Pun, parody, dark humor</w:t>
             </w:r>
           </w:p>
         </w:tc>
@@ -6412,7 +5533,7 @@
                 <w:sz w:val="22"/>
                 <w:szCs w:val="22"/>
               </w:rPr>
-              <w:t xml:space="preserve">Paper leak / exam security</w:t>
+              <w:t xml:space="preserve">Paper leak and exam security</w:t>
             </w:r>
           </w:p>
         </w:tc>
@@ -6442,7 +5563,7 @@
                 <w:sz w:val="22"/>
                 <w:szCs w:val="22"/>
               </w:rPr>
-              <w:t xml:space="preserve">Young women; jolted out-group</w:t>
+              <w:t xml:space="preserve">Young women; out-group is jolted</w:t>
             </w:r>
           </w:p>
         </w:tc>
@@ -6464,7 +5585,7 @@
           <w:b/>
           <w:bCs/>
         </w:rPr>
-        <w:t xml:space="preserve">Table 4.3: Frequency of rhetorical devices</w:t>
+        <w:t xml:space="preserve">Table 4.3. How often each rhetorical device was used</w:t>
       </w:r>
     </w:p>
     <w:tbl>
@@ -6551,7 +5672,7 @@
                 <w:sz w:val="22"/>
                 <w:szCs w:val="22"/>
               </w:rPr>
-              <w:t xml:space="preserve">Number of items (n = 7)</w:t>
+              <w:t xml:space="preserve">No. of items (out of 7)</w:t>
             </w:r>
           </w:p>
         </w:tc>
@@ -6650,7 +5771,7 @@
                 <w:sz w:val="22"/>
                 <w:szCs w:val="22"/>
               </w:rPr>
-              <w:t xml:space="preserve">4</w:t>
+              <w:t xml:space="preserve">3</w:t>
             </w:r>
           </w:p>
         </w:tc>
@@ -6680,7 +5801,7 @@
                 <w:sz w:val="22"/>
                 <w:szCs w:val="22"/>
               </w:rPr>
-              <w:t xml:space="preserve">1, 3, 5, 6</w:t>
+              <w:t xml:space="preserve">1, 3, 5</w:t>
             </w:r>
           </w:p>
         </w:tc>
@@ -7196,7 +6317,7 @@
                 <w:sz w:val="22"/>
                 <w:szCs w:val="22"/>
               </w:rPr>
-              <w:t xml:space="preserve">Dark humour</w:t>
+              <w:t xml:space="preserve">Dark humor</w:t>
             </w:r>
           </w:p>
         </w:tc>
@@ -7272,7 +6393,7 @@
           <w:i/>
           <w:iCs/>
         </w:rPr>
-        <w:t xml:space="preserve">Note: Most items use more than one device, so the totals exceed the number of items.</w:t>
+        <w:t xml:space="preserve">Most posters use more than one device, so the total is more than 7.</w:t>
       </w:r>
     </w:p>
     <w:p>
@@ -7333,7 +6454,7 @@
           <w:b/>
           <w:bCs/>
         </w:rPr>
-        <w:t xml:space="preserve">Graph 2: Rhetorical devices in the analysed items</w:t>
+        <w:t xml:space="preserve">Graph 2. Rhetorical devices used in the seven analysed items</w:t>
       </w:r>
     </w:p>
     <w:p>
@@ -7343,24 +6464,7 @@
         <w:jc w:val="both"/>
       </w:pPr>
       <w:r>
-        <w:rPr>
-          <w:b/>
-          <w:bCs/>
-        </w:rPr>
-        <w:t xml:space="preserve">Interpretation:</w:t>
-      </w:r>
-      <w:r>
-        <w:t xml:space="preserve"> Intertextuality is the most frequent device, appearing in four of the seven items. Irony and parody follow closely. This shows that the protest humour depended heavily on </w:t>
-      </w:r>
-      <w:r>
-        <w:rPr>
-          <w:b/>
-          <w:bCs/>
-        </w:rPr>
-        <w:t xml:space="preserve">borrowing</w:t>
-      </w:r>
-      <w:r>
-        <w:t xml:space="preserve"> — Gen Z did not invent new symbols so much as repurpose the culture it already shared (films, cartoons, apps, the internet itself). The borrowed material carried the critique, and the shared recognition of that material created the audience.</w:t>
+        <w:t xml:space="preserve">Intertextuality, irony and parody come out on top, used in three items each. What this shows is that most of the humor came from borrowing— Spider-Man, Dora, Blinkit, a 404 page, a pad ad. Gen Z didn’t need to invent new symbols for the protest. They took things everyone already knew and turned them against the government, and because everyone already knew them, the joke landed instantly.</w:t>
       </w:r>
     </w:p>
     <w:p>
@@ -7421,7 +6525,7 @@
           <w:b/>
           <w:bCs/>
         </w:rPr>
-        <w:t xml:space="preserve">Graph 3: Primary institutional target of the analysed items</w:t>
+        <w:t xml:space="preserve">Graph 3. What each analysed item was targeting</w:t>
       </w:r>
     </w:p>
     <w:p>
@@ -7431,14 +6535,7 @@
         <w:jc w:val="both"/>
       </w:pPr>
       <w:r>
-        <w:rPr>
-          <w:b/>
-          <w:bCs/>
-        </w:rPr>
-        <w:t xml:space="preserve">Interpretation:</w:t>
-      </w:r>
-      <w:r>
-        <w:t xml:space="preserve"> Although the jokes are very different on the surface, three of the seven items target the same thing — the absence of accountability — and every other item targets a closely related failure (systemic collapse, official delay, exam security, or the dismissal of youth voices). The humour is varied; the target is single. This is the strongest evidence that the jokes were not random entertainment but a coordinated rhetoric serving one demand.</w:t>
+        <w:t xml:space="preserve">On the surface, all seven posters are completely different jokes. But when you look at what they’re actually targeting, three of them point at the exact same thing— no accountability— and the rest point at things that are closely connected to it: a system that has collapsed, no answers from the government, the leak itself, and young people being ignored. The jokes are different. The demand is the same.</w:t>
       </w:r>
     </w:p>
     <w:p>
@@ -7452,7 +6549,7 @@
           <w:b/>
           <w:bCs/>
         </w:rPr>
-        <w:t xml:space="preserve">Table 4.4: Cultural source domain borrowed by each item</w:t>
+        <w:t xml:space="preserve">Table 4.4. Where each item borrowed its joke from</w:t>
       </w:r>
     </w:p>
     <w:tbl>
@@ -7539,7 +6636,7 @@
                 <w:sz w:val="22"/>
                 <w:szCs w:val="22"/>
               </w:rPr>
-              <w:t xml:space="preserve">Cultural source domain</w:t>
+              <w:t xml:space="preserve">Borrowed from</w:t>
             </w:r>
           </w:p>
         </w:tc>
@@ -7572,7 +6669,7 @@
                 <w:sz w:val="22"/>
                 <w:szCs w:val="22"/>
               </w:rPr>
-              <w:t xml:space="preserve">What it borrows</w:t>
+              <w:t xml:space="preserve">What was borrowed</w:t>
             </w:r>
           </w:p>
         </w:tc>
@@ -7638,7 +6735,7 @@
                 <w:sz w:val="22"/>
                 <w:szCs w:val="22"/>
               </w:rPr>
-              <w:t xml:space="preserve">Hollywood superhero film</w:t>
+              <w:t xml:space="preserve">Marvel / Spider-Man</w:t>
             </w:r>
           </w:p>
         </w:tc>
@@ -7668,7 +6765,7 @@
                 <w:sz w:val="22"/>
                 <w:szCs w:val="22"/>
               </w:rPr>
-              <w:t xml:space="preserve">A moral maxim about power and responsibility</w:t>
+              <w:t xml:space="preserve">A moral line about power and responsibility</w:t>
             </w:r>
           </w:p>
         </w:tc>
@@ -7734,7 +6831,7 @@
                 <w:sz w:val="22"/>
                 <w:szCs w:val="22"/>
               </w:rPr>
-              <w:t xml:space="preserve">Meme / riddle format</w:t>
+              <w:t xml:space="preserve">Meme riddle format</w:t>
             </w:r>
           </w:p>
         </w:tc>
@@ -7764,7 +6861,7 @@
                 <w:sz w:val="22"/>
                 <w:szCs w:val="22"/>
               </w:rPr>
-              <w:t xml:space="preserve">The set-up and punchline structure</w:t>
+              <w:t xml:space="preserve">The set-up and punchline</w:t>
             </w:r>
           </w:p>
         </w:tc>
@@ -7830,7 +6927,7 @@
                 <w:sz w:val="22"/>
                 <w:szCs w:val="22"/>
               </w:rPr>
-              <w:t xml:space="preserve">Quick-commerce apps</w:t>
+              <w:t xml:space="preserve">Blinkit and Flipkart</w:t>
             </w:r>
           </w:p>
         </w:tc>
@@ -7860,7 +6957,7 @@
                 <w:sz w:val="22"/>
                 <w:szCs w:val="22"/>
               </w:rPr>
-              <w:t xml:space="preserve">A benchmark of speed and responsiveness</w:t>
+              <w:t xml:space="preserve">The speed of a delivery app</w:t>
             </w:r>
           </w:p>
         </w:tc>
@@ -7926,7 +7023,7 @@
                 <w:sz w:val="22"/>
                 <w:szCs w:val="22"/>
               </w:rPr>
-              <w:t xml:space="preserve">Gen Z internet slang</w:t>
+              <w:t xml:space="preserve">Gen Z slang</w:t>
             </w:r>
           </w:p>
         </w:tc>
@@ -7956,7 +7053,7 @@
                 <w:sz w:val="22"/>
                 <w:szCs w:val="22"/>
               </w:rPr>
-              <w:t xml:space="preserve">An identity label (‘baddie’)</w:t>
+              <w:t xml:space="preserve">The label ‘baddie’</w:t>
             </w:r>
           </w:p>
         </w:tc>
@@ -8022,7 +7119,7 @@
                 <w:sz w:val="22"/>
                 <w:szCs w:val="22"/>
               </w:rPr>
-              <w:t xml:space="preserve">Internet / web technology</w:t>
+              <w:t xml:space="preserve">The internet</w:t>
             </w:r>
           </w:p>
         </w:tc>
@@ -8052,7 +7149,7 @@
                 <w:sz w:val="22"/>
                 <w:szCs w:val="22"/>
               </w:rPr>
-              <w:t xml:space="preserve">The ‘page not found’ error message</w:t>
+              <w:t xml:space="preserve">The ‘404— page not found’ error</w:t>
             </w:r>
           </w:p>
         </w:tc>
@@ -8118,7 +7215,7 @@
                 <w:sz w:val="22"/>
                 <w:szCs w:val="22"/>
               </w:rPr>
-              <w:t xml:space="preserve">Children’s television (Hindi dub)</w:t>
+              <w:t xml:space="preserve">Dora the Explorer (Hindi dub)</w:t>
             </w:r>
           </w:p>
         </w:tc>
@@ -8148,7 +7245,7 @@
                 <w:sz w:val="22"/>
                 <w:szCs w:val="22"/>
               </w:rPr>
-              <w:t xml:space="preserve">A call-and-response question to the viewer</w:t>
+              <w:t xml:space="preserve">Dora’s question to the audience</w:t>
             </w:r>
           </w:p>
         </w:tc>
@@ -8214,7 +7311,7 @@
                 <w:sz w:val="22"/>
                 <w:szCs w:val="22"/>
               </w:rPr>
-              <w:t xml:space="preserve">Television advertising</w:t>
+              <w:t xml:space="preserve">Sanitary pad ads</w:t>
             </w:r>
           </w:p>
         </w:tc>
@@ -8263,7 +7360,7 @@
         <w:jc w:val="left"/>
       </w:pPr>
       <w:r>
-        <w:t xml:space="preserve">4.5 Emerging Patterns</w:t>
+        <w:t xml:space="preserve">4.5 Emerging Pattern (Figures 1–7)</w:t>
       </w:r>
     </w:p>
     <w:p>
@@ -8273,7 +7370,108 @@
         <w:jc w:val="both"/>
       </w:pPr>
       <w:r>
-        <w:t xml:space="preserve">Across the seven items analysed, four patterns appear:</w:t>
+        <w:t xml:space="preserve">Across the seven items analysed, four patterns appear. First, borrowed formats— Marvel, Dora, delivery apps, 404 pages, and pad advertisements— familiar culture carries the critique. Second, comparison as accusation— Blinkit and a sanitary pad outperform the State, and the absurdity becomes the argument. Third, reclaimed identity— ‘Baddies are not apolitical’ turns the ‘unserious’ label into a political one. Fourth, a single shared target— whatever the joke, every item points back to one demand: accountability.</w:t>
+      </w:r>
+    </w:p>
+    <w:p>
+      <w:pPr>
+        <w:pStyle w:val="Heading2"/>
+        <w:keepNext/>
+        <w:spacing w:after="120" w:before="120" w:line="360"/>
+        <w:jc w:val="left"/>
+      </w:pPr>
+      <w:r>
+        <w:t xml:space="preserve">4.6 Humor as Shield, Sword and Community</w:t>
+      </w:r>
+    </w:p>
+    <w:p>
+      <w:pPr>
+        <w:spacing w:after="120" w:before="0" w:line="360"/>
+        <w:ind w:firstLine="567"/>
+        <w:jc w:val="both"/>
+      </w:pPr>
+      <w:r>
+        <w:t xml:space="preserve">Looking at all seven together, humor seems to be doing three jobs at once. It is a </w:t>
+      </w:r>
+      <w:r>
+        <w:rPr>
+          <w:b/>
+          <w:bCs/>
+        </w:rPr>
+        <w:t xml:space="preserve">shield</w:t>
+      </w:r>
+      <w:r>
+        <w:t xml:space="preserve">— because it’s ‘just a joke’, it’s deniable and harder to censor, even though everyone knows it’s completely serious. It is a </w:t>
+      </w:r>
+      <w:r>
+        <w:rPr>
+          <w:b/>
+          <w:bCs/>
+        </w:rPr>
+        <w:t xml:space="preserve">sword</w:t>
+      </w:r>
+      <w:r>
+        <w:t xml:space="preserve">— it lets protestors say things formal protest language never could, like comparing the education system to a sanitary pad or a broken website. And it builds </w:t>
+      </w:r>
+      <w:r>
+        <w:rPr>
+          <w:b/>
+          <w:bCs/>
+        </w:rPr>
+        <w:t xml:space="preserve">community</w:t>
+      </w:r>
+      <w:r>
+        <w:t xml:space="preserve">— the moment of ‘you get it’ is itself a kind of solidarity. Shared laughter turns individual anger into something collective, and anyone can join in.</w:t>
+      </w:r>
+    </w:p>
+    <w:p>
+      <w:r>
+        <w:br w:type="page"/>
+      </w:r>
+    </w:p>
+    <w:p>
+      <w:pPr>
+        <w:pStyle w:val="Heading1"/>
+        <w:keepNext/>
+        <w:spacing w:after="0" w:line="360"/>
+        <w:jc w:val="center"/>
+      </w:pPr>
+      <w:r>
+        <w:t xml:space="preserve">CHAPTER 5</w:t>
+      </w:r>
+    </w:p>
+    <w:p>
+      <w:pPr>
+        <w:keepNext/>
+        <w:spacing w:after="240" w:line="360"/>
+        <w:jc w:val="center"/>
+      </w:pPr>
+      <w:r>
+        <w:rPr>
+          <w:b/>
+          <w:bCs/>
+        </w:rPr>
+        <w:t xml:space="preserve">FINDINGS, CONCLUSION AND SUGGESTIONS</w:t>
+      </w:r>
+    </w:p>
+    <w:p>
+      <w:pPr>
+        <w:pStyle w:val="Heading2"/>
+        <w:keepNext/>
+        <w:spacing w:after="120" w:before="120" w:line="360"/>
+        <w:jc w:val="left"/>
+      </w:pPr>
+      <w:r>
+        <w:t xml:space="preserve">5.1 Results and Findings</w:t>
+      </w:r>
+    </w:p>
+    <w:p>
+      <w:pPr>
+        <w:spacing w:after="120" w:before="0" w:line="360"/>
+        <w:jc w:val="both"/>
+      </w:pPr>
+      <w:r>
+        <w:t xml:space="preserve">Based on the analysis of 7 out of the 13 items collected, these are the main findings:</w:t>
       </w:r>
     </w:p>
     <w:p>
@@ -8287,14 +7485,7 @@
         <w:jc w:val="both"/>
       </w:pPr>
       <w:r>
-        <w:rPr>
-          <w:b/>
-          <w:bCs/>
-        </w:rPr>
-        <w:t xml:space="preserve">Borrowed formats.</w:t>
-      </w:r>
-      <w:r>
-        <w:t xml:space="preserve"> Marvel, Dora, delivery apps, 404 pages and pad advertisements — familiar culture carries the critique. The more familiar the source, the faster the message travels.</w:t>
+        <w:t xml:space="preserve">None of the posters were ‘just jokes’. Every single one of the seven had a clear institutional target behind the humor.</w:t>
       </w:r>
     </w:p>
     <w:p>
@@ -8308,14 +7499,7 @@
         <w:jc w:val="both"/>
       </w:pPr>
       <w:r>
-        <w:rPr>
-          <w:b/>
-          <w:bCs/>
-        </w:rPr>
-        <w:t xml:space="preserve">Comparison as accusation.</w:t>
-      </w:r>
-      <w:r>
-        <w:t xml:space="preserve"> Blinkit and a sanitary pad outperform the State. When everyday products work better than a national institution, the absurdity itself becomes the argument.</w:t>
+        <w:t xml:space="preserve">Intertextuality, irony and parody were the most used devices (three items each). Most of the humor was borrowed from things Gen Z already knew— Marvel, Dora, Blinkit, the internet, ads.</w:t>
       </w:r>
     </w:p>
     <w:p>
@@ -8329,14 +7513,7 @@
         <w:jc w:val="both"/>
       </w:pPr>
       <w:r>
-        <w:rPr>
-          <w:b/>
-          <w:bCs/>
-        </w:rPr>
-        <w:t xml:space="preserve">Reclaimed identity.</w:t>
-      </w:r>
-      <w:r>
-        <w:t xml:space="preserve"> ‘Baddies are not apolitical’ turns the ‘unserious’ label into a political one; the stereotype used to dismiss Gen Z becomes its banner.</w:t>
+        <w:t xml:space="preserve">Whatever the joke, the target was the same— accountability from the government and the NTA.</w:t>
       </w:r>
     </w:p>
     <w:p>
@@ -8350,35 +7527,7 @@
         <w:jc w:val="both"/>
       </w:pPr>
       <w:r>
-        <w:rPr>
-          <w:b/>
-          <w:bCs/>
-        </w:rPr>
-        <w:t xml:space="preserve">A single shared target.</w:t>
-      </w:r>
-      <w:r>
-        <w:t xml:space="preserve"> Whatever the joke, every item points back to one demand — accountability.</w:t>
-      </w:r>
-    </w:p>
-    <w:p>
-      <w:pPr>
-        <w:pStyle w:val="Heading2"/>
-        <w:keepNext/>
-        <w:spacing w:after="120" w:before="120" w:line="360"/>
-        <w:jc w:val="left"/>
-      </w:pPr>
-      <w:r>
-        <w:t xml:space="preserve">4.6 Humour as Shield, Sword and Community</w:t>
-      </w:r>
-    </w:p>
-    <w:p>
-      <w:pPr>
-        <w:spacing w:after="120" w:before="0" w:line="360"/>
-        <w:ind w:firstLine="567"/>
-        <w:jc w:val="both"/>
-      </w:pPr>
-      <w:r>
-        <w:t xml:space="preserve">The analysis suggests that humour performed three simultaneous functions in the protest:</w:t>
+        <w:t xml:space="preserve">Almost every poster had a dual-layered audience. Gen Z got it instantly, which built solidarity, while officials and elders were left outside the joke— which itself shows the gap between the protestors and the institutions.</w:t>
       </w:r>
     </w:p>
     <w:p>
@@ -8386,20 +7535,13 @@
         <w:pStyle w:val="ListParagraph"/>
         <w:numPr>
           <w:ilvl w:val="0"/>
-          <w:numId w:val="3"/>
+          <w:numId w:val="4"/>
         </w:numPr>
         <w:spacing w:after="60" w:line="360"/>
         <w:jc w:val="both"/>
       </w:pPr>
       <w:r>
-        <w:rPr>
-          <w:b/>
-          <w:bCs/>
-        </w:rPr>
-        <w:t xml:space="preserve">Shield</w:t>
-      </w:r>
-      <w:r>
-        <w:t xml:space="preserve"> — humour is deniable (‘it’s just a joke’) while remaining unmistakably serious in intent. This protected protesters and made their messages harder to censor.</w:t>
+        <w:t xml:space="preserve">Humor let the protestors say things formal protest language can’t. It made the accusations short, shareable, low-risk and ‘deniable’, and allowed comparisons that would otherwise be called ‘improper’.</w:t>
       </w:r>
     </w:p>
     <w:p>
@@ -8407,20 +7549,13 @@
         <w:pStyle w:val="ListParagraph"/>
         <w:numPr>
           <w:ilvl w:val="0"/>
-          <w:numId w:val="3"/>
+          <w:numId w:val="4"/>
         </w:numPr>
         <w:spacing w:after="60" w:line="360"/>
         <w:jc w:val="both"/>
       </w:pPr>
       <w:r>
-        <w:rPr>
-          <w:b/>
-          <w:bCs/>
-        </w:rPr>
-        <w:t xml:space="preserve">Sword</w:t>
-      </w:r>
-      <w:r>
-        <w:t xml:space="preserve"> — humour made accusations that formal protest language could not safely articulate, such as comparing the State to a sanitary pad or a broken web page.</w:t>
+        <w:t xml:space="preserve">Anyone could take part. You don’t need policy knowledge to make or share a meme, so the protest was open to everyone.</w:t>
       </w:r>
     </w:p>
     <w:p>
@@ -8428,61 +7563,13 @@
         <w:pStyle w:val="ListParagraph"/>
         <w:numPr>
           <w:ilvl w:val="0"/>
-          <w:numId w:val="3"/>
+          <w:numId w:val="4"/>
         </w:numPr>
         <w:spacing w:after="60" w:line="360"/>
         <w:jc w:val="both"/>
       </w:pPr>
       <w:r>
-        <w:rPr>
-          <w:b/>
-          <w:bCs/>
-        </w:rPr>
-        <w:t xml:space="preserve">Community</w:t>
-      </w:r>
-      <w:r>
-        <w:t xml:space="preserve"> — the moment of ‘you get it’ is a form of political solidarity. Shared laughter turned isolated anger into collective belonging, and lowered the barrier for anyone to participate.</w:t>
-      </w:r>
-    </w:p>
-    <w:p>
-      <w:r>
-        <w:br w:type="page"/>
-      </w:r>
-    </w:p>
-    <w:p>
-      <w:pPr>
-        <w:pStyle w:val="Heading1"/>
-        <w:keepNext/>
-        <w:spacing w:after="0" w:line="360"/>
-        <w:jc w:val="center"/>
-      </w:pPr>
-      <w:r>
-        <w:t xml:space="preserve">CHAPTER 5</w:t>
-      </w:r>
-    </w:p>
-    <w:p>
-      <w:pPr>
-        <w:keepNext/>
-        <w:spacing w:after="240" w:line="360"/>
-        <w:jc w:val="center"/>
-      </w:pPr>
-      <w:r>
-        <w:rPr>
-          <w:b/>
-          <w:bCs/>
-        </w:rPr>
-        <w:t xml:space="preserve">FINDINGS, CONCLUSION AND SUGGESTIONS</w:t>
-      </w:r>
-    </w:p>
-    <w:p>
-      <w:pPr>
-        <w:pStyle w:val="Heading2"/>
-        <w:keepNext/>
-        <w:spacing w:after="120" w:before="120" w:line="360"/>
-        <w:jc w:val="left"/>
-      </w:pPr>
-      <w:r>
-        <w:t xml:space="preserve">5.1 Results and Findings</w:t>
+        <w:t xml:space="preserve">The protest became part of everyday online life— 9 of the 13 items were found on Pinterest, saved and shared like any other aesthetic post.</w:t>
       </w:r>
     </w:p>
     <w:p>
@@ -8490,167 +7577,13 @@
         <w:pStyle w:val="ListParagraph"/>
         <w:numPr>
           <w:ilvl w:val="0"/>
-          <w:numId w:val="5"/>
+          <w:numId w:val="4"/>
         </w:numPr>
         <w:spacing w:after="60" w:line="360"/>
         <w:jc w:val="both"/>
       </w:pPr>
       <w:r>
-        <w:rPr>
-          <w:b/>
-          <w:bCs/>
-        </w:rPr>
-        <w:t xml:space="preserve">Humour was the method, not the distraction.</w:t>
-      </w:r>
-      <w:r>
-        <w:t xml:space="preserve"> Every analysed item used humour to deliver a serious accusation. None of the items was ‘just a joke’; each had a clear institutional target.</w:t>
-      </w:r>
-    </w:p>
-    <w:p>
-      <w:pPr>
-        <w:pStyle w:val="ListParagraph"/>
-        <w:numPr>
-          <w:ilvl w:val="0"/>
-          <w:numId w:val="5"/>
-        </w:numPr>
-        <w:spacing w:after="60" w:line="360"/>
-        <w:jc w:val="both"/>
-      </w:pPr>
-      <w:r>
-        <w:rPr>
-          <w:b/>
-          <w:bCs/>
-        </w:rPr>
-        <w:t xml:space="preserve">Intertextuality was the dominant device.</w:t>
-      </w:r>
-      <w:r>
-        <w:t xml:space="preserve"> Four of seven items borrowed from shared popular culture (Marvel, Dora, quick-commerce apps, the internet), followed by irony and parody (three items each).</w:t>
-      </w:r>
-    </w:p>
-    <w:p>
-      <w:pPr>
-        <w:pStyle w:val="ListParagraph"/>
-        <w:numPr>
-          <w:ilvl w:val="0"/>
-          <w:numId w:val="5"/>
-        </w:numPr>
-        <w:spacing w:after="60" w:line="360"/>
-        <w:jc w:val="both"/>
-      </w:pPr>
-      <w:r>
-        <w:rPr>
-          <w:b/>
-          <w:bCs/>
-        </w:rPr>
-        <w:t xml:space="preserve">The target was single and consistent.</w:t>
-      </w:r>
-      <w:r>
-        <w:t xml:space="preserve"> Despite varied surfaces, all items pointed back to one demand: accountability from the government and the National Testing Agency.</w:t>
-      </w:r>
-    </w:p>
-    <w:p>
-      <w:pPr>
-        <w:pStyle w:val="ListParagraph"/>
-        <w:numPr>
-          <w:ilvl w:val="0"/>
-          <w:numId w:val="5"/>
-        </w:numPr>
-        <w:spacing w:after="60" w:line="360"/>
-        <w:jc w:val="both"/>
-      </w:pPr>
-      <w:r>
-        <w:rPr>
-          <w:b/>
-          <w:bCs/>
-        </w:rPr>
-        <w:t xml:space="preserve">Humour created a dual-layered audience.</w:t>
-      </w:r>
-      <w:r>
-        <w:t xml:space="preserve"> Each item built instant solidarity within Gen Z (the in-group) while exposing the cultural and generational distance between protesters and institutions (the out-group).</w:t>
-      </w:r>
-    </w:p>
-    <w:p>
-      <w:pPr>
-        <w:pStyle w:val="ListParagraph"/>
-        <w:numPr>
-          <w:ilvl w:val="0"/>
-          <w:numId w:val="5"/>
-        </w:numPr>
-        <w:spacing w:after="60" w:line="360"/>
-        <w:jc w:val="both"/>
-      </w:pPr>
-      <w:r>
-        <w:rPr>
-          <w:b/>
-          <w:bCs/>
-        </w:rPr>
-        <w:t xml:space="preserve">Humour said what formal language could not.</w:t>
-      </w:r>
-      <w:r>
-        <w:t xml:space="preserve"> It made accusations deniable, compact, shareable and low-risk, and it allowed comparisons (a pad, a delivery app, a broken web page) that would be considered ‘improper’ in formal protest language.</w:t>
-      </w:r>
-    </w:p>
-    <w:p>
-      <w:pPr>
-        <w:pStyle w:val="ListParagraph"/>
-        <w:numPr>
-          <w:ilvl w:val="0"/>
-          <w:numId w:val="5"/>
-        </w:numPr>
-        <w:spacing w:after="60" w:line="360"/>
-        <w:jc w:val="both"/>
-      </w:pPr>
-      <w:r>
-        <w:rPr>
-          <w:b/>
-          <w:bCs/>
-        </w:rPr>
-        <w:t xml:space="preserve">Humour lowered the barrier to participation.</w:t>
-      </w:r>
-      <w:r>
-        <w:t xml:space="preserve"> No policy expertise was needed to make or share a meme, so outrage became something anyone could contribute to.</w:t>
-      </w:r>
-    </w:p>
-    <w:p>
-      <w:pPr>
-        <w:pStyle w:val="ListParagraph"/>
-        <w:numPr>
-          <w:ilvl w:val="0"/>
-          <w:numId w:val="5"/>
-        </w:numPr>
-        <w:spacing w:after="60" w:line="360"/>
-        <w:jc w:val="both"/>
-      </w:pPr>
-      <w:r>
-        <w:rPr>
-          <w:b/>
-          <w:bCs/>
-        </w:rPr>
-        <w:t xml:space="preserve">Protest became part of everyday digital culture.</w:t>
-      </w:r>
-      <w:r>
-        <w:t xml:space="preserve"> Over two-thirds of the corpus circulated on Pinterest, showing that protest posters were collected and shared like any other aesthetic content.</w:t>
-      </w:r>
-    </w:p>
-    <w:p>
-      <w:pPr>
-        <w:pStyle w:val="ListParagraph"/>
-        <w:numPr>
-          <w:ilvl w:val="0"/>
-          <w:numId w:val="5"/>
-        </w:numPr>
-        <w:spacing w:after="60" w:line="360"/>
-        <w:jc w:val="both"/>
-      </w:pPr>
-      <w:r>
-        <w:rPr>
-          <w:b/>
-          <w:bCs/>
-        </w:rPr>
-        <w:t xml:space="preserve">Gen Z reclaimed its own image.</w:t>
-      </w:r>
-      <w:r>
-        <w:t xml:space="preserve"> Items such as ‘Baddies are not apolitical’ turned the stereotype of the ‘unserious’ generation into a political identity.</w:t>
+        <w:t xml:space="preserve">Gen Z took back its own image. ‘Baddies are not apolitical’ turned the ‘unserious’ stereotype into a political identity.</w:t>
       </w:r>
     </w:p>
     <w:p>
@@ -8664,7 +7597,7 @@
           <w:b/>
           <w:bCs/>
         </w:rPr>
-        <w:t xml:space="preserve">Table 5.1: Summary of findings against the research objectives</w:t>
+        <w:t xml:space="preserve">Table 5.1. Findings against the objectives</w:t>
       </w:r>
     </w:p>
     <w:tbl>
@@ -8750,7 +7683,7 @@
                 <w:sz w:val="22"/>
                 <w:szCs w:val="22"/>
               </w:rPr>
-              <w:t xml:space="preserve">Finding</w:t>
+              <w:t xml:space="preserve">What was found</w:t>
             </w:r>
           </w:p>
         </w:tc>
@@ -8816,7 +7749,7 @@
                 <w:sz w:val="22"/>
                 <w:szCs w:val="22"/>
               </w:rPr>
-              <w:t xml:space="preserve">13 items documented from Instagram, Pinterest and BBC News (6 June – 25 July 2026).</w:t>
+              <w:t xml:space="preserve">13 items collected from Instagram, Pinterest and BBC News (June 6– July 25, 2026); 7 analysed in detail.</w:t>
             </w:r>
           </w:p>
         </w:tc>
@@ -8882,7 +7815,7 @@
                 <w:sz w:val="22"/>
                 <w:szCs w:val="22"/>
               </w:rPr>
-              <w:t xml:space="preserve">Intertextuality (4), irony (3), parody (3), wordplay/pun (2), satire, slang reclamation and dark humour (1 each).</w:t>
+              <w:t xml:space="preserve">Intertextuality, irony and parody (3 each), wordplay/pun (2), comparative satire, slang reclamation and dark humor (1 each).</w:t>
             </w:r>
           </w:p>
         </w:tc>
@@ -8948,7 +7881,7 @@
                 <w:sz w:val="22"/>
                 <w:szCs w:val="22"/>
               </w:rPr>
-              <w:t xml:space="preserve">All items target accountability-related failures of the government / NTA.</w:t>
+              <w:t xml:space="preserve">All seven point back to accountability-related failures of the government and the NTA.</w:t>
             </w:r>
           </w:p>
         </w:tc>
@@ -8984,7 +7917,7 @@
                 <w:sz w:val="22"/>
                 <w:szCs w:val="22"/>
               </w:rPr>
-              <w:t xml:space="preserve">4. Examine implied audience</w:t>
+              <w:t xml:space="preserve">4. Understand the audience</w:t>
             </w:r>
           </w:p>
         </w:tc>
@@ -9014,7 +7947,7 @@
                 <w:sz w:val="22"/>
                 <w:szCs w:val="22"/>
               </w:rPr>
-              <w:t xml:space="preserve">Consistently dual-layered: in-group solidarity and out-group exclusion.</w:t>
+              <w:t xml:space="preserve">Mostly dual-layered— in-group solidarity, out-group left outside the joke.</w:t>
             </w:r>
           </w:p>
         </w:tc>
@@ -9050,7 +7983,7 @@
                 <w:sz w:val="22"/>
                 <w:szCs w:val="22"/>
               </w:rPr>
-              <w:t xml:space="preserve">5. Explain what humour enabled</w:t>
+              <w:t xml:space="preserve">5. Explain what humor made possible</w:t>
             </w:r>
           </w:p>
         </w:tc>
@@ -9080,7 +8013,7 @@
                 <w:sz w:val="22"/>
                 <w:szCs w:val="22"/>
               </w:rPr>
-              <w:t xml:space="preserve">Deniability, compression, shareability, participation and ‘improper’ comparisons.</w:t>
+              <w:t xml:space="preserve">Deniability, short and shareable messages, easy participation, and ‘improper’ comparisons.</w:t>
             </w:r>
           </w:p>
         </w:tc>
@@ -9109,14 +8042,14 @@
         <w:jc w:val="both"/>
       </w:pPr>
       <w:r>
-        <w:t xml:space="preserve">This project set out to answer one question: </w:t>
+        <w:t xml:space="preserve">This project started with one question— </w:t>
       </w:r>
       <w:r>
         <w:rPr>
           <w:i/>
           <w:iCs/>
         </w:rPr>
-        <w:t xml:space="preserve">what made irony and humour an effective register for political resistance in the NEET-UG 2026 protests, rather than undermining the protest’s seriousness?</w:t>
+        <w:t xml:space="preserve">what made irony and humor an effective register for political resistance in the NEET-UG 2026 protests, rather than undermining the protest’s seriousness?</w:t>
       </w:r>
     </w:p>
     <w:p>
@@ -9126,17 +8059,7 @@
         <w:jc w:val="both"/>
       </w:pPr>
       <w:r>
-        <w:t xml:space="preserve">The answer is that humour did not reduce the seriousness of the protest — it </w:t>
-      </w:r>
-      <w:r>
-        <w:rPr>
-          <w:b/>
-          <w:bCs/>
-        </w:rPr>
-        <w:t xml:space="preserve">carried</w:t>
-      </w:r>
-      <w:r>
-        <w:t xml:space="preserve"> it. Irony allowed protesters to say one thing and mean another, inviting the in-group to complete the meaning. Parody and intertextuality borrowed the authority of familiar culture and turned it against the State. Wordplay and comparison made institutional failure look absurd, and absurdity is difficult to defend. Slang reclamation converted the stereotype of an ‘unserious’ generation into a political identity. Together, these devices made the protest language compact, shareable, deniable and participatory — qualities that formal protest language structurally lacks.</w:t>
+        <w:t xml:space="preserve">After analysing seven out of the thirteen items collected, the answer is that the humor didn’t make the protest less serious— it is what carried it. Irony let the protestors say one thing and mean another, and left it to the in-group to complete the meaning. Parody and intertextuality borrowed things everyone already knew and turned them against the government. Wordplay and comparisons made the failure of the system look so absurd that it was almost impossible to defend. And slang like ‘baddie’ took the label that was used to dismiss Gen Z and made it political. All of this made the protest language short, shareable, deniable and open to everyone— which is exactly what formal protest language can’t be.</w:t>
       </w:r>
     </w:p>
     <w:p>
@@ -9146,7 +8069,7 @@
         <w:jc w:val="both"/>
       </w:pPr>
       <w:r>
-        <w:t xml:space="preserve">In this sense, each meme served as a tiny revolution. The memes, reels, slang and language of Gen Z were not decoration around the protest; they were a rhetorical mode of political resistance in their own right. The movement that began at Jantar Mantar on 6 June 2026 and spread across the country ended with the resignation of the Union Education Minister on 25 July 2026. This study does not claim that memes alone caused that outcome, but it shows that humour was central to how the movement spoke, spread and held together.</w:t>
+        <w:t xml:space="preserve">Each meme served as a tiny revolution. The memes, reels, slang and language of Gen Z were not decoration around the protest— they were a rhetorical mode of political resistance. The movement that started at Jantar Mantar on June 6, 2026 spread across the country, and on July 25, 2026 the Union Education Minister resigned. This project does not claim that memes alone made that happen, but it does show that humor was central to how this movement spoke, spread, and held together.</w:t>
       </w:r>
     </w:p>
     <w:p>
@@ -9156,7 +8079,7 @@
         <w:jc w:val="both"/>
       </w:pPr>
       <w:r>
-        <w:t xml:space="preserve">The NEET-UG 2026 protests therefore demonstrate that Gen Z has developed its own grammar of dissent — one that is ironic, multimodal and deeply serious underneath. It is the unserious generation on the most serious topic, and it deserves to be read seriously.</w:t>
+        <w:t xml:space="preserve">Gen Z has its own language of protest— ironic, visual, full of references, and completely serious underneath. The unserious generation showed up on the most serious topic, and it deserves to be taken seriously.</w:t>
       </w:r>
     </w:p>
     <w:p>
@@ -9181,7 +8104,7 @@
           <w:b/>
           <w:bCs/>
         </w:rPr>
-        <w:t xml:space="preserve">For institutions and policy makers</w:t>
+        <w:t xml:space="preserve">For the government and institutions</w:t>
       </w:r>
     </w:p>
     <w:p>
@@ -9195,7 +8118,7 @@
         <w:jc w:val="both"/>
       </w:pPr>
       <w:r>
-        <w:t xml:space="preserve">Treat humorous and meme-based protest as legitimate political expression, not as trivial or disrespectful content; the jokes contain precise grievances.</w:t>
+        <w:t xml:space="preserve">Memes and humorous posters should be treated as real political expression, not as ‘disrespect’. Every joke analysed here has a very specific complaint in it.</w:t>
       </w:r>
     </w:p>
     <w:p>
@@ -9209,7 +8132,7 @@
         <w:jc w:val="both"/>
       </w:pPr>
       <w:r>
-        <w:t xml:space="preserve">Strengthen examination security and transparency, and communicate quickly and clearly with students during a crisis — the ‘Blinkit’ and ‘404’ posters show that silence itself becomes a target.</w:t>
+        <w:t xml:space="preserve">Exam security needs to be stronger, and students need clear and quick answers during a crisis— posters like the Blinkit one and the 404 one show that silence itself becomes the target.</w:t>
       </w:r>
     </w:p>
     <w:p>
@@ -9237,7 +8160,7 @@
         <w:jc w:val="both"/>
       </w:pPr>
       <w:r>
-        <w:t xml:space="preserve">Engage with the language of Gen Z rather than dismissing it; understanding the references is the first step to understanding the demands.</w:t>
+        <w:t xml:space="preserve">Instead of brushing off Gen Z’s language, try to understand it. Getting the reference is the first step to getting the demand.</w:t>
       </w:r>
     </w:p>
     <w:p>
@@ -9251,7 +8174,7 @@
           <w:b/>
           <w:bCs/>
         </w:rPr>
-        <w:t xml:space="preserve">For educators and the academic community</w:t>
+        <w:t xml:space="preserve">For educators</w:t>
       </w:r>
     </w:p>
     <w:p>
@@ -9265,7 +8188,7 @@
         <w:jc w:val="both"/>
       </w:pPr>
       <w:r>
-        <w:t xml:space="preserve">Include internet memes, protest posters and digital rhetoric in the study of English language and literature, as they are a living form of satire and multimodal text.</w:t>
+        <w:t xml:space="preserve">Memes, protest posters and digital language can be studied in English literature and language classes— they are a living form of satire.</w:t>
       </w:r>
     </w:p>
     <w:p>
@@ -9279,7 +8202,7 @@
         <w:jc w:val="both"/>
       </w:pPr>
       <w:r>
-        <w:t xml:space="preserve">Use multimodal discourse analysis as a classroom tool to develop students’ critical media literacy.</w:t>
+        <w:t xml:space="preserve">Multimodal analysis can be used in classrooms to help students read media more critically.</w:t>
       </w:r>
     </w:p>
     <w:p>
@@ -9293,7 +8216,7 @@
           <w:b/>
           <w:bCs/>
         </w:rPr>
-        <w:t xml:space="preserve">Suggestions for further research</w:t>
+        <w:t xml:space="preserve">For further research</w:t>
       </w:r>
     </w:p>
     <w:p>
@@ -9307,7 +8230,7 @@
         <w:jc w:val="both"/>
       </w:pPr>
       <w:r>
-        <w:t xml:space="preserve">Extend the analysis to video reels, chants, speeches and the Cockroach Janta Party’s online content.</w:t>
+        <w:t xml:space="preserve">The remaining 6 items in the corpus, along with reels, chants, speeches and the Cockroach Janta Party’s online content, can be analysed in future work.</w:t>
       </w:r>
     </w:p>
     <w:p>
@@ -9321,7 +8244,7 @@
         <w:jc w:val="both"/>
       </w:pPr>
       <w:r>
-        <w:t xml:space="preserve">Use a larger corpus and quantitative content analysis to test whether the patterns found here hold across the whole movement.</w:t>
+        <w:t xml:space="preserve">A bigger collection of items could be studied to check if the same patterns hold for the whole movement.</w:t>
       </w:r>
     </w:p>
     <w:p>
@@ -9335,7 +8258,7 @@
         <w:jc w:val="both"/>
       </w:pPr>
       <w:r>
-        <w:t xml:space="preserve">Compare the NEET-UG 2026 protests with Gen Z protests in other countries to identify a shared global ‘grammar’ of humorous dissent.</w:t>
+        <w:t xml:space="preserve">The NEET-UG 2026 protests can be compared with Gen Z protests in other countries.</w:t>
       </w:r>
     </w:p>
     <w:p>
@@ -9349,7 +8272,7 @@
         <w:jc w:val="both"/>
       </w:pPr>
       <w:r>
-        <w:t xml:space="preserve">Conduct interviews or surveys with protesters to understand the intentions behind the posters.</w:t>
+        <w:t xml:space="preserve">Interviews with protestors could show what they were actually thinking when they made these posters.</w:t>
       </w:r>
     </w:p>
     <w:p>
@@ -9378,7 +8301,7 @@
           <w:i/>
           <w:iCs/>
         </w:rPr>
-        <w:t xml:space="preserve">(References follow the APA 7th edition citation style.)</w:t>
+        <w:t xml:space="preserve">(APA 7th edition)</w:t>
       </w:r>
     </w:p>
     <w:p>
@@ -9392,7 +8315,7 @@
           <w:b/>
           <w:bCs/>
         </w:rPr>
-        <w:t xml:space="preserve">Books and Journal Articles</w:t>
+        <w:t xml:space="preserve">Books and Articles</w:t>
       </w:r>
     </w:p>
     <w:p>
@@ -9626,7 +8549,7 @@
           <w:b/>
           <w:bCs/>
         </w:rPr>
-        <w:t xml:space="preserve">Primary Sources (Corpus)</w:t>
+        <w:t xml:space="preserve">Primary Sources (Posters and Photographs)</w:t>
       </w:r>
     </w:p>
     <w:p>
@@ -9636,7 +8559,7 @@
         <w:jc w:val="left"/>
       </w:pPr>
       <w:r>
-        <w:t xml:space="preserve">BBC News. (2026). [Photograph from coverage of the NEET-UG 2026 student protests]. https://www.bbc.com/news/articles/cvg9w9dxd7lo</w:t>
+        <w:t xml:space="preserve">BBC News. (2026). [Photograph from coverage of the NEET-UG 2026 protests]. https://www.bbc.com/news/articles/cvg9w9dxd7lo</w:t>
       </w:r>
     </w:p>
     <w:p>
@@ -9783,7 +8706,7 @@
         <w:jc w:val="left"/>
       </w:pPr>
       <w:r>
-        <w:t xml:space="preserve">Appendix A: Complete Corpus Register</w:t>
+        <w:t xml:space="preserve">Appendix A: List of All 13 Items Collected</w:t>
       </w:r>
     </w:p>
     <w:p>
@@ -9792,7 +8715,7 @@
         <w:jc w:val="both"/>
       </w:pPr>
       <w:r>
-        <w:t xml:space="preserve">The table below lists all 13 items in the corpus with their sources. Items 1–7 are analysed in detail in Chapter 4; the remaining items were collected for the corpus and are reproduced in Appendix B.</w:t>
+        <w:t xml:space="preserve">All 13 items collected for this project are listed below with their sources. Items 1–7 are the ones analysed in Chapter 4. Items 8–13 were collected but not analysed in detail in this project.</w:t>
       </w:r>
     </w:p>
     <w:tbl>
@@ -9913,7 +8836,7 @@
                 <w:sz w:val="22"/>
                 <w:szCs w:val="22"/>
               </w:rPr>
-              <w:t xml:space="preserve">Source / credit</w:t>
+              <w:t xml:space="preserve">Source</w:t>
             </w:r>
           </w:p>
         </w:tc>
@@ -9946,7 +8869,7 @@
                 <w:sz w:val="22"/>
                 <w:szCs w:val="22"/>
               </w:rPr>
-              <w:t xml:space="preserve">Treatment in report</w:t>
+              <w:t xml:space="preserve">Status</w:t>
             </w:r>
           </w:p>
         </w:tc>
@@ -10072,7 +8995,7 @@
                 <w:sz w:val="22"/>
                 <w:szCs w:val="22"/>
               </w:rPr>
-              <w:t xml:space="preserve">Analysed — Figure 1</w:t>
+              <w:t xml:space="preserve">Analysed— Figure 1</w:t>
             </w:r>
           </w:p>
         </w:tc>
@@ -10198,7 +9121,7 @@
                 <w:sz w:val="22"/>
                 <w:szCs w:val="22"/>
               </w:rPr>
-              <w:t xml:space="preserve">Analysed — Figure 2</w:t>
+              <w:t xml:space="preserve">Analysed— Figure 2</w:t>
             </w:r>
           </w:p>
         </w:tc>
@@ -10324,7 +9247,7 @@
                 <w:sz w:val="22"/>
                 <w:szCs w:val="22"/>
               </w:rPr>
-              <w:t xml:space="preserve">Analysed — Figure 3</w:t>
+              <w:t xml:space="preserve">Analysed— Figure 3</w:t>
             </w:r>
           </w:p>
         </w:tc>
@@ -10420,7 +9343,7 @@
                 <w:sz w:val="22"/>
                 <w:szCs w:val="22"/>
               </w:rPr>
-              <w:t xml:space="preserve">@Lyaaa (aalyasharm0)</w:t>
+              <w:t xml:space="preserve">@Lyaaa</w:t>
             </w:r>
           </w:p>
         </w:tc>
@@ -10450,7 +9373,7 @@
                 <w:sz w:val="22"/>
                 <w:szCs w:val="22"/>
               </w:rPr>
-              <w:t xml:space="preserve">Analysed — Figure 4</w:t>
+              <w:t xml:space="preserve">Analysed— Figure 4</w:t>
             </w:r>
           </w:p>
         </w:tc>
@@ -10546,7 +9469,7 @@
                 <w:sz w:val="22"/>
                 <w:szCs w:val="22"/>
               </w:rPr>
-              <w:t xml:space="preserve">@FAGUN (epic_kid_)</w:t>
+              <w:t xml:space="preserve">@FAGUN</w:t>
             </w:r>
           </w:p>
         </w:tc>
@@ -10576,7 +9499,7 @@
                 <w:sz w:val="22"/>
                 <w:szCs w:val="22"/>
               </w:rPr>
-              <w:t xml:space="preserve">Analysed — Figure 5</w:t>
+              <w:t xml:space="preserve">Analysed— Figure 5</w:t>
             </w:r>
           </w:p>
         </w:tc>
@@ -10702,7 +9625,7 @@
                 <w:sz w:val="22"/>
                 <w:szCs w:val="22"/>
               </w:rPr>
-              <w:t xml:space="preserve">Analysed — Figure 6</w:t>
+              <w:t xml:space="preserve">Analysed— Figure 6</w:t>
             </w:r>
           </w:p>
         </w:tc>
@@ -10798,7 +9721,7 @@
                 <w:sz w:val="22"/>
                 <w:szCs w:val="22"/>
               </w:rPr>
-              <w:t xml:space="preserve">@Spring potato (thisisspringpotato)</w:t>
+              <w:t xml:space="preserve">@Spring potato</w:t>
             </w:r>
           </w:p>
         </w:tc>
@@ -10828,7 +9751,7 @@
                 <w:sz w:val="22"/>
                 <w:szCs w:val="22"/>
               </w:rPr>
-              <w:t xml:space="preserve">Analysed — Figure 7</w:t>
+              <w:t xml:space="preserve">Analysed— Figure 7</w:t>
             </w:r>
           </w:p>
         </w:tc>
@@ -10954,7 +9877,7 @@
                 <w:sz w:val="22"/>
                 <w:szCs w:val="22"/>
               </w:rPr>
-              <w:t xml:space="preserve">Corpus — Appendix B</w:t>
+              <w:t xml:space="preserve">Collected, not analysed</w:t>
             </w:r>
           </w:p>
         </w:tc>
@@ -11050,7 +9973,7 @@
                 <w:sz w:val="22"/>
                 <w:szCs w:val="22"/>
               </w:rPr>
-              <w:t xml:space="preserve">@Miss.0 (ifathima542)</w:t>
+              <w:t xml:space="preserve">@Miss.0</w:t>
             </w:r>
           </w:p>
         </w:tc>
@@ -11080,7 +10003,7 @@
                 <w:sz w:val="22"/>
                 <w:szCs w:val="22"/>
               </w:rPr>
-              <w:t xml:space="preserve">Corpus — Appendix B</w:t>
+              <w:t xml:space="preserve">Collected, not analysed</w:t>
             </w:r>
           </w:p>
         </w:tc>
@@ -11176,7 +10099,7 @@
                 <w:sz w:val="22"/>
                 <w:szCs w:val="22"/>
               </w:rPr>
-              <w:t xml:space="preserve">@Dhruv (ruvvvdump)</w:t>
+              <w:t xml:space="preserve">@Dhruv</w:t>
             </w:r>
           </w:p>
         </w:tc>
@@ -11206,7 +10129,7 @@
                 <w:sz w:val="22"/>
                 <w:szCs w:val="22"/>
               </w:rPr>
-              <w:t xml:space="preserve">Corpus — Appendix B</w:t>
+              <w:t xml:space="preserve">Collected, not analysed</w:t>
             </w:r>
           </w:p>
         </w:tc>
@@ -11302,7 +10225,7 @@
                 <w:sz w:val="22"/>
                 <w:szCs w:val="22"/>
               </w:rPr>
-              <w:t xml:space="preserve">@Sania (saniaazafar)</w:t>
+              <w:t xml:space="preserve">@Sania</w:t>
             </w:r>
           </w:p>
         </w:tc>
@@ -11332,7 +10255,7 @@
                 <w:sz w:val="22"/>
                 <w:szCs w:val="22"/>
               </w:rPr>
-              <w:t xml:space="preserve">Corpus — Appendix B</w:t>
+              <w:t xml:space="preserve">Collected, not analysed</w:t>
             </w:r>
           </w:p>
         </w:tc>
@@ -11458,7 +10381,7 @@
                 <w:sz w:val="22"/>
                 <w:szCs w:val="22"/>
               </w:rPr>
-              <w:t xml:space="preserve">Corpus — Appendix B</w:t>
+              <w:t xml:space="preserve">Collected, not analysed</w:t>
             </w:r>
           </w:p>
         </w:tc>
@@ -11554,7 +10477,7 @@
                 <w:sz w:val="22"/>
                 <w:szCs w:val="22"/>
               </w:rPr>
-              <w:t xml:space="preserve">@prwmmm.era (inpremmm12)</w:t>
+              <w:t xml:space="preserve">@prwmmm.era</w:t>
             </w:r>
           </w:p>
         </w:tc>
@@ -11584,7 +10507,7 @@
                 <w:sz w:val="22"/>
                 <w:szCs w:val="22"/>
               </w:rPr>
-              <w:t xml:space="preserve">Corpus — Appendix B</w:t>
+              <w:t xml:space="preserve">Collected, not analysed</w:t>
             </w:r>
           </w:p>
         </w:tc>
@@ -11603,196 +10526,77 @@
         <w:jc w:val="left"/>
       </w:pPr>
       <w:r>
-        <w:t xml:space="preserve">Appendix B: Additional Corpus Items</w:t>
-      </w:r>
-    </w:p>
-    <w:p>
-      <w:pPr>
-        <w:spacing w:after="120" w:before="0" w:line="360"/>
+        <w:t xml:space="preserve">Appendix B: Questions Used to Analyse Each Item</w:t>
+      </w:r>
+    </w:p>
+    <w:p>
+      <w:pPr>
+        <w:pStyle w:val="ListParagraph"/>
+        <w:numPr>
+          <w:ilvl w:val="0"/>
+          <w:numId w:val="5"/>
+        </w:numPr>
+        <w:spacing w:after="60" w:line="360"/>
         <w:jc w:val="both"/>
       </w:pPr>
       <w:r>
-        <w:t xml:space="preserve">Photographs of corpus items 8–13, reproduced with credit to their original sources.</w:t>
-      </w:r>
-    </w:p>
-    <w:p>
-      <w:pPr>
-        <w:keepNext/>
-        <w:pBdr>
-          <w:top w:val="dashed" w:color="808080" w:sz="6" w:space="8"/>
-          <w:bottom w:val="dashed" w:color="808080" w:sz="6" w:space="8"/>
-        </w:pBdr>
-        <w:spacing w:after="60" w:before="120" w:line="360"/>
-        <w:jc w:val="center"/>
-      </w:pPr>
-      <w:r>
-        <w:rPr>
-          <w:color w:val="808080"/>
-        </w:rPr>
-        <w:t xml:space="preserve">[Insert photograph: Item 8]</w:t>
-      </w:r>
-    </w:p>
-    <w:p>
-      <w:pPr>
-        <w:spacing w:after="160" w:line="360"/>
-        <w:jc w:val="center"/>
-      </w:pPr>
-      <w:r>
-        <w:rPr>
-          <w:i/>
-          <w:iCs/>
-        </w:rPr>
-        <w:t xml:space="preserve">Courtesy: Instagram @purva.thakaree</w:t>
-      </w:r>
-    </w:p>
-    <w:p>
-      <w:pPr>
-        <w:keepNext/>
-        <w:pBdr>
-          <w:top w:val="dashed" w:color="808080" w:sz="6" w:space="8"/>
-          <w:bottom w:val="dashed" w:color="808080" w:sz="6" w:space="8"/>
-        </w:pBdr>
-        <w:spacing w:after="60" w:before="120" w:line="360"/>
-        <w:jc w:val="center"/>
-      </w:pPr>
-      <w:r>
-        <w:rPr>
-          <w:color w:val="808080"/>
-        </w:rPr>
-        <w:t xml:space="preserve">[Insert photograph: Item 9]</w:t>
-      </w:r>
-    </w:p>
-    <w:p>
-      <w:pPr>
-        <w:spacing w:after="160" w:line="360"/>
-        <w:jc w:val="center"/>
-      </w:pPr>
-      <w:r>
-        <w:rPr>
-          <w:i/>
-          <w:iCs/>
-        </w:rPr>
-        <w:t xml:space="preserve">Courtesy: Pinterest @Miss.0</w:t>
-      </w:r>
-    </w:p>
-    <w:p>
-      <w:pPr>
-        <w:keepNext/>
-        <w:pBdr>
-          <w:top w:val="dashed" w:color="808080" w:sz="6" w:space="8"/>
-          <w:bottom w:val="dashed" w:color="808080" w:sz="6" w:space="8"/>
-        </w:pBdr>
-        <w:spacing w:after="60" w:before="120" w:line="360"/>
-        <w:jc w:val="center"/>
-      </w:pPr>
-      <w:r>
-        <w:rPr>
-          <w:color w:val="808080"/>
-        </w:rPr>
-        <w:t xml:space="preserve">[Insert photograph: Item 10]</w:t>
-      </w:r>
-    </w:p>
-    <w:p>
-      <w:pPr>
-        <w:spacing w:after="160" w:line="360"/>
-        <w:jc w:val="center"/>
-      </w:pPr>
-      <w:r>
-        <w:rPr>
-          <w:i/>
-          <w:iCs/>
-        </w:rPr>
-        <w:t xml:space="preserve">Courtesy: Pinterest @Dhruv</w:t>
-      </w:r>
-    </w:p>
-    <w:p>
-      <w:pPr>
-        <w:keepNext/>
-        <w:pBdr>
-          <w:top w:val="dashed" w:color="808080" w:sz="6" w:space="8"/>
-          <w:bottom w:val="dashed" w:color="808080" w:sz="6" w:space="8"/>
-        </w:pBdr>
-        <w:spacing w:after="60" w:before="120" w:line="360"/>
-        <w:jc w:val="center"/>
-      </w:pPr>
-      <w:r>
-        <w:rPr>
-          <w:color w:val="808080"/>
-        </w:rPr>
-        <w:t xml:space="preserve">[Insert photograph: Item 11]</w:t>
-      </w:r>
-    </w:p>
-    <w:p>
-      <w:pPr>
-        <w:spacing w:after="160" w:line="360"/>
-        <w:jc w:val="center"/>
-      </w:pPr>
-      <w:r>
-        <w:rPr>
-          <w:i/>
-          <w:iCs/>
-        </w:rPr>
-        <w:t xml:space="preserve">Courtesy: Pinterest @Sania</w:t>
-      </w:r>
-    </w:p>
-    <w:p>
-      <w:pPr>
-        <w:keepNext/>
-        <w:pBdr>
-          <w:top w:val="dashed" w:color="808080" w:sz="6" w:space="8"/>
-          <w:bottom w:val="dashed" w:color="808080" w:sz="6" w:space="8"/>
-        </w:pBdr>
-        <w:spacing w:after="60" w:before="120" w:line="360"/>
-        <w:jc w:val="center"/>
-      </w:pPr>
-      <w:r>
-        <w:rPr>
-          <w:color w:val="808080"/>
-        </w:rPr>
-        <w:t xml:space="preserve">[Insert photograph: Item 12]</w:t>
-      </w:r>
-    </w:p>
-    <w:p>
-      <w:pPr>
-        <w:spacing w:after="160" w:line="360"/>
-        <w:jc w:val="center"/>
-      </w:pPr>
-      <w:r>
-        <w:rPr>
-          <w:i/>
-          <w:iCs/>
-        </w:rPr>
-        <w:t xml:space="preserve">Courtesy: BBC News (bbc.com/news/articles/cvg9w9dxd7lo)</w:t>
-      </w:r>
-    </w:p>
-    <w:p>
-      <w:pPr>
-        <w:keepNext/>
-        <w:pBdr>
-          <w:top w:val="dashed" w:color="808080" w:sz="6" w:space="8"/>
-          <w:bottom w:val="dashed" w:color="808080" w:sz="6" w:space="8"/>
-        </w:pBdr>
-        <w:spacing w:after="60" w:before="120" w:line="360"/>
-        <w:jc w:val="center"/>
-      </w:pPr>
-      <w:r>
-        <w:rPr>
-          <w:color w:val="808080"/>
-        </w:rPr>
-        <w:t xml:space="preserve">[Insert photograph: Item 13]</w:t>
-      </w:r>
-    </w:p>
-    <w:p>
-      <w:pPr>
-        <w:spacing w:after="160" w:line="360"/>
-        <w:jc w:val="center"/>
-      </w:pPr>
-      <w:r>
-        <w:rPr>
-          <w:i/>
-          <w:iCs/>
-        </w:rPr>
-        <w:t xml:space="preserve">Courtesy: Pinterest @prwmmm.era</w:t>
+        <w:t xml:space="preserve">What is on the poster/meme— the text, the image, the colours?</w:t>
+      </w:r>
+    </w:p>
+    <w:p>
+      <w:pPr>
+        <w:pStyle w:val="ListParagraph"/>
+        <w:numPr>
+          <w:ilvl w:val="0"/>
+          <w:numId w:val="5"/>
+        </w:numPr>
+        <w:spacing w:after="60" w:line="360"/>
+        <w:jc w:val="both"/>
+      </w:pPr>
+      <w:r>
+        <w:t xml:space="preserve">What rhetorical device is being used— satire, irony, parody, absurdism, intertextuality, wordplay, in-group reference, slang?</w:t>
+      </w:r>
+    </w:p>
+    <w:p>
+      <w:pPr>
+        <w:pStyle w:val="ListParagraph"/>
+        <w:numPr>
+          <w:ilvl w:val="0"/>
+          <w:numId w:val="5"/>
+        </w:numPr>
+        <w:spacing w:after="60" w:line="360"/>
+        <w:jc w:val="both"/>
+      </w:pPr>
+      <w:r>
+        <w:t xml:space="preserve">Which institutional failure is it targeting?</w:t>
+      </w:r>
+    </w:p>
+    <w:p>
+      <w:pPr>
+        <w:pStyle w:val="ListParagraph"/>
+        <w:numPr>
+          <w:ilvl w:val="0"/>
+          <w:numId w:val="5"/>
+        </w:numPr>
+        <w:spacing w:after="60" w:line="360"/>
+        <w:jc w:val="both"/>
+      </w:pPr>
+      <w:r>
+        <w:t xml:space="preserve">Who is the implied audience— who gets it (in-group) and who doesn’t (out-group)?</w:t>
+      </w:r>
+    </w:p>
+    <w:p>
+      <w:pPr>
+        <w:pStyle w:val="ListParagraph"/>
+        <w:numPr>
+          <w:ilvl w:val="0"/>
+          <w:numId w:val="5"/>
+        </w:numPr>
+        <w:spacing w:after="60" w:line="360"/>
+        <w:jc w:val="both"/>
+      </w:pPr>
+      <w:r>
+        <w:t xml:space="preserve">Why did it work— what did the humor let it say that formal protest language couldn’t?</w:t>
       </w:r>
     </w:p>
     <w:p>
@@ -11803,132 +10607,7 @@
         <w:jc w:val="left"/>
       </w:pPr>
       <w:r>
-        <w:t xml:space="preserve">Appendix C: Close-Reading Instrument</w:t>
-      </w:r>
-    </w:p>
-    <w:p>
-      <w:pPr>
-        <w:spacing w:after="120" w:before="0" w:line="360"/>
-        <w:jc w:val="both"/>
-      </w:pPr>
-      <w:r>
-        <w:t xml:space="preserve">The following set of questions was applied to every item in the corpus:</w:t>
-      </w:r>
-    </w:p>
-    <w:p>
-      <w:pPr>
-        <w:pStyle w:val="ListParagraph"/>
-        <w:numPr>
-          <w:ilvl w:val="0"/>
-          <w:numId w:val="6"/>
-        </w:numPr>
-        <w:spacing w:after="60" w:line="360"/>
-        <w:jc w:val="both"/>
-      </w:pPr>
-      <w:r>
-        <w:rPr>
-          <w:b/>
-          <w:bCs/>
-        </w:rPr>
-        <w:t xml:space="preserve">Surface content:</w:t>
-      </w:r>
-      <w:r>
-        <w:t xml:space="preserve"> What is literally on the poster, meme or reel (text, image, colour, layout)?</w:t>
-      </w:r>
-    </w:p>
-    <w:p>
-      <w:pPr>
-        <w:pStyle w:val="ListParagraph"/>
-        <w:numPr>
-          <w:ilvl w:val="0"/>
-          <w:numId w:val="6"/>
-        </w:numPr>
-        <w:spacing w:after="60" w:line="360"/>
-        <w:jc w:val="both"/>
-      </w:pPr>
-      <w:r>
-        <w:rPr>
-          <w:b/>
-          <w:bCs/>
-        </w:rPr>
-        <w:t xml:space="preserve">Rhetorical device:</w:t>
-      </w:r>
-      <w:r>
-        <w:t xml:space="preserve"> Which device carries the message — satire, irony, parody, absurdism, intertextuality, wordplay, in-group reference, slang?</w:t>
-      </w:r>
-    </w:p>
-    <w:p>
-      <w:pPr>
-        <w:pStyle w:val="ListParagraph"/>
-        <w:numPr>
-          <w:ilvl w:val="0"/>
-          <w:numId w:val="6"/>
-        </w:numPr>
-        <w:spacing w:after="60" w:line="360"/>
-        <w:jc w:val="both"/>
-      </w:pPr>
-      <w:r>
-        <w:rPr>
-          <w:b/>
-          <w:bCs/>
-        </w:rPr>
-        <w:t xml:space="preserve">Institutional target:</w:t>
-      </w:r>
-      <w:r>
-        <w:t xml:space="preserve"> Which institutional failure or actor does it accuse?</w:t>
-      </w:r>
-    </w:p>
-    <w:p>
-      <w:pPr>
-        <w:pStyle w:val="ListParagraph"/>
-        <w:numPr>
-          <w:ilvl w:val="0"/>
-          <w:numId w:val="6"/>
-        </w:numPr>
-        <w:spacing w:after="60" w:line="360"/>
-        <w:jc w:val="both"/>
-      </w:pPr>
-      <w:r>
-        <w:rPr>
-          <w:b/>
-          <w:bCs/>
-        </w:rPr>
-        <w:t xml:space="preserve">Implied audience:</w:t>
-      </w:r>
-      <w:r>
-        <w:t xml:space="preserve"> Who is expected to understand it (in-group), and who is positioned outside it (out-group)?</w:t>
-      </w:r>
-    </w:p>
-    <w:p>
-      <w:pPr>
-        <w:pStyle w:val="ListParagraph"/>
-        <w:numPr>
-          <w:ilvl w:val="0"/>
-          <w:numId w:val="6"/>
-        </w:numPr>
-        <w:spacing w:after="60" w:line="360"/>
-        <w:jc w:val="both"/>
-      </w:pPr>
-      <w:r>
-        <w:rPr>
-          <w:b/>
-          <w:bCs/>
-        </w:rPr>
-        <w:t xml:space="preserve">Function:</w:t>
-      </w:r>
-      <w:r>
-        <w:t xml:space="preserve"> Why did it work — what did the humour let it say that formal protest language could not?</w:t>
-      </w:r>
-    </w:p>
-    <w:p>
-      <w:pPr>
-        <w:pStyle w:val="Heading2"/>
-        <w:keepNext/>
-        <w:spacing w:after="120" w:before="120" w:line="360"/>
-        <w:jc w:val="left"/>
-      </w:pPr>
-      <w:r>
-        <w:t xml:space="preserve">Appendix D: Glossary of Gen Z Terms Used in the Report</w:t>
+        <w:t xml:space="preserve">Appendix C: Gen Z Words Used in This Project</w:t>
       </w:r>
     </w:p>
     <w:tbl>
@@ -11981,7 +10660,7 @@
                 <w:sz w:val="22"/>
                 <w:szCs w:val="22"/>
               </w:rPr>
-              <w:t xml:space="preserve">Term</w:t>
+              <w:t xml:space="preserve">Word</w:t>
             </w:r>
           </w:p>
         </w:tc>
@@ -12080,7 +10759,7 @@
                 <w:sz w:val="22"/>
                 <w:szCs w:val="22"/>
               </w:rPr>
-              <w:t xml:space="preserve">A confident, stylish young woman; usually associated with fashion and social-media aesthetics.</w:t>
+              <w:t xml:space="preserve">A confident, stylish young woman. Usually connected to fashion and Instagram aesthetics.</w:t>
             </w:r>
           </w:p>
         </w:tc>
@@ -12146,7 +10825,7 @@
                 <w:sz w:val="22"/>
                 <w:szCs w:val="22"/>
               </w:rPr>
-              <w:t xml:space="preserve">Absurd, repetitive, hyper-online meme content; also the feeling of having consumed too much of it.</w:t>
+              <w:t xml:space="preserve">Absurd, repetitive, very-online meme content— or the feeling of having watched too much of it.</w:t>
             </w:r>
           </w:p>
         </w:tc>
@@ -12212,7 +10891,7 @@
                 <w:sz w:val="22"/>
                 <w:szCs w:val="22"/>
               </w:rPr>
-              <w:t xml:space="preserve">The ‘page not found’ message on the internet; used to say something does not exist.</w:t>
+              <w:t xml:space="preserve">The ‘page not found’ message on the internet. Used to say something doesn’t exist.</w:t>
             </w:r>
           </w:p>
         </w:tc>
@@ -12278,7 +10957,7 @@
                 <w:sz w:val="22"/>
                 <w:szCs w:val="22"/>
               </w:rPr>
-              <w:t xml:space="preserve">An image, text or video format that is copied, adapted and shared by many users online.</w:t>
+              <w:t xml:space="preserve">An image, text or video format that people copy, change and share online.</w:t>
             </w:r>
           </w:p>
         </w:tc>
@@ -12344,7 +11023,7 @@
                 <w:sz w:val="22"/>
                 <w:szCs w:val="22"/>
               </w:rPr>
-              <w:t xml:space="preserve">A short vertical video on Instagram, often set to trending audio.</w:t>
+              <w:t xml:space="preserve">A short vertical video on Instagram, usually with trending audio.</w:t>
             </w:r>
           </w:p>
         </w:tc>
@@ -12410,7 +11089,7 @@
                 <w:sz w:val="22"/>
                 <w:szCs w:val="22"/>
               </w:rPr>
-              <w:t xml:space="preserve">Deliberately absurd or low-effort humorous posting, often used ironically.</w:t>
+              <w:t xml:space="preserve">Posting deliberately absurd or low-effort jokes, usually ironically.</w:t>
             </w:r>
           </w:p>
         </w:tc>
@@ -12476,7 +11155,7 @@
                 <w:sz w:val="22"/>
                 <w:szCs w:val="22"/>
               </w:rPr>
-              <w:t xml:space="preserve">Indian student slang for something unexpected that one was not prepared for.</w:t>
+              <w:t xml:space="preserve">Student slang for something you were not at all prepared for.</w:t>
             </w:r>
           </w:p>
         </w:tc>
@@ -12582,7 +11261,7 @@
                 <w:sz w:val="22"/>
                 <w:szCs w:val="22"/>
               </w:rPr>
-              <w:t xml:space="preserve">Date / Period</w:t>
+              <w:t xml:space="preserve">Date</w:t>
             </w:r>
           </w:p>
         </w:tc>
@@ -12615,7 +11294,7 @@
                 <w:sz w:val="22"/>
                 <w:szCs w:val="22"/>
               </w:rPr>
-              <w:t xml:space="preserve">Work completed</w:t>
+              <w:t xml:space="preserve">Work done</w:t>
             </w:r>
           </w:p>
         </w:tc>
@@ -12681,7 +11360,7 @@
                 <w:sz w:val="22"/>
                 <w:szCs w:val="22"/>
               </w:rPr>
-              <w:t xml:space="preserve">11 August 2026</w:t>
+              <w:t xml:space="preserve">August 11, 2026</w:t>
             </w:r>
           </w:p>
         </w:tc>
@@ -12711,7 +11390,7 @@
                 <w:sz w:val="22"/>
                 <w:szCs w:val="22"/>
               </w:rPr>
-              <w:t xml:space="preserve">Project topic finalised; working folder created; collection of protest posters and their sources began.</w:t>
+              <w:t xml:space="preserve">Topic finalised. Started collecting protest posters along with their sources.</w:t>
             </w:r>
           </w:p>
         </w:tc>
@@ -12777,7 +11456,7 @@
                 <w:sz w:val="22"/>
                 <w:szCs w:val="22"/>
               </w:rPr>
-              <w:t xml:space="preserve">15 August 2026</w:t>
+              <w:t xml:space="preserve">August 15, 2026</w:t>
             </w:r>
           </w:p>
         </w:tc>
@@ -12807,7 +11486,7 @@
                 <w:sz w:val="22"/>
                 <w:szCs w:val="22"/>
               </w:rPr>
-              <w:t xml:space="preserve">Principal literature identified: Hakoköngäs, Halmesvaara &amp; Sakki (2020), “Persuasion Through Bitter Humor”.</w:t>
+              <w:t xml:space="preserve">Found the main article for the literature review— Hakoköngäs, Halmesvaara &amp; Sakki (2020), ‘Persuasion Through Bitter Humor’.</w:t>
             </w:r>
           </w:p>
         </w:tc>
@@ -12873,7 +11552,7 @@
                 <w:sz w:val="22"/>
                 <w:szCs w:val="22"/>
               </w:rPr>
-              <w:t xml:space="preserve">20 August 2026</w:t>
+              <w:t xml:space="preserve">August 20, 2026</w:t>
             </w:r>
           </w:p>
         </w:tc>
@@ -12903,7 +11582,7 @@
                 <w:sz w:val="22"/>
                 <w:szCs w:val="22"/>
               </w:rPr>
-              <w:t xml:space="preserve">Working skeleton prepared: research question, thesis statement and chapter outline drafted.</w:t>
+              <w:t xml:space="preserve">Made the working skeleton— research question, thesis statement and chapter outline.</w:t>
             </w:r>
           </w:p>
         </w:tc>
@@ -12999,7 +11678,7 @@
                 <w:sz w:val="22"/>
                 <w:szCs w:val="22"/>
               </w:rPr>
-              <w:t xml:space="preserve">Key dates and timeline of the protest movement compiled; introduction, literature review and methodology drafted.</w:t>
+              <w:t xml:space="preserve">Put together the key dates and timeline of the protest. Wrote the introduction, literature review and methodology.</w:t>
             </w:r>
           </w:p>
         </w:tc>
@@ -13065,7 +11744,7 @@
                 <w:sz w:val="22"/>
                 <w:szCs w:val="22"/>
               </w:rPr>
-              <w:t xml:space="preserve">28 August 2026</w:t>
+              <w:t xml:space="preserve">August 28, 2026</w:t>
             </w:r>
           </w:p>
         </w:tc>
@@ -13095,7 +11774,7 @@
                 <w:sz w:val="22"/>
                 <w:szCs w:val="22"/>
               </w:rPr>
-              <w:t xml:space="preserve">Progress Report 1 presented to the guide (presentation covering context, research question, literature, methodology and the first worked example).</w:t>
+              <w:t xml:space="preserve">Presented Progress Report 1 to the guide— context, research question, literature review, methodology and the first worked example (Spider-Man poster).</w:t>
             </w:r>
           </w:p>
         </w:tc>
@@ -13191,7 +11870,7 @@
                 <w:sz w:val="22"/>
                 <w:szCs w:val="22"/>
               </w:rPr>
-              <w:t xml:space="preserve">Corpus finalised at 13 items; close readings of Figures 1–7 completed; emerging patterns identified.</w:t>
+              <w:t xml:space="preserve">Finalised the corpus at 13 items. Decided to analyse 7 of them in detail. Finished the analysis of Figures 1–7 and the emerging pattern.</w:t>
             </w:r>
           </w:p>
         </w:tc>
@@ -13287,7 +11966,7 @@
                 <w:sz w:val="22"/>
                 <w:szCs w:val="22"/>
               </w:rPr>
-              <w:t xml:space="preserve">Data tabulated, graphs prepared; findings, conclusion, suggestions, references and appendices completed; final report compiled and submitted.</w:t>
+              <w:t xml:space="preserve">Made the tables and graphs, wrote the findings, conclusion and suggestions, added references and appendices, and put the final report together.</w:t>
             </w:r>
           </w:p>
         </w:tc>
@@ -13724,18 +12403,12 @@
     </w:lvlOverride>
   </w:num>
   <w:num w:numId="4">
-    <w:abstractNumId w:val="5"/>
+    <w:abstractNumId w:val="6"/>
     <w:lvlOverride w:ilvl="0">
       <w:startOverride w:val="1"/>
     </w:lvlOverride>
   </w:num>
   <w:num w:numId="5">
-    <w:abstractNumId w:val="6"/>
-    <w:lvlOverride w:ilvl="0">
-      <w:startOverride w:val="1"/>
-    </w:lvlOverride>
-  </w:num>
-  <w:num w:numId="6">
     <w:abstractNumId w:val="7"/>
     <w:lvlOverride w:ilvl="0">
       <w:startOverride w:val="1"/>

--- a/FP_Report.docx
+++ b/FP_Report.docx
@@ -885,7 +885,7 @@
           <w:b w:val="false"/>
           <w:bCs w:val="false"/>
         </w:rPr>
-        <w:t xml:space="preserve">Chapter 5: Findings, Conclusion and Suggestions	17</w:t>
+        <w:t xml:space="preserve">Chapter 5: Findings, Conclusion and Suggestions	19</w:t>
       </w:r>
     </w:p>
     <w:p>
@@ -916,7 +916,7 @@
           <w:b w:val="false"/>
           <w:bCs w:val="false"/>
         </w:rPr>
-        <w:t xml:space="preserve">References	20</w:t>
+        <w:t xml:space="preserve">References	22</w:t>
       </w:r>
     </w:p>
     <w:p>
@@ -932,7 +932,7 @@
           <w:b w:val="false"/>
           <w:bCs w:val="false"/>
         </w:rPr>
-        <w:t xml:space="preserve">Appendices	22</w:t>
+        <w:t xml:space="preserve">Appendices	24</w:t>
       </w:r>
     </w:p>
     <w:p>
@@ -948,7 +948,7 @@
           <w:b w:val="false"/>
           <w:bCs w:val="false"/>
         </w:rPr>
-        <w:t xml:space="preserve">Progress Report	24</w:t>
+        <w:t xml:space="preserve">Progress Report	26</w:t>
       </w:r>
     </w:p>
     <w:p>
@@ -1023,7 +1023,7 @@
           <w:b w:val="false"/>
           <w:bCs w:val="false"/>
         </w:rPr>
-        <w:t xml:space="preserve">Figure 3. Comparing the government to quick-commerce delivery apps	11</w:t>
+        <w:t xml:space="preserve">Figure 3. Comparing the government to quick-commerce delivery apps	12</w:t>
       </w:r>
     </w:p>
     <w:p>
@@ -1038,7 +1038,7 @@
           <w:b w:val="false"/>
           <w:bCs w:val="false"/>
         </w:rPr>
-        <w:t xml:space="preserve">Figure 4. Reclaiming Gen Z slang— ‘Baddies are not apolitical’	12</w:t>
+        <w:t xml:space="preserve">Figure 4. Reclaiming Gen Z slang— ‘Baddies are not apolitical’	13</w:t>
       </w:r>
     </w:p>
     <w:p>
@@ -1053,7 +1053,7 @@
           <w:b w:val="false"/>
           <w:bCs w:val="false"/>
         </w:rPr>
-        <w:t xml:space="preserve">Figure 5. ‘Error 404’— borrowing the language of a broken web page	12</w:t>
+        <w:t xml:space="preserve">Figure 5. ‘Error 404’— borrowing the language of a broken web page	14</w:t>
       </w:r>
     </w:p>
     <w:p>
@@ -1068,7 +1068,7 @@
           <w:b w:val="false"/>
           <w:bCs w:val="false"/>
         </w:rPr>
-        <w:t xml:space="preserve">Figure 6. Parody of Dora the Explorer’s question to the audience	13</w:t>
+        <w:t xml:space="preserve">Figure 6. Parody of Dora the Explorer’s question to the audience	14</w:t>
       </w:r>
     </w:p>
     <w:p>
@@ -1083,7 +1083,7 @@
           <w:b w:val="false"/>
           <w:bCs w:val="false"/>
         </w:rPr>
-        <w:t xml:space="preserve">Figure 7. Pun on ‘leak’— parody of sanitary pad advertisements	13</w:t>
+        <w:t xml:space="preserve">Figure 7. Pun on ‘leak’— parody of sanitary pad advertisements	15</w:t>
       </w:r>
     </w:p>
     <w:p>
@@ -1113,7 +1113,7 @@
           <w:b w:val="false"/>
           <w:bCs w:val="false"/>
         </w:rPr>
-        <w:t xml:space="preserve">Graph 2. Rhetorical devices used in the seven analysed items	15</w:t>
+        <w:t xml:space="preserve">Graph 2. Rhetorical devices used in the seven analysed items	17</w:t>
       </w:r>
     </w:p>
     <w:p>
@@ -1128,7 +1128,7 @@
           <w:b w:val="false"/>
           <w:bCs w:val="false"/>
         </w:rPr>
-        <w:t xml:space="preserve">Graph 3. What each analysed item was targeting	15</w:t>
+        <w:t xml:space="preserve">Graph 3. What each analysed item was targeting	17</w:t>
       </w:r>
     </w:p>
     <w:p>
@@ -1202,7 +1202,7 @@
           <w:b w:val="false"/>
           <w:bCs w:val="false"/>
         </w:rPr>
-        <w:t xml:space="preserve">Table 4.2. Summary of the seven analysed items	14</w:t>
+        <w:t xml:space="preserve">Table 4.2. Summary of the seven analysed items	16</w:t>
       </w:r>
     </w:p>
     <w:p>
@@ -1217,7 +1217,7 @@
           <w:b w:val="false"/>
           <w:bCs w:val="false"/>
         </w:rPr>
-        <w:t xml:space="preserve">Table 4.3. How often each rhetorical device was used	14</w:t>
+        <w:t xml:space="preserve">Table 4.3. How often each rhetorical device was used	16</w:t>
       </w:r>
     </w:p>
     <w:p>
@@ -1232,7 +1232,7 @@
           <w:b w:val="false"/>
           <w:bCs w:val="false"/>
         </w:rPr>
-        <w:t xml:space="preserve">Table 4.4. Where each item borrowed its joke from	16</w:t>
+        <w:t xml:space="preserve">Table 4.4. Where each item borrowed its joke from	18</w:t>
       </w:r>
     </w:p>
     <w:p>
@@ -1247,7 +1247,7 @@
           <w:b w:val="false"/>
           <w:bCs w:val="false"/>
         </w:rPr>
-        <w:t xml:space="preserve">Table 5.1. Findings against the objectives	17</w:t>
+        <w:t xml:space="preserve">Table 5.1. Findings against the objectives	19</w:t>
       </w:r>
     </w:p>
     <w:p>
@@ -3740,18 +3740,48 @@
     <w:p>
       <w:pPr>
         <w:keepNext/>
-        <w:pBdr>
-          <w:top w:val="dashed" w:color="808080" w:sz="6" w:space="8"/>
-          <w:bottom w:val="dashed" w:color="808080" w:sz="6" w:space="8"/>
-        </w:pBdr>
-        <w:spacing w:after="60" w:before="120" w:line="360"/>
+        <w:spacing w:after="60" w:before="120"/>
         <w:jc w:val="center"/>
       </w:pPr>
       <w:r>
-        <w:rPr>
-          <w:color w:val="808080"/>
-        </w:rPr>
-        <w:t xml:space="preserve">[Insert photograph: Figure 2]</w:t>
+        <w:drawing>
+          <wp:inline distT="0" distB="0" distL="0" distR="0">
+            <wp:extent cx="2124075" cy="2095500"/>
+            <wp:effectExtent t="0" r="0" b="0" l="0"/>
+            <wp:docPr id="1" name="" descr="" title=""/>
+            <wp:cNvGraphicFramePr>
+              <a:graphicFrameLocks xmlns:a="http://schemas.openxmlformats.org/drawingml/2006/main" noChangeAspect="1"/>
+            </wp:cNvGraphicFramePr>
+            <a:graphic xmlns:a="http://schemas.openxmlformats.org/drawingml/2006/main">
+              <a:graphicData uri="http://schemas.openxmlformats.org/drawingml/2006/picture">
+                <pic:pic xmlns:pic="http://schemas.openxmlformats.org/drawingml/2006/picture">
+                  <pic:nvPicPr>
+                    <pic:cNvPr id="0" name="" descr=""/>
+                    <pic:cNvPicPr>
+                      <a:picLocks noChangeAspect="1" noChangeArrowheads="1"/>
+                    </pic:cNvPicPr>
+                  </pic:nvPicPr>
+                  <pic:blipFill>
+                    <a:blip r:embed="rId11" cstate="none"/>
+                    <a:srcRect/>
+                    <a:stretch>
+                      <a:fillRect/>
+                    </a:stretch>
+                  </pic:blipFill>
+                  <pic:spPr bwMode="auto">
+                    <a:xfrm>
+                      <a:off x="0" y="0"/>
+                      <a:ext cx="2124075" cy="2095500"/>
+                    </a:xfrm>
+                    <a:prstGeom prst="rect">
+                      <a:avLst/>
+                    </a:prstGeom>
+                  </pic:spPr>
+                </pic:pic>
+              </a:graphicData>
+            </a:graphic>
+          </wp:inline>
+        </w:drawing>
       </w:r>
     </w:p>
     <w:p>
@@ -3824,18 +3854,48 @@
     <w:p>
       <w:pPr>
         <w:keepNext/>
-        <w:pBdr>
-          <w:top w:val="dashed" w:color="808080" w:sz="6" w:space="8"/>
-          <w:bottom w:val="dashed" w:color="808080" w:sz="6" w:space="8"/>
-        </w:pBdr>
-        <w:spacing w:after="60" w:before="120" w:line="360"/>
+        <w:spacing w:after="60" w:before="120"/>
         <w:jc w:val="center"/>
       </w:pPr>
       <w:r>
-        <w:rPr>
-          <w:color w:val="808080"/>
-        </w:rPr>
-        <w:t xml:space="preserve">[Insert photograph: Figure 3]</w:t>
+        <w:drawing>
+          <wp:inline distT="0" distB="0" distL="0" distR="0">
+            <wp:extent cx="1571625" cy="2095500"/>
+            <wp:effectExtent t="0" r="0" b="0" l="0"/>
+            <wp:docPr id="1" name="" descr="" title=""/>
+            <wp:cNvGraphicFramePr>
+              <a:graphicFrameLocks xmlns:a="http://schemas.openxmlformats.org/drawingml/2006/main" noChangeAspect="1"/>
+            </wp:cNvGraphicFramePr>
+            <a:graphic xmlns:a="http://schemas.openxmlformats.org/drawingml/2006/main">
+              <a:graphicData uri="http://schemas.openxmlformats.org/drawingml/2006/picture">
+                <pic:pic xmlns:pic="http://schemas.openxmlformats.org/drawingml/2006/picture">
+                  <pic:nvPicPr>
+                    <pic:cNvPr id="0" name="" descr=""/>
+                    <pic:cNvPicPr>
+                      <a:picLocks noChangeAspect="1" noChangeArrowheads="1"/>
+                    </pic:cNvPicPr>
+                  </pic:nvPicPr>
+                  <pic:blipFill>
+                    <a:blip r:embed="rId12" cstate="none"/>
+                    <a:srcRect/>
+                    <a:stretch>
+                      <a:fillRect/>
+                    </a:stretch>
+                  </pic:blipFill>
+                  <pic:spPr bwMode="auto">
+                    <a:xfrm>
+                      <a:off x="0" y="0"/>
+                      <a:ext cx="1571625" cy="2095500"/>
+                    </a:xfrm>
+                    <a:prstGeom prst="rect">
+                      <a:avLst/>
+                    </a:prstGeom>
+                  </pic:spPr>
+                </pic:pic>
+              </a:graphicData>
+            </a:graphic>
+          </wp:inline>
+        </w:drawing>
       </w:r>
     </w:p>
     <w:p>
@@ -3908,18 +3968,48 @@
     <w:p>
       <w:pPr>
         <w:keepNext/>
-        <w:pBdr>
-          <w:top w:val="dashed" w:color="808080" w:sz="6" w:space="8"/>
-          <w:bottom w:val="dashed" w:color="808080" w:sz="6" w:space="8"/>
-        </w:pBdr>
-        <w:spacing w:after="60" w:before="120" w:line="360"/>
+        <w:spacing w:after="60" w:before="120"/>
         <w:jc w:val="center"/>
       </w:pPr>
       <w:r>
-        <w:rPr>
-          <w:color w:val="808080"/>
-        </w:rPr>
-        <w:t xml:space="preserve">[Insert photograph: Figure 4]</w:t>
+        <w:drawing>
+          <wp:inline distT="0" distB="0" distL="0" distR="0">
+            <wp:extent cx="1571625" cy="2095500"/>
+            <wp:effectExtent t="0" r="0" b="0" l="0"/>
+            <wp:docPr id="1" name="" descr="" title=""/>
+            <wp:cNvGraphicFramePr>
+              <a:graphicFrameLocks xmlns:a="http://schemas.openxmlformats.org/drawingml/2006/main" noChangeAspect="1"/>
+            </wp:cNvGraphicFramePr>
+            <a:graphic xmlns:a="http://schemas.openxmlformats.org/drawingml/2006/main">
+              <a:graphicData uri="http://schemas.openxmlformats.org/drawingml/2006/picture">
+                <pic:pic xmlns:pic="http://schemas.openxmlformats.org/drawingml/2006/picture">
+                  <pic:nvPicPr>
+                    <pic:cNvPr id="0" name="" descr=""/>
+                    <pic:cNvPicPr>
+                      <a:picLocks noChangeAspect="1" noChangeArrowheads="1"/>
+                    </pic:cNvPicPr>
+                  </pic:nvPicPr>
+                  <pic:blipFill>
+                    <a:blip r:embed="rId13" cstate="none"/>
+                    <a:srcRect/>
+                    <a:stretch>
+                      <a:fillRect/>
+                    </a:stretch>
+                  </pic:blipFill>
+                  <pic:spPr bwMode="auto">
+                    <a:xfrm>
+                      <a:off x="0" y="0"/>
+                      <a:ext cx="1571625" cy="2095500"/>
+                    </a:xfrm>
+                    <a:prstGeom prst="rect">
+                      <a:avLst/>
+                    </a:prstGeom>
+                  </pic:spPr>
+                </pic:pic>
+              </a:graphicData>
+            </a:graphic>
+          </wp:inline>
+        </w:drawing>
       </w:r>
     </w:p>
     <w:p>
@@ -3992,18 +4082,48 @@
     <w:p>
       <w:pPr>
         <w:keepNext/>
-        <w:pBdr>
-          <w:top w:val="dashed" w:color="808080" w:sz="6" w:space="8"/>
-          <w:bottom w:val="dashed" w:color="808080" w:sz="6" w:space="8"/>
-        </w:pBdr>
-        <w:spacing w:after="60" w:before="120" w:line="360"/>
+        <w:spacing w:after="60" w:before="120"/>
         <w:jc w:val="center"/>
       </w:pPr>
       <w:r>
-        <w:rPr>
-          <w:color w:val="808080"/>
-        </w:rPr>
-        <w:t xml:space="preserve">[Insert photograph: Figure 5]</w:t>
+        <w:drawing>
+          <wp:inline distT="0" distB="0" distL="0" distR="0">
+            <wp:extent cx="1571625" cy="2095500"/>
+            <wp:effectExtent t="0" r="0" b="0" l="0"/>
+            <wp:docPr id="1" name="" descr="" title=""/>
+            <wp:cNvGraphicFramePr>
+              <a:graphicFrameLocks xmlns:a="http://schemas.openxmlformats.org/drawingml/2006/main" noChangeAspect="1"/>
+            </wp:cNvGraphicFramePr>
+            <a:graphic xmlns:a="http://schemas.openxmlformats.org/drawingml/2006/main">
+              <a:graphicData uri="http://schemas.openxmlformats.org/drawingml/2006/picture">
+                <pic:pic xmlns:pic="http://schemas.openxmlformats.org/drawingml/2006/picture">
+                  <pic:nvPicPr>
+                    <pic:cNvPr id="0" name="" descr=""/>
+                    <pic:cNvPicPr>
+                      <a:picLocks noChangeAspect="1" noChangeArrowheads="1"/>
+                    </pic:cNvPicPr>
+                  </pic:nvPicPr>
+                  <pic:blipFill>
+                    <a:blip r:embed="rId14" cstate="none"/>
+                    <a:srcRect/>
+                    <a:stretch>
+                      <a:fillRect/>
+                    </a:stretch>
+                  </pic:blipFill>
+                  <pic:spPr bwMode="auto">
+                    <a:xfrm>
+                      <a:off x="0" y="0"/>
+                      <a:ext cx="1571625" cy="2095500"/>
+                    </a:xfrm>
+                    <a:prstGeom prst="rect">
+                      <a:avLst/>
+                    </a:prstGeom>
+                  </pic:spPr>
+                </pic:pic>
+              </a:graphicData>
+            </a:graphic>
+          </wp:inline>
+        </w:drawing>
       </w:r>
     </w:p>
     <w:p>
@@ -4086,18 +4206,48 @@
     <w:p>
       <w:pPr>
         <w:keepNext/>
-        <w:pBdr>
-          <w:top w:val="dashed" w:color="808080" w:sz="6" w:space="8"/>
-          <w:bottom w:val="dashed" w:color="808080" w:sz="6" w:space="8"/>
-        </w:pBdr>
-        <w:spacing w:after="60" w:before="120" w:line="360"/>
+        <w:spacing w:after="60" w:before="120"/>
         <w:jc w:val="center"/>
       </w:pPr>
       <w:r>
-        <w:rPr>
-          <w:color w:val="808080"/>
-        </w:rPr>
-        <w:t xml:space="preserve">[Insert photograph: Figure 6]</w:t>
+        <w:drawing>
+          <wp:inline distT="0" distB="0" distL="0" distR="0">
+            <wp:extent cx="1571625" cy="2095500"/>
+            <wp:effectExtent t="0" r="0" b="0" l="0"/>
+            <wp:docPr id="1" name="" descr="" title=""/>
+            <wp:cNvGraphicFramePr>
+              <a:graphicFrameLocks xmlns:a="http://schemas.openxmlformats.org/drawingml/2006/main" noChangeAspect="1"/>
+            </wp:cNvGraphicFramePr>
+            <a:graphic xmlns:a="http://schemas.openxmlformats.org/drawingml/2006/main">
+              <a:graphicData uri="http://schemas.openxmlformats.org/drawingml/2006/picture">
+                <pic:pic xmlns:pic="http://schemas.openxmlformats.org/drawingml/2006/picture">
+                  <pic:nvPicPr>
+                    <pic:cNvPr id="0" name="" descr=""/>
+                    <pic:cNvPicPr>
+                      <a:picLocks noChangeAspect="1" noChangeArrowheads="1"/>
+                    </pic:cNvPicPr>
+                  </pic:nvPicPr>
+                  <pic:blipFill>
+                    <a:blip r:embed="rId15" cstate="none"/>
+                    <a:srcRect/>
+                    <a:stretch>
+                      <a:fillRect/>
+                    </a:stretch>
+                  </pic:blipFill>
+                  <pic:spPr bwMode="auto">
+                    <a:xfrm>
+                      <a:off x="0" y="0"/>
+                      <a:ext cx="1571625" cy="2095500"/>
+                    </a:xfrm>
+                    <a:prstGeom prst="rect">
+                      <a:avLst/>
+                    </a:prstGeom>
+                  </pic:spPr>
+                </pic:pic>
+              </a:graphicData>
+            </a:graphic>
+          </wp:inline>
+        </w:drawing>
       </w:r>
     </w:p>
     <w:p>
@@ -4170,18 +4320,48 @@
     <w:p>
       <w:pPr>
         <w:keepNext/>
-        <w:pBdr>
-          <w:top w:val="dashed" w:color="808080" w:sz="6" w:space="8"/>
-          <w:bottom w:val="dashed" w:color="808080" w:sz="6" w:space="8"/>
-        </w:pBdr>
-        <w:spacing w:after="60" w:before="120" w:line="360"/>
+        <w:spacing w:after="60" w:before="120"/>
         <w:jc w:val="center"/>
       </w:pPr>
       <w:r>
-        <w:rPr>
-          <w:color w:val="808080"/>
-        </w:rPr>
-        <w:t xml:space="preserve">[Insert photograph: Figure 7]</w:t>
+        <w:drawing>
+          <wp:inline distT="0" distB="0" distL="0" distR="0">
+            <wp:extent cx="1571625" cy="2095500"/>
+            <wp:effectExtent t="0" r="0" b="0" l="0"/>
+            <wp:docPr id="1" name="" descr="" title=""/>
+            <wp:cNvGraphicFramePr>
+              <a:graphicFrameLocks xmlns:a="http://schemas.openxmlformats.org/drawingml/2006/main" noChangeAspect="1"/>
+            </wp:cNvGraphicFramePr>
+            <a:graphic xmlns:a="http://schemas.openxmlformats.org/drawingml/2006/main">
+              <a:graphicData uri="http://schemas.openxmlformats.org/drawingml/2006/picture">
+                <pic:pic xmlns:pic="http://schemas.openxmlformats.org/drawingml/2006/picture">
+                  <pic:nvPicPr>
+                    <pic:cNvPr id="0" name="" descr=""/>
+                    <pic:cNvPicPr>
+                      <a:picLocks noChangeAspect="1" noChangeArrowheads="1"/>
+                    </pic:cNvPicPr>
+                  </pic:nvPicPr>
+                  <pic:blipFill>
+                    <a:blip r:embed="rId16" cstate="none"/>
+                    <a:srcRect/>
+                    <a:stretch>
+                      <a:fillRect/>
+                    </a:stretch>
+                  </pic:blipFill>
+                  <pic:spPr bwMode="auto">
+                    <a:xfrm>
+                      <a:off x="0" y="0"/>
+                      <a:ext cx="1571625" cy="2095500"/>
+                    </a:xfrm>
+                    <a:prstGeom prst="rect">
+                      <a:avLst/>
+                    </a:prstGeom>
+                  </pic:spPr>
+                </pic:pic>
+              </a:graphicData>
+            </a:graphic>
+          </wp:inline>
+        </w:drawing>
       </w:r>
     </w:p>
     <w:p>
@@ -6421,7 +6601,7 @@
                     </pic:cNvPicPr>
                   </pic:nvPicPr>
                   <pic:blipFill>
-                    <a:blip r:embed="rId11" cstate="none"/>
+                    <a:blip r:embed="rId17" cstate="none"/>
                     <a:srcRect/>
                     <a:stretch>
                       <a:fillRect/>
@@ -6492,7 +6672,7 @@
                     </pic:cNvPicPr>
                   </pic:nvPicPr>
                   <pic:blipFill>
-                    <a:blip r:embed="rId12" cstate="none"/>
+                    <a:blip r:embed="rId18" cstate="none"/>
                     <a:srcRect/>
                     <a:stretch>
                       <a:fillRect/>

--- a/FP_Report.docx
+++ b/FP_Report.docx
@@ -455,7 +455,7 @@
         <w:jc w:val="both"/>
       </w:pPr>
       <w:r>
-        <w:t xml:space="preserve">The present Field Project is a desk-based qualitative study of publicly available digital material (protest photographs, posters and memes circulated on Instagram, Pinterest and BBC News). The study was not carried out within, or on behalf of, any host organisation, and therefore no certificate from an organisation is attached.</w:t>
+        <w:t xml:space="preserve">The present Field Project is a desk-based qualitative study of publicly available digital material (protest posters and photographs circulated on Instagram and Pinterest). The study was not carried out within, or on behalf of, any host organisation, and therefore no certificate from an organisation is attached.</w:t>
       </w:r>
     </w:p>
     <w:p>
@@ -948,7 +948,7 @@
           <w:b w:val="false"/>
           <w:bCs w:val="false"/>
         </w:rPr>
-        <w:t xml:space="preserve">Progress Report	26</w:t>
+        <w:t xml:space="preserve">Progress Report	25</w:t>
       </w:r>
     </w:p>
     <w:p>
@@ -1098,7 +1098,7 @@
           <w:b w:val="false"/>
           <w:bCs w:val="false"/>
         </w:rPr>
-        <w:t xml:space="preserve">Graph 1. Items collected, by platform	9</w:t>
+        <w:t xml:space="preserve">Graph 1. Posters in the corpus, by platform	9</w:t>
       </w:r>
     </w:p>
     <w:p>
@@ -1187,7 +1187,7 @@
           <w:b w:val="false"/>
           <w:bCs w:val="false"/>
         </w:rPr>
-        <w:t xml:space="preserve">Table 4.1. Items collected, by platform	9</w:t>
+        <w:t xml:space="preserve">Table 4.1. Posters in the corpus, by platform	9</w:t>
       </w:r>
     </w:p>
     <w:p>
@@ -1897,7 +1897,7 @@
         <w:jc w:val="both"/>
       </w:pPr>
       <w:r>
-        <w:t xml:space="preserve">The corpus for this project consists of 13 items collected from various platforms such as Instagram feeds of protestors, independent journalists, and influencers who visited the protest. Another source used to collect the corpus is Pinterest. One photograph has been sourced via BBC News. The photographs and slang are between June 6, 2026, and July 25, 2026. Each item is unique, but together they tie back to the single objective of accountability and justice. Items were selected based on their rhetorical richness— prioritizing content that was highly shared, creatively distinct, especially illustrative of specific devices (satire, absurdism, irony, parody, etc.), or relatable to Gen Z.</w:t>
+        <w:t xml:space="preserve">The corpus for this project consists of 7 items collected from various platforms such as Instagram feeds of protestors, independent journalists, and influencers who visited the protest. Another source used to collect the corpus is Pinterest. The photographs and slang are between June 6, 2026, and July 25, 2026. Each item is unique, but together they tie back to the single objective of accountability and justice. Items were selected based on their rhetorical richness— prioritizing content that was highly shared, creatively distinct, especially illustrative of specific devices (satire, absurdism, irony, parody, etc.), or relatable to Gen Z.</w:t>
       </w:r>
     </w:p>
     <w:p>
@@ -1907,17 +1907,17 @@
         <w:jc w:val="both"/>
       </w:pPr>
       <w:r>
-        <w:t xml:space="preserve">This means the sampling is purposive— items were picked on purpose, for what they could show, and not randomly. Out of the 13 items collected, </w:t>
+        <w:t xml:space="preserve">This means the sampling is purposive— items were picked on purpose, for what they could show, and not randomly. The corpus was kept to </w:t>
       </w:r>
       <w:r>
         <w:rPr>
           <w:b/>
           <w:bCs/>
         </w:rPr>
-        <w:t xml:space="preserve">7 items have been analysed in detail</w:t>
-      </w:r>
-      <w:r>
-        <w:t xml:space="preserve"> in this project (Figures 1–7). Analysing all 13 in the same depth would have made the project far too long, so these seven were chosen because together they cover every major rhetorical device found in the corpus— intertextuality, irony, parody, wordplay, comparative satire, slang reclamation and dark humor. The other 6 items are listed with their sources in Appendix A.</w:t>
+        <w:t xml:space="preserve">7 posters</w:t>
+      </w:r>
+      <w:r>
+        <w:t xml:space="preserve"> (Figures 1–7) so that each one could be analysed properly, in depth, within the word limit of the project. These seven were chosen because together they cover a wide range of rhetorical devices— intertextuality, irony, parody, wordplay, comparative satire, slang reclamation and dark humor. All seven are listed with their sources in Appendix A.</w:t>
       </w:r>
     </w:p>
     <w:p>
@@ -1938,7 +1938,7 @@
         <w:jc w:val="both"/>
       </w:pPr>
       <w:r>
-        <w:t xml:space="preserve">The data used in this project is secondary data— all of it was already publicly posted online. The 13 items were collected from:</w:t>
+        <w:t xml:space="preserve">The data used in this project is secondary data— all of it was already publicly posted online. The 7 posters were collected from:</w:t>
       </w:r>
     </w:p>
     <w:p>
@@ -1952,7 +1952,7 @@
         <w:jc w:val="both"/>
       </w:pPr>
       <w:r>
-        <w:t xml:space="preserve">Instagram— 3 items, from the feeds of protestors, independent journalists and influencers who visited the protest.</w:t>
+        <w:t xml:space="preserve">Instagram— 2 posters, from the feeds of protestors, independent journalists and influencers who visited the protest.</w:t>
       </w:r>
     </w:p>
     <w:p>
@@ -1966,7 +1966,28 @@
         <w:jc w:val="both"/>
       </w:pPr>
       <w:r>
-        <w:t xml:space="preserve">Pinterest— 9 items, from boards where protest photographs were saved and reshared.</w:t>
+        <w:t xml:space="preserve">Pinterest— 5 posters, from boards where protest photographs were saved and reshared.</w:t>
+      </w:r>
+    </w:p>
+    <w:p>
+      <w:pPr>
+        <w:spacing w:after="120" w:before="0" w:line="360"/>
+        <w:ind w:firstLine="567"/>
+        <w:jc w:val="both"/>
+      </w:pPr>
+      <w:r>
+        <w:t xml:space="preserve">For every item, the account it was taken from was noted down so that it could be credited properly. Along with this, the article by Hakoköngäs, Halmesvaara, and Sakki (2020) and some books on memes, humor and resistance were read to build the theoretical background.</w:t>
+      </w:r>
+    </w:p>
+    <w:p>
+      <w:pPr>
+        <w:pStyle w:val="Heading2"/>
+        <w:keepNext/>
+        <w:spacing w:after="120" w:before="120" w:line="360"/>
+        <w:jc w:val="left"/>
+      </w:pPr>
+      <w:r>
+        <w:t xml:space="preserve">1.9 Scope and Limitations</w:t>
       </w:r>
     </w:p>
     <w:p>
@@ -1980,42 +2001,7 @@
         <w:jc w:val="both"/>
       </w:pPr>
       <w:r>
-        <w:t xml:space="preserve">BBC News— 1 photograph from their coverage of the protests.</w:t>
-      </w:r>
-    </w:p>
-    <w:p>
-      <w:pPr>
-        <w:spacing w:after="120" w:before="0" w:line="360"/>
-        <w:ind w:firstLine="567"/>
-        <w:jc w:val="both"/>
-      </w:pPr>
-      <w:r>
-        <w:t xml:space="preserve">For every item, the account it was taken from was noted down so that it could be credited properly. Along with this, the article by Hakoköngäs, Halmesvaara, and Sakki (2020) and some books on memes, humor and resistance were read to build the theoretical background.</w:t>
-      </w:r>
-    </w:p>
-    <w:p>
-      <w:pPr>
-        <w:pStyle w:val="Heading2"/>
-        <w:keepNext/>
-        <w:spacing w:after="120" w:before="120" w:line="360"/>
-        <w:jc w:val="left"/>
-      </w:pPr>
-      <w:r>
-        <w:t xml:space="preserve">1.9 Scope and Limitations</w:t>
-      </w:r>
-    </w:p>
-    <w:p>
-      <w:pPr>
-        <w:pStyle w:val="ListParagraph"/>
-        <w:numPr>
-          <w:ilvl w:val="0"/>
-          <w:numId w:val="3"/>
-        </w:numPr>
-        <w:spacing w:after="60" w:line="360"/>
-        <w:jc w:val="both"/>
-      </w:pPr>
-      <w:r>
-        <w:t xml:space="preserve">Only 7 out of the 13 items have been analysed in detail, so the findings are based on these seven.</w:t>
+        <w:t xml:space="preserve">The corpus is small— 7 posters— so the findings are based on these seven.</w:t>
       </w:r>
     </w:p>
     <w:p>
@@ -3007,7 +2993,7 @@
         <w:jc w:val="both"/>
       </w:pPr>
       <w:r>
-        <w:t xml:space="preserve">Out of the 13 items collected for this project, 7 have been analysed in detail in this chapter (Figures 1–7). Each one is analysed using the four dimensions from Chapter 1— rhetorical device, institutional target, implied audience and function. After the seven analyses, the findings are put into tables and graphs to see what patterns come up.</w:t>
+        <w:t xml:space="preserve">This chapter analyses the 7 posters that make up the corpus of this project (Figures 1–7). Each one is analysed using the four dimensions from Chapter 1— rhetorical device, institutional target, implied audience and function. After the seven analyses, the findings are put into tables and graphs to see what patterns come up.</w:t>
       </w:r>
     </w:p>
     <w:p>
@@ -3032,7 +3018,7 @@
           <w:b/>
           <w:bCs/>
         </w:rPr>
-        <w:t xml:space="preserve">Table 4.1. Items collected, by platform</w:t>
+        <w:t xml:space="preserve">Table 4.1. Posters in the corpus, by platform</w:t>
       </w:r>
     </w:p>
     <w:tbl>
@@ -3119,7 +3105,7 @@
                 <w:sz w:val="22"/>
                 <w:szCs w:val="22"/>
               </w:rPr>
-              <w:t xml:space="preserve">No. of items</w:t>
+              <w:t xml:space="preserve">No. of posters</w:t>
             </w:r>
           </w:p>
         </w:tc>
@@ -3218,7 +3204,7 @@
                 <w:sz w:val="22"/>
                 <w:szCs w:val="22"/>
               </w:rPr>
-              <w:t xml:space="preserve">9</w:t>
+              <w:t xml:space="preserve">5</w:t>
             </w:r>
           </w:p>
         </w:tc>
@@ -3248,7 +3234,7 @@
                 <w:sz w:val="22"/>
                 <w:szCs w:val="22"/>
               </w:rPr>
-              <w:t xml:space="preserve">69.2%</w:t>
+              <w:t xml:space="preserve">71.4%</w:t>
             </w:r>
           </w:p>
         </w:tc>
@@ -3314,7 +3300,7 @@
                 <w:sz w:val="22"/>
                 <w:szCs w:val="22"/>
               </w:rPr>
-              <w:t xml:space="preserve">3</w:t>
+              <w:t xml:space="preserve">2</w:t>
             </w:r>
           </w:p>
         </w:tc>
@@ -3344,7 +3330,7 @@
                 <w:sz w:val="22"/>
                 <w:szCs w:val="22"/>
               </w:rPr>
-              <w:t xml:space="preserve">23.1%</w:t>
+              <w:t xml:space="preserve">28.6%</w:t>
             </w:r>
           </w:p>
         </w:tc>
@@ -3377,102 +3363,6 @@
             </w:pPr>
             <w:r>
               <w:rPr>
-                <w:sz w:val="22"/>
-                <w:szCs w:val="22"/>
-              </w:rPr>
-              <w:t xml:space="preserve">BBC News</w:t>
-            </w:r>
-          </w:p>
-        </w:tc>
-        <w:tc>
-          <w:tcPr>
-            <w:tcW w:type="dxa" w:w="3010"/>
-            <w:tcBorders>
-              <w:top w:val="single" w:color="000000" w:sz="4"/>
-              <w:left w:val="single" w:color="000000" w:sz="4"/>
-              <w:bottom w:val="single" w:color="000000" w:sz="4"/>
-              <w:right w:val="single" w:color="000000" w:sz="4"/>
-            </w:tcBorders>
-            <w:tcMar>
-              <w:top w:type="dxa" w:w="40"/>
-              <w:left w:type="dxa" w:w="80"/>
-              <w:bottom w:type="dxa" w:w="40"/>
-              <w:right w:type="dxa" w:w="80"/>
-            </w:tcMar>
-          </w:tcPr>
-          <w:p>
-            <w:pPr>
-              <w:spacing w:line="276"/>
-              <w:jc w:val="left"/>
-            </w:pPr>
-            <w:r>
-              <w:rPr>
-                <w:sz w:val="22"/>
-                <w:szCs w:val="22"/>
-              </w:rPr>
-              <w:t xml:space="preserve">1</w:t>
-            </w:r>
-          </w:p>
-        </w:tc>
-        <w:tc>
-          <w:tcPr>
-            <w:tcW w:type="dxa" w:w="3010"/>
-            <w:tcBorders>
-              <w:top w:val="single" w:color="000000" w:sz="4"/>
-              <w:left w:val="single" w:color="000000" w:sz="4"/>
-              <w:bottom w:val="single" w:color="000000" w:sz="4"/>
-              <w:right w:val="single" w:color="000000" w:sz="4"/>
-            </w:tcBorders>
-            <w:tcMar>
-              <w:top w:type="dxa" w:w="40"/>
-              <w:left w:type="dxa" w:w="80"/>
-              <w:bottom w:type="dxa" w:w="40"/>
-              <w:right w:type="dxa" w:w="80"/>
-            </w:tcMar>
-          </w:tcPr>
-          <w:p>
-            <w:pPr>
-              <w:spacing w:line="276"/>
-              <w:jc w:val="left"/>
-            </w:pPr>
-            <w:r>
-              <w:rPr>
-                <w:sz w:val="22"/>
-                <w:szCs w:val="22"/>
-              </w:rPr>
-              <w:t xml:space="preserve">7.7%</w:t>
-            </w:r>
-          </w:p>
-        </w:tc>
-      </w:tr>
-      <w:tr>
-        <w:trPr>
-          <w:cantSplit/>
-          <w:tblHeader w:val="false"/>
-        </w:trPr>
-        <w:tc>
-          <w:tcPr>
-            <w:tcW w:type="dxa" w:w="3010"/>
-            <w:tcBorders>
-              <w:top w:val="single" w:color="000000" w:sz="4"/>
-              <w:left w:val="single" w:color="000000" w:sz="4"/>
-              <w:bottom w:val="single" w:color="000000" w:sz="4"/>
-              <w:right w:val="single" w:color="000000" w:sz="4"/>
-            </w:tcBorders>
-            <w:tcMar>
-              <w:top w:type="dxa" w:w="40"/>
-              <w:left w:type="dxa" w:w="80"/>
-              <w:bottom w:type="dxa" w:w="40"/>
-              <w:right w:type="dxa" w:w="80"/>
-            </w:tcMar>
-          </w:tcPr>
-          <w:p>
-            <w:pPr>
-              <w:spacing w:line="276"/>
-              <w:jc w:val="left"/>
-            </w:pPr>
-            <w:r>
-              <w:rPr>
                 <w:b/>
                 <w:bCs/>
                 <w:sz w:val="22"/>
@@ -3510,7 +3400,7 @@
                 <w:sz w:val="22"/>
                 <w:szCs w:val="22"/>
               </w:rPr>
-              <w:t xml:space="preserve">13</w:t>
+              <w:t xml:space="preserve">7</w:t>
             </w:r>
           </w:p>
         </w:tc>
@@ -3606,7 +3496,7 @@
           <w:b/>
           <w:bCs/>
         </w:rPr>
-        <w:t xml:space="preserve">Graph 1. Items collected, by platform</w:t>
+        <w:t xml:space="preserve">Graph 1. Posters in the corpus, by platform</w:t>
       </w:r>
     </w:p>
     <w:p>
@@ -3616,7 +3506,7 @@
         <w:jc w:val="both"/>
       </w:pPr>
       <w:r>
-        <w:t xml:space="preserve">Most of the items— 9 out of 13— came from Pinterest. That itself is interesting, because Pinterest isn’t a news app. It’s where people save outfits, aesthetics and mood boards. Protest posters being saved and reshared right next to all that shows that for Gen Z, the protest wasn’t something separate from everyday online life— it became a part of it.</w:t>
+        <w:t xml:space="preserve">Most of the posters— 5 out of 7— came from Pinterest. That itself is interesting, because Pinterest isn’t a news app. It’s where people save outfits, aesthetics and mood boards. Protest posters being saved and reshared right next to all that shows that for Gen Z, the protest wasn’t something separate from everyday online life— it became a part of it.</w:t>
       </w:r>
     </w:p>
     <w:p>
@@ -3632,113 +3522,6 @@
     </w:p>
     <w:p>
       <w:pPr>
-        <w:spacing w:after="120" w:before="0" w:line="360"/>
-        <w:jc w:val="both"/>
-      </w:pPr>
-      <w:r>
-        <w:rPr>
-          <w:i/>
-          <w:iCs/>
-        </w:rPr>
-        <w:t xml:space="preserve">Note: 7 out of the 13 items are analysed below.</w:t>
-      </w:r>
-    </w:p>
-    <w:p>
-      <w:pPr>
-        <w:keepNext/>
-        <w:pBdr>
-          <w:top w:val="dashed" w:color="808080" w:sz="6" w:space="8"/>
-          <w:bottom w:val="dashed" w:color="808080" w:sz="6" w:space="8"/>
-        </w:pBdr>
-        <w:spacing w:after="60" w:before="120" w:line="360"/>
-        <w:jc w:val="center"/>
-      </w:pPr>
-      <w:r>
-        <w:rPr>
-          <w:color w:val="808080"/>
-        </w:rPr>
-        <w:t xml:space="preserve">[Insert photograph: Figure 1]</w:t>
-      </w:r>
-    </w:p>
-    <w:p>
-      <w:pPr>
-        <w:keepNext/>
-        <w:spacing w:after="0" w:line="360"/>
-        <w:jc w:val="center"/>
-      </w:pPr>
-      <w:r>
-        <w:rPr>
-          <w:b/>
-          <w:bCs/>
-        </w:rPr>
-        <w:t xml:space="preserve">Figure 1. Quoting famous dialogue of Spider-Man from the Marvel Universe</w:t>
-      </w:r>
-    </w:p>
-    <w:p>
-      <w:pPr>
-        <w:spacing w:after="160" w:line="360"/>
-        <w:jc w:val="center"/>
-      </w:pPr>
-      <w:r>
-        <w:rPr>
-          <w:i/>
-          <w:iCs/>
-        </w:rPr>
-        <w:t xml:space="preserve">Source: Instagram @p9xrider and @p9x_puneet_saxena</w:t>
-      </w:r>
-    </w:p>
-    <w:p>
-      <w:pPr>
-        <w:spacing w:after="120" w:before="0" w:line="360"/>
-        <w:ind w:firstLine="567"/>
-        <w:jc w:val="both"/>
-      </w:pPr>
-      <w:r>
-        <w:t xml:space="preserve">A protester is wearing a Spider-Man mask while holding a handwritten poster that says, </w:t>
-      </w:r>
-      <w:r>
-        <w:rPr>
-          <w:i/>
-          <w:iCs/>
-        </w:rPr>
-        <w:t xml:space="preserve">‘With great power comes great responsibility. Can’t say the same for the Indian Government.’</w:t>
-      </w:r>
-      <w:r>
-        <w:t xml:space="preserve"> This is intertextuality— borrowing a globally recognized line from the pop-culture franchise (Avengers Multiverse and superheroes). Working through irony, since the original Spider-Man line is an earnest moral lesson about responsibility and accountability that comes with having power; here it’s flipped into an accusation. It is also a form of parody, since the government is being cast as a superhero who has the power but has failed to live up to the responsibility the power demands. It targets the government’s failure to act responsibly despite holding power over education policy— especially the mishandling and negligence behind the NEET-UG paper leaks. The poster doesn’t argue policy details; it makes a moral accusation using a maxim everyone already knows. The implied audience for this is dual-layered. First, the in-group being the Gen Zs— raised on Marvel films; thus the reference lands instantly without needing any explanation, which builds cultural fluency and solidarity amongst the protestors. Second, the out-group being the government officials, older generations, mainstream media— the reference may not even register the same way, which itself marks a generational and cultural gap between protestors and the institutions they’re criticizing.</w:t>
-      </w:r>
-    </w:p>
-    <w:p>
-      <w:pPr>
-        <w:spacing w:after="120" w:before="0" w:line="360"/>
-        <w:ind w:firstLine="567"/>
-        <w:jc w:val="both"/>
-      </w:pPr>
-      <w:r>
-        <w:t xml:space="preserve">The poster compresses a complex critique— a government has power without accountability— into a single, instantly legible, highly relatable, and shareable line.</w:t>
-      </w:r>
-    </w:p>
-    <w:p>
-      <w:pPr>
-        <w:spacing w:after="240" w:before="0" w:line="360"/>
-        <w:ind w:firstLine="567"/>
-        <w:jc w:val="both"/>
-      </w:pPr>
-      <w:r>
-        <w:t xml:space="preserve">Formal protest language (slogans, official statements, petitions) has to stay measured and defensible— it can’t openly mock authority without risking being dismissed as disrespectful or ‘illegitimate’. A meme sidesteps this entirely. By routing the accusation through Spider-Man, the protester makes the same claim— </w:t>
-      </w:r>
-      <w:r>
-        <w:rPr>
-          <w:i/>
-          <w:iCs/>
-        </w:rPr>
-        <w:t xml:space="preserve">the government has failed its basic responsibility</w:t>
-      </w:r>
-      <w:r>
-        <w:t xml:space="preserve">— but wrapped in something ‘just a joke’, which makes it harder for censors, easier to share, relatable to almost every Gen Z, and lower-risk for the person posting it. Humor also lowers the barrier to participation; you don’t need policy expertise to make or share a meme, so it turns outrage into something anyone can contribute to instantly. That’s what formal language structurally can’t do— it can state a grievance, but it can’t spread virally, build in-group belonging through shared laughter, and be simultaneously deniable and cutting.</w:t>
-      </w:r>
-    </w:p>
-    <w:p>
-      <w:pPr>
         <w:keepNext/>
         <w:spacing w:after="60" w:before="120"/>
         <w:jc w:val="center"/>
@@ -3746,7 +3529,7 @@
       <w:r>
         <w:drawing>
           <wp:inline distT="0" distB="0" distL="0" distR="0">
-            <wp:extent cx="2124075" cy="2095500"/>
+            <wp:extent cx="1447800" cy="2095500"/>
             <wp:effectExtent t="0" r="0" b="0" l="0"/>
             <wp:docPr id="1" name="" descr="" title=""/>
             <wp:cNvGraphicFramePr>
@@ -3771,7 +3554,7 @@
                   <pic:spPr bwMode="auto">
                     <a:xfrm>
                       <a:off x="0" y="0"/>
-                      <a:ext cx="2124075" cy="2095500"/>
+                      <a:ext cx="1447800" cy="2095500"/>
                     </a:xfrm>
                     <a:prstGeom prst="rect">
                       <a:avLst/>
@@ -3795,7 +3578,7 @@
           <w:b/>
           <w:bCs/>
         </w:rPr>
-        <w:t xml:space="preserve">Figure 2. Wordplay— the institution’s own name as the punchline</w:t>
+        <w:t xml:space="preserve">Figure 1. Quoting famous dialogue of Spider-Man from the Marvel Universe</w:t>
       </w:r>
     </w:p>
     <w:p>
@@ -3808,7 +3591,7 @@
           <w:i/>
           <w:iCs/>
         </w:rPr>
-        <w:t xml:space="preserve">Source: Instagram @chief.of.shitposting</w:t>
+        <w:t xml:space="preserve">Source: Instagram @p9xrider and @p9x_puneet_saxena</w:t>
       </w:r>
     </w:p>
     <w:p>
@@ -3818,17 +3601,17 @@
         <w:jc w:val="both"/>
       </w:pPr>
       <w:r>
-        <w:t xml:space="preserve">A protester holds a handwritten poster that reads, </w:t>
+        <w:t xml:space="preserve">A protester is wearing a Spider-Man mask while holding a handwritten poster that says, </w:t>
       </w:r>
       <w:r>
         <w:rPr>
           <w:i/>
           <w:iCs/>
         </w:rPr>
-        <w:t xml:space="preserve">‘The 2 things missing in Education System is EDUCATION &amp; SYSTEM.’</w:t>
-      </w:r>
-      <w:r>
-        <w:t xml:space="preserve"> The poster is built like a riddle— it sets up a question (what is missing?) and delivers a punchline that is simply the name of the institution itself. This is wordplay working through structural irony; the very words that are supposed to describe the institution become the accusation against it. It targets the total failure of the education system— not one paper leak, but a system that has become hollow at its core, where neither real education nor a functioning system remains. The implied audience is again dual-layered. The in-group, Gen Z, instantly recognizes the ‘two things’ riddle format from memes and reels, and the punchline lands without explanation. The out-group— officials and older generations— cannot easily dismiss it, because the joke is not an exaggeration; it is literally the complaint.</w:t>
+        <w:t xml:space="preserve">‘With great power comes great responsibility. Can’t say the same for the Indian Government.’</w:t>
+      </w:r>
+      <w:r>
+        <w:t xml:space="preserve"> This is intertextuality— borrowing a globally recognized line from the pop-culture franchise (Avengers Multiverse and superheroes). Working through irony, since the original Spider-Man line is an earnest moral lesson about responsibility and accountability that comes with having power; here it’s flipped into an accusation. It is also a form of parody, since the government is being cast as a superhero who has the power but has failed to live up to the responsibility the power demands. It targets the government’s failure to act responsibly despite holding power over education policy— especially the mishandling and negligence behind the NEET-UG paper leaks. The poster doesn’t argue policy details; it makes a moral accusation using a maxim everyone already knows. The implied audience for this is dual-layered. First, the in-group being the Gen Zs— raised on Marvel films; thus the reference lands instantly without needing any explanation, which builds cultural fluency and solidarity amongst the protestors. Second, the out-group being the government officials, older generations, mainstream media— the reference may not even register the same way, which itself marks a generational and cultural gap between protestors and the institutions they’re criticizing.</w:t>
       </w:r>
     </w:p>
     <w:p>
@@ -3838,7 +3621,7 @@
         <w:jc w:val="both"/>
       </w:pPr>
       <w:r>
-        <w:t xml:space="preserve">The poster compresses a sweeping critique of an entire institution into a single, self-evident line.</w:t>
+        <w:t xml:space="preserve">The poster compresses a complex critique— a government has power without accountability— into a single, instantly legible, highly relatable, and shareable line.</w:t>
       </w:r>
     </w:p>
     <w:p>
@@ -3848,7 +3631,17 @@
         <w:jc w:val="both"/>
       </w:pPr>
       <w:r>
-        <w:t xml:space="preserve">Formal protest language would need statistics, reports, and long arguments to claim that the education system has collapsed. The joke does it in eleven words. By turning the institution’s own name against it, the poster makes the accusation impossible to argue with— while still being ‘just a joke.’</w:t>
+        <w:t xml:space="preserve">Formal protest language (slogans, official statements, petitions) has to stay measured and defensible— it can’t openly mock authority without risking being dismissed as disrespectful or ‘illegitimate’. A meme sidesteps this entirely. By routing the accusation through Spider-Man, the protester makes the same claim— </w:t>
+      </w:r>
+      <w:r>
+        <w:rPr>
+          <w:i/>
+          <w:iCs/>
+        </w:rPr>
+        <w:t xml:space="preserve">the government has failed its basic responsibility</w:t>
+      </w:r>
+      <w:r>
+        <w:t xml:space="preserve">— but wrapped in something ‘just a joke’, which makes it harder for censors, easier to share, relatable to almost every Gen Z, and lower-risk for the person posting it. Humor also lowers the barrier to participation; you don’t need policy expertise to make or share a meme, so it turns outrage into something anyone can contribute to instantly. That’s what formal language structurally can’t do— it can state a grievance, but it can’t spread virally, build in-group belonging through shared laughter, and be simultaneously deniable and cutting.</w:t>
       </w:r>
     </w:p>
     <w:p>
@@ -3860,7 +3653,7 @@
       <w:r>
         <w:drawing>
           <wp:inline distT="0" distB="0" distL="0" distR="0">
-            <wp:extent cx="1571625" cy="2095500"/>
+            <wp:extent cx="2124075" cy="2095500"/>
             <wp:effectExtent t="0" r="0" b="0" l="0"/>
             <wp:docPr id="1" name="" descr="" title=""/>
             <wp:cNvGraphicFramePr>
@@ -3885,7 +3678,7 @@
                   <pic:spPr bwMode="auto">
                     <a:xfrm>
                       <a:off x="0" y="0"/>
-                      <a:ext cx="1571625" cy="2095500"/>
+                      <a:ext cx="2124075" cy="2095500"/>
                     </a:xfrm>
                     <a:prstGeom prst="rect">
                       <a:avLst/>
@@ -3909,7 +3702,7 @@
           <w:b/>
           <w:bCs/>
         </w:rPr>
-        <w:t xml:space="preserve">Figure 3. Comparing the government to quick-commerce delivery apps</w:t>
+        <w:t xml:space="preserve">Figure 2. Wordplay— the institution’s own name as the punchline</w:t>
       </w:r>
     </w:p>
     <w:p>
@@ -3922,7 +3715,7 @@
           <w:i/>
           <w:iCs/>
         </w:rPr>
-        <w:t xml:space="preserve">Source: Pinterest @yaashnaaaa</w:t>
+        <w:t xml:space="preserve">Source: Instagram @chief.of.shitposting</w:t>
       </w:r>
     </w:p>
     <w:p>
@@ -3932,17 +3725,17 @@
         <w:jc w:val="both"/>
       </w:pPr>
       <w:r>
-        <w:t xml:space="preserve">A black placard held up in the crowd reads, </w:t>
+        <w:t xml:space="preserve">A protester holds a handwritten poster that reads, </w:t>
       </w:r>
       <w:r>
         <w:rPr>
           <w:i/>
           <w:iCs/>
         </w:rPr>
-        <w:t xml:space="preserve">‘Even Blinkit &amp; Flipkart are faster then your answers.’</w:t>
-      </w:r>
-      <w:r>
-        <w:t xml:space="preserve"> This is comparative satire combined with intertextuality from consumer culture— Blinkit (10-minute grocery delivery) and Flipkart are apps Gen Z uses every day. The government is being compared, unfavourably, to a delivery app. It targets the delay and silence of the government and the National Testing Agency in answering students after the NEET-UG paper leak— while lakhs of students waited for clarity, no answers came. The implied audience is urban Gen Z, who live on quick-commerce apps and instantly understand the comparison; for the out-group, the comparison exposes how slow and distant the institution looks to the generation it serves.</w:t>
+        <w:t xml:space="preserve">‘The 2 things missing in Education System is EDUCATION &amp; SYSTEM.’</w:t>
+      </w:r>
+      <w:r>
+        <w:t xml:space="preserve"> The poster is built like a riddle— it sets up a question (what is missing?) and delivers a punchline that is simply the name of the institution itself. This is wordplay working through structural irony; the very words that are supposed to describe the institution become the accusation against it. It targets the total failure of the education system— not one paper leak, but a system that has become hollow at its core, where neither real education nor a functioning system remains. The implied audience is again dual-layered. The in-group, Gen Z, instantly recognizes the ‘two things’ riddle format from memes and reels, and the punchline lands without explanation. The out-group— officials and older generations— cannot easily dismiss it, because the joke is not an exaggeration; it is literally the complaint.</w:t>
       </w:r>
     </w:p>
     <w:p>
@@ -3952,7 +3745,7 @@
         <w:jc w:val="both"/>
       </w:pPr>
       <w:r>
-        <w:t xml:space="preserve">The poster measures state accountability against the speed Gen Z expects from everyday life, and in that comparison, official delay begins to look absurd.</w:t>
+        <w:t xml:space="preserve">The poster compresses a sweeping critique of an entire institution into a single, self-evident line.</w:t>
       </w:r>
     </w:p>
     <w:p>
@@ -3962,7 +3755,7 @@
         <w:jc w:val="both"/>
       </w:pPr>
       <w:r>
-        <w:t xml:space="preserve">Formal language could only say ‘the government has not responded in time.’ The meme makes that delay feel ridiculous. A grocery app reaching your door in ten minutes while a national exam body cannot answer in weeks— the absurdity itself becomes the argument.</w:t>
+        <w:t xml:space="preserve">Formal protest language would need statistics, reports, and long arguments to claim that the education system has collapsed. The joke does it in eleven words. By turning the institution’s own name against it, the poster makes the accusation impossible to argue with— while still being ‘just a joke.’</w:t>
       </w:r>
     </w:p>
     <w:p>
@@ -4023,7 +3816,7 @@
           <w:b/>
           <w:bCs/>
         </w:rPr>
-        <w:t xml:space="preserve">Figure 4. Reclaiming Gen Z slang— ‘Baddies are not apolitical’</w:t>
+        <w:t xml:space="preserve">Figure 3. Comparing the government to quick-commerce delivery apps</w:t>
       </w:r>
     </w:p>
     <w:p>
@@ -4036,7 +3829,7 @@
           <w:i/>
           <w:iCs/>
         </w:rPr>
-        <w:t xml:space="preserve">Source: Pinterest @Lyaaa</w:t>
+        <w:t xml:space="preserve">Source: Pinterest @yaashnaaaa</w:t>
       </w:r>
     </w:p>
     <w:p>
@@ -4046,17 +3839,17 @@
         <w:jc w:val="both"/>
       </w:pPr>
       <w:r>
-        <w:t xml:space="preserve">A protester holds up a handwritten poster that says, </w:t>
+        <w:t xml:space="preserve">A black placard held up in the crowd reads, </w:t>
       </w:r>
       <w:r>
         <w:rPr>
           <w:i/>
           <w:iCs/>
         </w:rPr>
-        <w:t xml:space="preserve">‘BADDIES ARE NOT APOLITICAL.’</w:t>
-      </w:r>
-      <w:r>
-        <w:t xml:space="preserve"> ‘Baddie’ is Gen Z slang for a confident, stylish young woman— a word usually associated with selfies, fashion, and Instagram aesthetics rather than politics. This is slang reclamation and the subversion of a stereotype. The poster targets the assumption that Gen Z, especially young women, are unserious, apolitical, and only interested in social media— an assumption that institutions rely on to ignore youth anger. The in-group self-identifies with the label proudly; the out-group (elders, media, politicians) is forced to revise its stereotype.</w:t>
+        <w:t xml:space="preserve">‘Even Blinkit &amp; Flipkart are faster then your answers.’</w:t>
+      </w:r>
+      <w:r>
+        <w:t xml:space="preserve"> This is comparative satire combined with intertextuality from consumer culture— Blinkit (10-minute grocery delivery) and Flipkart are apps Gen Z uses every day. The government is being compared, unfavourably, to a delivery app. It targets the delay and silence of the government and the National Testing Agency in answering students after the NEET-UG paper leak— while lakhs of students waited for clarity, no answers came. The implied audience is urban Gen Z, who live on quick-commerce apps and instantly understand the comparison; for the out-group, the comparison exposes how slow and distant the institution looks to the generation it serves.</w:t>
       </w:r>
     </w:p>
     <w:p>
@@ -4066,7 +3859,7 @@
         <w:jc w:val="both"/>
       </w:pPr>
       <w:r>
-        <w:t xml:space="preserve">The poster is an identity declaration— it takes the very label used to dismiss Gen Z as ‘unserious’ and turns it into a political stance. In many ways, it is the thesis of this project written on a poster: the unserious generation on the most serious topic.</w:t>
+        <w:t xml:space="preserve">The poster measures state accountability against the speed Gen Z expects from everyday life, and in that comparison, official delay begins to look absurd.</w:t>
       </w:r>
     </w:p>
     <w:p>
@@ -4076,7 +3869,7 @@
         <w:jc w:val="both"/>
       </w:pPr>
       <w:r>
-        <w:t xml:space="preserve">Formal protest language would have said ‘young women are politically aware.’ The slang version says it in the language of the people it describes, which makes it both a statement and a form of belonging— being a ‘baddie’ and being political are no longer opposites.</w:t>
+        <w:t xml:space="preserve">Formal language could only say ‘the government has not responded in time.’ The meme makes that delay feel ridiculous. A grocery app reaching your door in ten minutes while a national exam body cannot answer in weeks— the absurdity itself becomes the argument.</w:t>
       </w:r>
     </w:p>
     <w:p>
@@ -4137,7 +3930,7 @@
           <w:b/>
           <w:bCs/>
         </w:rPr>
-        <w:t xml:space="preserve">Figure 5. ‘Error 404’— borrowing the language of a broken web page</w:t>
+        <w:t xml:space="preserve">Figure 4. Reclaiming Gen Z slang— ‘Baddies are not apolitical’</w:t>
       </w:r>
     </w:p>
     <w:p>
@@ -4150,7 +3943,7 @@
           <w:i/>
           <w:iCs/>
         </w:rPr>
-        <w:t xml:space="preserve">Source: Pinterest @FAGUN</w:t>
+        <w:t xml:space="preserve">Source: Pinterest @Lyaaa</w:t>
       </w:r>
     </w:p>
     <w:p>
@@ -4160,27 +3953,17 @@
         <w:jc w:val="both"/>
       </w:pPr>
       <w:r>
-        <w:t xml:space="preserve">A protester holds a poster that reads </w:t>
+        <w:t xml:space="preserve">A protester holds up a handwritten poster that says, </w:t>
       </w:r>
       <w:r>
         <w:rPr>
           <w:i/>
           <w:iCs/>
         </w:rPr>
-        <w:t xml:space="preserve">‘error 404’</w:t>
-      </w:r>
-      <w:r>
-        <w:t xml:space="preserve"> in red, followed by </w:t>
-      </w:r>
-      <w:r>
-        <w:rPr>
-          <w:i/>
-          <w:iCs/>
-        </w:rPr>
-        <w:t xml:space="preserve">‘accountability not found.’</w:t>
-      </w:r>
-      <w:r>
-        <w:t xml:space="preserve"> This is internet and tech intertextuality— the HTTP 404 error is the page every internet user sees when a link is broken, or the page they are looking for does not exist. It works through deadpan irony; the poster does not shout, it simply ‘reports an error.’ It targets the absence of accountability— no minister, no agency, no official taking responsibility for the NEET-UG paper leak. For the in-group, digitally native Gen Z, ‘404’ is read instantly. For the out-group, the reference may not register at all, which once again marks the generational and cultural gap between protestors and the institutions they’re criticizing.</w:t>
+        <w:t xml:space="preserve">‘BADDIES ARE NOT APOLITICAL.’</w:t>
+      </w:r>
+      <w:r>
+        <w:t xml:space="preserve"> ‘Baddie’ is Gen Z slang for a confident, stylish young woman— a word usually associated with selfies, fashion, and Instagram aesthetics rather than politics. This is slang reclamation and the subversion of a stereotype. The poster targets the assumption that Gen Z, especially young women, are unserious, apolitical, and only interested in social media— an assumption that institutions rely on to ignore youth anger. The in-group self-identifies with the label proudly; the out-group (elders, media, politicians) is forced to revise its stereotype.</w:t>
       </w:r>
     </w:p>
     <w:p>
@@ -4190,7 +3973,7 @@
         <w:jc w:val="both"/>
       </w:pPr>
       <w:r>
-        <w:t xml:space="preserve">The poster frames the government as a broken website— students are searching for accountability, and the page simply does not exist.</w:t>
+        <w:t xml:space="preserve">The poster is an identity declaration— it takes the very label used to dismiss Gen Z as ‘unserious’ and turns it into a political stance. In many ways, it is the thesis of this project written on a poster: the unserious generation on the most serious topic.</w:t>
       </w:r>
     </w:p>
     <w:p>
@@ -4200,7 +3983,7 @@
         <w:jc w:val="both"/>
       </w:pPr>
       <w:r>
-        <w:t xml:space="preserve">Formal protest language would say ‘the authorities have failed to take responsibility.’ The 404 joke turns that into something visual, compact, and instantly shareable, using the red ‘error’ colour itself as part of the message.</w:t>
+        <w:t xml:space="preserve">Formal protest language would have said ‘young women are politically aware.’ The slang version says it in the language of the people it describes, which makes it both a statement and a form of belonging— being a ‘baddie’ and being political are no longer opposites.</w:t>
       </w:r>
     </w:p>
     <w:p>
@@ -4261,7 +4044,7 @@
           <w:b/>
           <w:bCs/>
         </w:rPr>
-        <w:t xml:space="preserve">Figure 6. Parody of Dora the Explorer’s question to the audience</w:t>
+        <w:t xml:space="preserve">Figure 5. ‘Error 404’— borrowing the language of a broken web page</w:t>
       </w:r>
     </w:p>
     <w:p>
@@ -4274,7 +4057,7 @@
           <w:i/>
           <w:iCs/>
         </w:rPr>
-        <w:t xml:space="preserve">Source: Pinterest @mydearnikes</w:t>
+        <w:t xml:space="preserve">Source: Pinterest @FAGUN</w:t>
       </w:r>
     </w:p>
     <w:p>
@@ -4284,17 +4067,27 @@
         <w:jc w:val="both"/>
       </w:pPr>
       <w:r>
-        <w:t xml:space="preserve">A protester holds a printed poster of Dora the Explorer, with the line, </w:t>
+        <w:t xml:space="preserve">A protester holds a poster that reads </w:t>
       </w:r>
       <w:r>
         <w:rPr>
           <w:i/>
           <w:iCs/>
         </w:rPr>
-        <w:t xml:space="preserve">‘Kya aapko kahi accountability dikh rahi hai?’</w:t>
-      </w:r>
-      <w:r>
-        <w:t xml:space="preserve"> (Do you see accountability anywhere?). This is a parody of Dora’s famous question to the audience from the Hindi-dubbed version of the cartoon, mixed with childhood nostalgia and Hinglish. It targets invisible accountability— the government’s evasion after the NEET-UG leak. The implied audience is Gen Z who grew up watching Hindi-dubbed Dora on television; the call-and-response format pulls the viewer into answering the question, just like the cartoon did.</w:t>
+        <w:t xml:space="preserve">‘error 404’</w:t>
+      </w:r>
+      <w:r>
+        <w:t xml:space="preserve"> in red, followed by </w:t>
+      </w:r>
+      <w:r>
+        <w:rPr>
+          <w:i/>
+          <w:iCs/>
+        </w:rPr>
+        <w:t xml:space="preserve">‘accountability not found.’</w:t>
+      </w:r>
+      <w:r>
+        <w:t xml:space="preserve"> This is internet and tech intertextuality— the HTTP 404 error is the page every internet user sees when a link is broken, or the page they are looking for does not exist. It works through deadpan irony; the poster does not shout, it simply ‘reports an error.’ It targets the absence of accountability— no minister, no agency, no official taking responsibility for the NEET-UG paper leak. For the in-group, digitally native Gen Z, ‘404’ is read instantly. For the out-group, the reference may not register at all, which once again marks the generational and cultural gap between protestors and the institutions they’re criticizing.</w:t>
       </w:r>
     </w:p>
     <w:p>
@@ -4304,7 +4097,7 @@
         <w:jc w:val="both"/>
       </w:pPr>
       <w:r>
-        <w:t xml:space="preserve">The poster turns the audience into participants. The obvious answer, ‘No!’, is the protest itself— and it treats the government’s evasions like a children’s game, where even a child can see what is missing.</w:t>
+        <w:t xml:space="preserve">The poster frames the government as a broken website— students are searching for accountability, and the page simply does not exist.</w:t>
       </w:r>
     </w:p>
     <w:p>
@@ -4314,7 +4107,7 @@
         <w:jc w:val="both"/>
       </w:pPr>
       <w:r>
-        <w:t xml:space="preserve">Formal language can state a demand, but it can’t make the audience say the answer out loud. By borrowing a cartoon every Gen Z remembers, the poster turns a political question into a shared memory, and the shared memory into solidarity.</w:t>
+        <w:t xml:space="preserve">Formal protest language would say ‘the authorities have failed to take responsibility.’ The 404 joke turns that into something visual, compact, and instantly shareable, using the red ‘error’ colour itself as part of the message.</w:t>
       </w:r>
     </w:p>
     <w:p>
@@ -4375,6 +4168,120 @@
           <w:b/>
           <w:bCs/>
         </w:rPr>
+        <w:t xml:space="preserve">Figure 6. Parody of Dora the Explorer’s question to the audience</w:t>
+      </w:r>
+    </w:p>
+    <w:p>
+      <w:pPr>
+        <w:spacing w:after="160" w:line="360"/>
+        <w:jc w:val="center"/>
+      </w:pPr>
+      <w:r>
+        <w:rPr>
+          <w:i/>
+          <w:iCs/>
+        </w:rPr>
+        <w:t xml:space="preserve">Source: Pinterest @mydearnikes</w:t>
+      </w:r>
+    </w:p>
+    <w:p>
+      <w:pPr>
+        <w:spacing w:after="120" w:before="0" w:line="360"/>
+        <w:ind w:firstLine="567"/>
+        <w:jc w:val="both"/>
+      </w:pPr>
+      <w:r>
+        <w:t xml:space="preserve">A protester holds a printed poster of Dora the Explorer, with the line, </w:t>
+      </w:r>
+      <w:r>
+        <w:rPr>
+          <w:i/>
+          <w:iCs/>
+        </w:rPr>
+        <w:t xml:space="preserve">‘Kya aapko kahi accountability dikh rahi hai?’</w:t>
+      </w:r>
+      <w:r>
+        <w:t xml:space="preserve"> (Do you see accountability anywhere?). This is a parody of Dora’s famous question to the audience from the Hindi-dubbed version of the cartoon, mixed with childhood nostalgia and Hinglish. It targets invisible accountability— the government’s evasion after the NEET-UG leak. The implied audience is Gen Z who grew up watching Hindi-dubbed Dora on television; the call-and-response format pulls the viewer into answering the question, just like the cartoon did.</w:t>
+      </w:r>
+    </w:p>
+    <w:p>
+      <w:pPr>
+        <w:spacing w:after="120" w:before="0" w:line="360"/>
+        <w:ind w:firstLine="567"/>
+        <w:jc w:val="both"/>
+      </w:pPr>
+      <w:r>
+        <w:t xml:space="preserve">The poster turns the audience into participants. The obvious answer, ‘No!’, is the protest itself— and it treats the government’s evasions like a children’s game, where even a child can see what is missing.</w:t>
+      </w:r>
+    </w:p>
+    <w:p>
+      <w:pPr>
+        <w:spacing w:after="240" w:before="0" w:line="360"/>
+        <w:ind w:firstLine="567"/>
+        <w:jc w:val="both"/>
+      </w:pPr>
+      <w:r>
+        <w:t xml:space="preserve">Formal language can state a demand, but it can’t make the audience say the answer out loud. By borrowing a cartoon every Gen Z remembers, the poster turns a political question into a shared memory, and the shared memory into solidarity.</w:t>
+      </w:r>
+    </w:p>
+    <w:p>
+      <w:pPr>
+        <w:keepNext/>
+        <w:spacing w:after="60" w:before="120"/>
+        <w:jc w:val="center"/>
+      </w:pPr>
+      <w:r>
+        <w:drawing>
+          <wp:inline distT="0" distB="0" distL="0" distR="0">
+            <wp:extent cx="1571625" cy="2095500"/>
+            <wp:effectExtent t="0" r="0" b="0" l="0"/>
+            <wp:docPr id="1" name="" descr="" title=""/>
+            <wp:cNvGraphicFramePr>
+              <a:graphicFrameLocks xmlns:a="http://schemas.openxmlformats.org/drawingml/2006/main" noChangeAspect="1"/>
+            </wp:cNvGraphicFramePr>
+            <a:graphic xmlns:a="http://schemas.openxmlformats.org/drawingml/2006/main">
+              <a:graphicData uri="http://schemas.openxmlformats.org/drawingml/2006/picture">
+                <pic:pic xmlns:pic="http://schemas.openxmlformats.org/drawingml/2006/picture">
+                  <pic:nvPicPr>
+                    <pic:cNvPr id="0" name="" descr=""/>
+                    <pic:cNvPicPr>
+                      <a:picLocks noChangeAspect="1" noChangeArrowheads="1"/>
+                    </pic:cNvPicPr>
+                  </pic:nvPicPr>
+                  <pic:blipFill>
+                    <a:blip r:embed="rId17" cstate="none"/>
+                    <a:srcRect/>
+                    <a:stretch>
+                      <a:fillRect/>
+                    </a:stretch>
+                  </pic:blipFill>
+                  <pic:spPr bwMode="auto">
+                    <a:xfrm>
+                      <a:off x="0" y="0"/>
+                      <a:ext cx="1571625" cy="2095500"/>
+                    </a:xfrm>
+                    <a:prstGeom prst="rect">
+                      <a:avLst/>
+                    </a:prstGeom>
+                  </pic:spPr>
+                </pic:pic>
+              </a:graphicData>
+            </a:graphic>
+          </wp:inline>
+        </w:drawing>
+      </w:r>
+    </w:p>
+    <w:p>
+      <w:pPr>
+        <w:keepNext/>
+        <w:spacing w:after="0" w:line="360"/>
+        <w:jc w:val="center"/>
+      </w:pPr>
+      <w:r>
+        <w:rPr>
+          <w:b/>
+          <w:bCs/>
+        </w:rPr>
         <w:t xml:space="preserve">Figure 7. Pun on ‘leak’— parody of sanitary pad advertisements</w:t>
       </w:r>
     </w:p>
@@ -6574,77 +6481,6 @@
           <w:iCs/>
         </w:rPr>
         <w:t xml:space="preserve">Most posters use more than one device, so the total is more than 7.</w:t>
-      </w:r>
-    </w:p>
-    <w:p>
-      <w:pPr>
-        <w:keepNext/>
-        <w:spacing w:after="60" w:before="120"/>
-        <w:jc w:val="center"/>
-      </w:pPr>
-      <w:r>
-        <w:drawing>
-          <wp:inline distT="0" distB="0" distL="0" distR="0">
-            <wp:extent cx="4953000" cy="2628900"/>
-            <wp:effectExtent t="0" r="0" b="0" l="0"/>
-            <wp:docPr id="1" name="" descr="" title=""/>
-            <wp:cNvGraphicFramePr>
-              <a:graphicFrameLocks xmlns:a="http://schemas.openxmlformats.org/drawingml/2006/main" noChangeAspect="1"/>
-            </wp:cNvGraphicFramePr>
-            <a:graphic xmlns:a="http://schemas.openxmlformats.org/drawingml/2006/main">
-              <a:graphicData uri="http://schemas.openxmlformats.org/drawingml/2006/picture">
-                <pic:pic xmlns:pic="http://schemas.openxmlformats.org/drawingml/2006/picture">
-                  <pic:nvPicPr>
-                    <pic:cNvPr id="0" name="" descr=""/>
-                    <pic:cNvPicPr>
-                      <a:picLocks noChangeAspect="1" noChangeArrowheads="1"/>
-                    </pic:cNvPicPr>
-                  </pic:nvPicPr>
-                  <pic:blipFill>
-                    <a:blip r:embed="rId17" cstate="none"/>
-                    <a:srcRect/>
-                    <a:stretch>
-                      <a:fillRect/>
-                    </a:stretch>
-                  </pic:blipFill>
-                  <pic:spPr bwMode="auto">
-                    <a:xfrm>
-                      <a:off x="0" y="0"/>
-                      <a:ext cx="4953000" cy="2628900"/>
-                    </a:xfrm>
-                    <a:prstGeom prst="rect">
-                      <a:avLst/>
-                    </a:prstGeom>
-                  </pic:spPr>
-                </pic:pic>
-              </a:graphicData>
-            </a:graphic>
-          </wp:inline>
-        </w:drawing>
-      </w:r>
-    </w:p>
-    <w:p>
-      <w:pPr>
-        <w:keepNext w:val="false"/>
-        <w:spacing w:after="60" w:line="360"/>
-        <w:jc w:val="center"/>
-      </w:pPr>
-      <w:r>
-        <w:rPr>
-          <w:b/>
-          <w:bCs/>
-        </w:rPr>
-        <w:t xml:space="preserve">Graph 2. Rhetorical devices used in the seven analysed items</w:t>
-      </w:r>
-    </w:p>
-    <w:p>
-      <w:pPr>
-        <w:spacing w:after="120" w:before="120" w:line="360"/>
-        <w:ind w:firstLine="567"/>
-        <w:jc w:val="both"/>
-      </w:pPr>
-      <w:r>
-        <w:t xml:space="preserve">Intertextuality, irony and parody come out on top, used in three items each. What this shows is that most of the humor came from borrowing— Spider-Man, Dora, Blinkit, a 404 page, a pad ad. Gen Z didn’t need to invent new symbols for the protest. They took things everyone already knew and turned them against the government, and because everyone already knew them, the joke landed instantly.</w:t>
       </w:r>
     </w:p>
     <w:p>
@@ -6705,6 +6541,77 @@
           <w:b/>
           <w:bCs/>
         </w:rPr>
+        <w:t xml:space="preserve">Graph 2. Rhetorical devices used in the seven analysed items</w:t>
+      </w:r>
+    </w:p>
+    <w:p>
+      <w:pPr>
+        <w:spacing w:after="120" w:before="120" w:line="360"/>
+        <w:ind w:firstLine="567"/>
+        <w:jc w:val="both"/>
+      </w:pPr>
+      <w:r>
+        <w:t xml:space="preserve">Intertextuality, irony and parody come out on top, used in three items each. What this shows is that most of the humor came from borrowing— Spider-Man, Dora, Blinkit, a 404 page, a pad ad. Gen Z didn’t need to invent new symbols for the protest. They took things everyone already knew and turned them against the government, and because everyone already knew them, the joke landed instantly.</w:t>
+      </w:r>
+    </w:p>
+    <w:p>
+      <w:pPr>
+        <w:keepNext/>
+        <w:spacing w:after="60" w:before="120"/>
+        <w:jc w:val="center"/>
+      </w:pPr>
+      <w:r>
+        <w:drawing>
+          <wp:inline distT="0" distB="0" distL="0" distR="0">
+            <wp:extent cx="4953000" cy="2628900"/>
+            <wp:effectExtent t="0" r="0" b="0" l="0"/>
+            <wp:docPr id="1" name="" descr="" title=""/>
+            <wp:cNvGraphicFramePr>
+              <a:graphicFrameLocks xmlns:a="http://schemas.openxmlformats.org/drawingml/2006/main" noChangeAspect="1"/>
+            </wp:cNvGraphicFramePr>
+            <a:graphic xmlns:a="http://schemas.openxmlformats.org/drawingml/2006/main">
+              <a:graphicData uri="http://schemas.openxmlformats.org/drawingml/2006/picture">
+                <pic:pic xmlns:pic="http://schemas.openxmlformats.org/drawingml/2006/picture">
+                  <pic:nvPicPr>
+                    <pic:cNvPr id="0" name="" descr=""/>
+                    <pic:cNvPicPr>
+                      <a:picLocks noChangeAspect="1" noChangeArrowheads="1"/>
+                    </pic:cNvPicPr>
+                  </pic:nvPicPr>
+                  <pic:blipFill>
+                    <a:blip r:embed="rId19" cstate="none"/>
+                    <a:srcRect/>
+                    <a:stretch>
+                      <a:fillRect/>
+                    </a:stretch>
+                  </pic:blipFill>
+                  <pic:spPr bwMode="auto">
+                    <a:xfrm>
+                      <a:off x="0" y="0"/>
+                      <a:ext cx="4953000" cy="2628900"/>
+                    </a:xfrm>
+                    <a:prstGeom prst="rect">
+                      <a:avLst/>
+                    </a:prstGeom>
+                  </pic:spPr>
+                </pic:pic>
+              </a:graphicData>
+            </a:graphic>
+          </wp:inline>
+        </w:drawing>
+      </w:r>
+    </w:p>
+    <w:p>
+      <w:pPr>
+        <w:keepNext w:val="false"/>
+        <w:spacing w:after="60" w:line="360"/>
+        <w:jc w:val="center"/>
+      </w:pPr>
+      <w:r>
+        <w:rPr>
+          <w:b/>
+          <w:bCs/>
+        </w:rPr>
         <w:t xml:space="preserve">Graph 3. What each analysed item was targeting</w:t>
       </w:r>
     </w:p>
@@ -7651,7 +7558,7 @@
         <w:jc w:val="both"/>
       </w:pPr>
       <w:r>
-        <w:t xml:space="preserve">Based on the analysis of 7 out of the 13 items collected, these are the main findings:</w:t>
+        <w:t xml:space="preserve">Based on the analysis of the 7 posters, these are the main findings:</w:t>
       </w:r>
     </w:p>
     <w:p>
@@ -7749,7 +7656,7 @@
         <w:jc w:val="both"/>
       </w:pPr>
       <w:r>
-        <w:t xml:space="preserve">The protest became part of everyday online life— 9 of the 13 items were found on Pinterest, saved and shared like any other aesthetic post.</w:t>
+        <w:t xml:space="preserve">The protest became part of everyday online life— 5 of the 7 posters were found on Pinterest, saved and shared like any other aesthetic post.</w:t>
       </w:r>
     </w:p>
     <w:p>
@@ -7929,7 +7836,7 @@
                 <w:sz w:val="22"/>
                 <w:szCs w:val="22"/>
               </w:rPr>
-              <w:t xml:space="preserve">13 items collected from Instagram, Pinterest and BBC News (June 6– July 25, 2026); 7 analysed in detail.</w:t>
+              <w:t xml:space="preserve">7 posters collected from Instagram and Pinterest (June 6– July 25, 2026) and analysed in detail.</w:t>
             </w:r>
           </w:p>
         </w:tc>
@@ -8239,7 +8146,7 @@
         <w:jc w:val="both"/>
       </w:pPr>
       <w:r>
-        <w:t xml:space="preserve">After analysing seven out of the thirteen items collected, the answer is that the humor didn’t make the protest less serious— it is what carried it. Irony let the protestors say one thing and mean another, and left it to the in-group to complete the meaning. Parody and intertextuality borrowed things everyone already knew and turned them against the government. Wordplay and comparisons made the failure of the system look so absurd that it was almost impossible to defend. And slang like ‘baddie’ took the label that was used to dismiss Gen Z and made it political. All of this made the protest language short, shareable, deniable and open to everyone— which is exactly what formal protest language can’t be.</w:t>
+        <w:t xml:space="preserve">After analysing the seven posters, the answer is that the humor didn’t make the protest less serious— it is what carried it. Irony let the protestors say one thing and mean another, and left it to the in-group to complete the meaning. Parody and intertextuality borrowed things everyone already knew and turned them against the government. Wordplay and comparisons made the failure of the system look so absurd that it was almost impossible to defend. And slang like ‘baddie’ took the label that was used to dismiss Gen Z and made it political. All of this made the protest language short, shareable, deniable and open to everyone— which is exactly what formal protest language can’t be.</w:t>
       </w:r>
     </w:p>
     <w:p>
@@ -8410,7 +8317,7 @@
         <w:jc w:val="both"/>
       </w:pPr>
       <w:r>
-        <w:t xml:space="preserve">The remaining 6 items in the corpus, along with reels, chants, speeches and the Cockroach Janta Party’s online content, can be analysed in future work.</w:t>
+        <w:t xml:space="preserve">A bigger set of posters, along with reels, chants, speeches and the Cockroach Janta Party’s online content, can be analysed in future work.</w:t>
       </w:r>
     </w:p>
     <w:p>
@@ -8729,7 +8636,7 @@
           <w:b/>
           <w:bCs/>
         </w:rPr>
-        <w:t xml:space="preserve">Primary Sources (Posters and Photographs)</w:t>
+        <w:t xml:space="preserve">Primary Sources (Posters)</w:t>
       </w:r>
     </w:p>
     <w:p>
@@ -8739,7 +8646,7 @@
         <w:jc w:val="left"/>
       </w:pPr>
       <w:r>
-        <w:t xml:space="preserve">BBC News. (2026). [Photograph from coverage of the NEET-UG 2026 protests]. https://www.bbc.com/news/articles/cvg9w9dxd7lo</w:t>
+        <w:t xml:space="preserve">@chief.of.shitposting. (2026). [Photograph of protest poster]. Instagram. https://www.instagram.com/chief.of.shitposting/</w:t>
       </w:r>
     </w:p>
     <w:p>
@@ -8749,7 +8656,7 @@
         <w:jc w:val="left"/>
       </w:pPr>
       <w:r>
-        <w:t xml:space="preserve">@chief.of.shitposting. (2026). [Photograph of protest poster]. Instagram. https://www.instagram.com/chief.of.shitposting/</w:t>
+        <w:t xml:space="preserve">@p9xrider &amp; @p9x_puneet_saxena. (2026). [Photograph of protest poster]. Instagram. https://www.instagram.com/p9xrider/</w:t>
       </w:r>
     </w:p>
     <w:p>
@@ -8759,7 +8666,7 @@
         <w:jc w:val="left"/>
       </w:pPr>
       <w:r>
-        <w:t xml:space="preserve">@p9xrider &amp; @p9x_puneet_saxena. (2026). [Photograph of protest poster]. Instagram. https://www.instagram.com/p9xrider/</w:t>
+        <w:t xml:space="preserve">FAGUN [@epic_kid_]. (2026). [Photograph of protest poster]. Pinterest. https://in.pinterest.com/epic_kid_/</w:t>
       </w:r>
     </w:p>
     <w:p>
@@ -8769,7 +8676,7 @@
         <w:jc w:val="left"/>
       </w:pPr>
       <w:r>
-        <w:t xml:space="preserve">@purva.thakaree. (2026). [Photograph of protest poster]. Instagram. https://www.instagram.com/purva.thakaree/</w:t>
+        <w:t xml:space="preserve">Lyaaa [@aalyasharm0]. (2026). [Photograph of protest poster]. Pinterest. https://in.pinterest.com/aalyasharm0/</w:t>
       </w:r>
     </w:p>
     <w:p>
@@ -8779,67 +8686,7 @@
         <w:jc w:val="left"/>
       </w:pPr>
       <w:r>
-        <w:t xml:space="preserve">Dhruv [@ruvvvdump]. (2026). [Photograph of protest poster]. Pinterest. https://in.pinterest.com/ruvvvdump/</w:t>
-      </w:r>
-    </w:p>
-    <w:p>
-      <w:pPr>
-        <w:spacing w:after="120" w:line="360"/>
-        <w:ind w:left="567" w:hanging="567"/>
-        <w:jc w:val="left"/>
-      </w:pPr>
-      <w:r>
-        <w:t xml:space="preserve">FAGUN [@epic_kid_]. (2026). [Photograph of protest poster]. Pinterest. https://in.pinterest.com/epic_kid_/</w:t>
-      </w:r>
-    </w:p>
-    <w:p>
-      <w:pPr>
-        <w:spacing w:after="120" w:line="360"/>
-        <w:ind w:left="567" w:hanging="567"/>
-        <w:jc w:val="left"/>
-      </w:pPr>
-      <w:r>
-        <w:t xml:space="preserve">Lyaaa [@aalyasharm0]. (2026). [Photograph of protest poster]. Pinterest. https://in.pinterest.com/aalyasharm0/</w:t>
-      </w:r>
-    </w:p>
-    <w:p>
-      <w:pPr>
-        <w:spacing w:after="120" w:line="360"/>
-        <w:ind w:left="567" w:hanging="567"/>
-        <w:jc w:val="left"/>
-      </w:pPr>
-      <w:r>
-        <w:t xml:space="preserve">Miss.0 [@ifathima542]. (2026). [Photograph of protest poster]. Pinterest. https://in.pinterest.com/ifathima542/</w:t>
-      </w:r>
-    </w:p>
-    <w:p>
-      <w:pPr>
-        <w:spacing w:after="120" w:line="360"/>
-        <w:ind w:left="567" w:hanging="567"/>
-        <w:jc w:val="left"/>
-      </w:pPr>
-      <w:r>
         <w:t xml:space="preserve">mydearnikes. (2026). [Photograph of protest poster]. Pinterest. https://in.pinterest.com/mydearnikes/</w:t>
-      </w:r>
-    </w:p>
-    <w:p>
-      <w:pPr>
-        <w:spacing w:after="120" w:line="360"/>
-        <w:ind w:left="567" w:hanging="567"/>
-        <w:jc w:val="left"/>
-      </w:pPr>
-      <w:r>
-        <w:t xml:space="preserve">prwmmm.era [@inpremmm12]. (2026). [Photograph of protest poster]. Pinterest. https://in.pinterest.com/inpremmm12/</w:t>
-      </w:r>
-    </w:p>
-    <w:p>
-      <w:pPr>
-        <w:spacing w:after="120" w:line="360"/>
-        <w:ind w:left="567" w:hanging="567"/>
-        <w:jc w:val="left"/>
-      </w:pPr>
-      <w:r>
-        <w:t xml:space="preserve">Sania [@saniaazafar]. (2026). [Photograph of protest poster]. Pinterest. https://in.pinterest.com/saniaazafar/</w:t>
       </w:r>
     </w:p>
     <w:p>
@@ -8886,7 +8733,7 @@
         <w:jc w:val="left"/>
       </w:pPr>
       <w:r>
-        <w:t xml:space="preserve">Appendix A: List of All 13 Items Collected</w:t>
+        <w:t xml:space="preserve">Appendix A: The Corpus— List of Posters</w:t>
       </w:r>
     </w:p>
     <w:p>
@@ -8895,7 +8742,7 @@
         <w:jc w:val="both"/>
       </w:pPr>
       <w:r>
-        <w:t xml:space="preserve">All 13 items collected for this project are listed below with their sources. Items 1–7 are the ones analysed in Chapter 4. Items 8–13 were collected but not analysed in detail in this project.</w:t>
+        <w:t xml:space="preserve">All 7 posters that make up the corpus of this project are listed below with their sources.</w:t>
       </w:r>
     </w:p>
     <w:tbl>
@@ -9049,7 +8896,7 @@
                 <w:sz w:val="22"/>
                 <w:szCs w:val="22"/>
               </w:rPr>
-              <w:t xml:space="preserve">Status</w:t>
+              <w:t xml:space="preserve">Figure</w:t>
             </w:r>
           </w:p>
         </w:tc>
@@ -9175,7 +9022,7 @@
                 <w:sz w:val="22"/>
                 <w:szCs w:val="22"/>
               </w:rPr>
-              <w:t xml:space="preserve">Analysed— Figure 1</w:t>
+              <w:t xml:space="preserve">Figure 1</w:t>
             </w:r>
           </w:p>
         </w:tc>
@@ -9301,7 +9148,7 @@
                 <w:sz w:val="22"/>
                 <w:szCs w:val="22"/>
               </w:rPr>
-              <w:t xml:space="preserve">Analysed— Figure 2</w:t>
+              <w:t xml:space="preserve">Figure 2</w:t>
             </w:r>
           </w:p>
         </w:tc>
@@ -9427,7 +9274,7 @@
                 <w:sz w:val="22"/>
                 <w:szCs w:val="22"/>
               </w:rPr>
-              <w:t xml:space="preserve">Analysed— Figure 3</w:t>
+              <w:t xml:space="preserve">Figure 3</w:t>
             </w:r>
           </w:p>
         </w:tc>
@@ -9553,7 +9400,7 @@
                 <w:sz w:val="22"/>
                 <w:szCs w:val="22"/>
               </w:rPr>
-              <w:t xml:space="preserve">Analysed— Figure 4</w:t>
+              <w:t xml:space="preserve">Figure 4</w:t>
             </w:r>
           </w:p>
         </w:tc>
@@ -9679,7 +9526,7 @@
                 <w:sz w:val="22"/>
                 <w:szCs w:val="22"/>
               </w:rPr>
-              <w:t xml:space="preserve">Analysed— Figure 5</w:t>
+              <w:t xml:space="preserve">Figure 5</w:t>
             </w:r>
           </w:p>
         </w:tc>
@@ -9805,7 +9652,7 @@
                 <w:sz w:val="22"/>
                 <w:szCs w:val="22"/>
               </w:rPr>
-              <w:t xml:space="preserve">Analysed— Figure 6</w:t>
+              <w:t xml:space="preserve">Figure 6</w:t>
             </w:r>
           </w:p>
         </w:tc>
@@ -9931,763 +9778,7 @@
                 <w:sz w:val="22"/>
                 <w:szCs w:val="22"/>
               </w:rPr>
-              <w:t xml:space="preserve">Analysed— Figure 7</w:t>
-            </w:r>
-          </w:p>
-        </w:tc>
-      </w:tr>
-      <w:tr>
-        <w:trPr>
-          <w:cantSplit/>
-          <w:tblHeader w:val="false"/>
-        </w:trPr>
-        <w:tc>
-          <w:tcPr>
-            <w:tcW w:type="dxa" w:w="700"/>
-            <w:tcBorders>
-              <w:top w:val="single" w:color="000000" w:sz="4"/>
-              <w:left w:val="single" w:color="000000" w:sz="4"/>
-              <w:bottom w:val="single" w:color="000000" w:sz="4"/>
-              <w:right w:val="single" w:color="000000" w:sz="4"/>
-            </w:tcBorders>
-            <w:tcMar>
-              <w:top w:type="dxa" w:w="40"/>
-              <w:left w:type="dxa" w:w="80"/>
-              <w:bottom w:type="dxa" w:w="40"/>
-              <w:right w:type="dxa" w:w="80"/>
-            </w:tcMar>
-          </w:tcPr>
-          <w:p>
-            <w:pPr>
-              <w:spacing w:line="276"/>
-              <w:jc w:val="left"/>
-            </w:pPr>
-            <w:r>
-              <w:rPr>
-                <w:sz w:val="22"/>
-                <w:szCs w:val="22"/>
-              </w:rPr>
-              <w:t xml:space="preserve">8</w:t>
-            </w:r>
-          </w:p>
-        </w:tc>
-        <w:tc>
-          <w:tcPr>
-            <w:tcW w:type="dxa" w:w="1500"/>
-            <w:tcBorders>
-              <w:top w:val="single" w:color="000000" w:sz="4"/>
-              <w:left w:val="single" w:color="000000" w:sz="4"/>
-              <w:bottom w:val="single" w:color="000000" w:sz="4"/>
-              <w:right w:val="single" w:color="000000" w:sz="4"/>
-            </w:tcBorders>
-            <w:tcMar>
-              <w:top w:type="dxa" w:w="40"/>
-              <w:left w:type="dxa" w:w="80"/>
-              <w:bottom w:type="dxa" w:w="40"/>
-              <w:right w:type="dxa" w:w="80"/>
-            </w:tcMar>
-          </w:tcPr>
-          <w:p>
-            <w:pPr>
-              <w:spacing w:line="276"/>
-              <w:jc w:val="left"/>
-            </w:pPr>
-            <w:r>
-              <w:rPr>
-                <w:sz w:val="22"/>
-                <w:szCs w:val="22"/>
-              </w:rPr>
-              <w:t xml:space="preserve">Instagram</w:t>
-            </w:r>
-          </w:p>
-        </w:tc>
-        <w:tc>
-          <w:tcPr>
-            <w:tcW w:type="dxa" w:w="3400"/>
-            <w:tcBorders>
-              <w:top w:val="single" w:color="000000" w:sz="4"/>
-              <w:left w:val="single" w:color="000000" w:sz="4"/>
-              <w:bottom w:val="single" w:color="000000" w:sz="4"/>
-              <w:right w:val="single" w:color="000000" w:sz="4"/>
-            </w:tcBorders>
-            <w:tcMar>
-              <w:top w:type="dxa" w:w="40"/>
-              <w:left w:type="dxa" w:w="80"/>
-              <w:bottom w:type="dxa" w:w="40"/>
-              <w:right w:type="dxa" w:w="80"/>
-            </w:tcMar>
-          </w:tcPr>
-          <w:p>
-            <w:pPr>
-              <w:spacing w:line="276"/>
-              <w:jc w:val="left"/>
-            </w:pPr>
-            <w:r>
-              <w:rPr>
-                <w:sz w:val="22"/>
-                <w:szCs w:val="22"/>
-              </w:rPr>
-              <w:t xml:space="preserve">@purva.thakaree</w:t>
-            </w:r>
-          </w:p>
-        </w:tc>
-        <w:tc>
-          <w:tcPr>
-            <w:tcW w:type="dxa" w:w="3430"/>
-            <w:tcBorders>
-              <w:top w:val="single" w:color="000000" w:sz="4"/>
-              <w:left w:val="single" w:color="000000" w:sz="4"/>
-              <w:bottom w:val="single" w:color="000000" w:sz="4"/>
-              <w:right w:val="single" w:color="000000" w:sz="4"/>
-            </w:tcBorders>
-            <w:tcMar>
-              <w:top w:type="dxa" w:w="40"/>
-              <w:left w:type="dxa" w:w="80"/>
-              <w:bottom w:type="dxa" w:w="40"/>
-              <w:right w:type="dxa" w:w="80"/>
-            </w:tcMar>
-          </w:tcPr>
-          <w:p>
-            <w:pPr>
-              <w:spacing w:line="276"/>
-              <w:jc w:val="left"/>
-            </w:pPr>
-            <w:r>
-              <w:rPr>
-                <w:sz w:val="22"/>
-                <w:szCs w:val="22"/>
-              </w:rPr>
-              <w:t xml:space="preserve">Collected, not analysed</w:t>
-            </w:r>
-          </w:p>
-        </w:tc>
-      </w:tr>
-      <w:tr>
-        <w:trPr>
-          <w:cantSplit/>
-          <w:tblHeader w:val="false"/>
-        </w:trPr>
-        <w:tc>
-          <w:tcPr>
-            <w:tcW w:type="dxa" w:w="700"/>
-            <w:tcBorders>
-              <w:top w:val="single" w:color="000000" w:sz="4"/>
-              <w:left w:val="single" w:color="000000" w:sz="4"/>
-              <w:bottom w:val="single" w:color="000000" w:sz="4"/>
-              <w:right w:val="single" w:color="000000" w:sz="4"/>
-            </w:tcBorders>
-            <w:tcMar>
-              <w:top w:type="dxa" w:w="40"/>
-              <w:left w:type="dxa" w:w="80"/>
-              <w:bottom w:type="dxa" w:w="40"/>
-              <w:right w:type="dxa" w:w="80"/>
-            </w:tcMar>
-          </w:tcPr>
-          <w:p>
-            <w:pPr>
-              <w:spacing w:line="276"/>
-              <w:jc w:val="left"/>
-            </w:pPr>
-            <w:r>
-              <w:rPr>
-                <w:sz w:val="22"/>
-                <w:szCs w:val="22"/>
-              </w:rPr>
-              <w:t xml:space="preserve">9</w:t>
-            </w:r>
-          </w:p>
-        </w:tc>
-        <w:tc>
-          <w:tcPr>
-            <w:tcW w:type="dxa" w:w="1500"/>
-            <w:tcBorders>
-              <w:top w:val="single" w:color="000000" w:sz="4"/>
-              <w:left w:val="single" w:color="000000" w:sz="4"/>
-              <w:bottom w:val="single" w:color="000000" w:sz="4"/>
-              <w:right w:val="single" w:color="000000" w:sz="4"/>
-            </w:tcBorders>
-            <w:tcMar>
-              <w:top w:type="dxa" w:w="40"/>
-              <w:left w:type="dxa" w:w="80"/>
-              <w:bottom w:type="dxa" w:w="40"/>
-              <w:right w:type="dxa" w:w="80"/>
-            </w:tcMar>
-          </w:tcPr>
-          <w:p>
-            <w:pPr>
-              <w:spacing w:line="276"/>
-              <w:jc w:val="left"/>
-            </w:pPr>
-            <w:r>
-              <w:rPr>
-                <w:sz w:val="22"/>
-                <w:szCs w:val="22"/>
-              </w:rPr>
-              <w:t xml:space="preserve">Pinterest</w:t>
-            </w:r>
-          </w:p>
-        </w:tc>
-        <w:tc>
-          <w:tcPr>
-            <w:tcW w:type="dxa" w:w="3400"/>
-            <w:tcBorders>
-              <w:top w:val="single" w:color="000000" w:sz="4"/>
-              <w:left w:val="single" w:color="000000" w:sz="4"/>
-              <w:bottom w:val="single" w:color="000000" w:sz="4"/>
-              <w:right w:val="single" w:color="000000" w:sz="4"/>
-            </w:tcBorders>
-            <w:tcMar>
-              <w:top w:type="dxa" w:w="40"/>
-              <w:left w:type="dxa" w:w="80"/>
-              <w:bottom w:type="dxa" w:w="40"/>
-              <w:right w:type="dxa" w:w="80"/>
-            </w:tcMar>
-          </w:tcPr>
-          <w:p>
-            <w:pPr>
-              <w:spacing w:line="276"/>
-              <w:jc w:val="left"/>
-            </w:pPr>
-            <w:r>
-              <w:rPr>
-                <w:sz w:val="22"/>
-                <w:szCs w:val="22"/>
-              </w:rPr>
-              <w:t xml:space="preserve">@Miss.0</w:t>
-            </w:r>
-          </w:p>
-        </w:tc>
-        <w:tc>
-          <w:tcPr>
-            <w:tcW w:type="dxa" w:w="3430"/>
-            <w:tcBorders>
-              <w:top w:val="single" w:color="000000" w:sz="4"/>
-              <w:left w:val="single" w:color="000000" w:sz="4"/>
-              <w:bottom w:val="single" w:color="000000" w:sz="4"/>
-              <w:right w:val="single" w:color="000000" w:sz="4"/>
-            </w:tcBorders>
-            <w:tcMar>
-              <w:top w:type="dxa" w:w="40"/>
-              <w:left w:type="dxa" w:w="80"/>
-              <w:bottom w:type="dxa" w:w="40"/>
-              <w:right w:type="dxa" w:w="80"/>
-            </w:tcMar>
-          </w:tcPr>
-          <w:p>
-            <w:pPr>
-              <w:spacing w:line="276"/>
-              <w:jc w:val="left"/>
-            </w:pPr>
-            <w:r>
-              <w:rPr>
-                <w:sz w:val="22"/>
-                <w:szCs w:val="22"/>
-              </w:rPr>
-              <w:t xml:space="preserve">Collected, not analysed</w:t>
-            </w:r>
-          </w:p>
-        </w:tc>
-      </w:tr>
-      <w:tr>
-        <w:trPr>
-          <w:cantSplit/>
-          <w:tblHeader w:val="false"/>
-        </w:trPr>
-        <w:tc>
-          <w:tcPr>
-            <w:tcW w:type="dxa" w:w="700"/>
-            <w:tcBorders>
-              <w:top w:val="single" w:color="000000" w:sz="4"/>
-              <w:left w:val="single" w:color="000000" w:sz="4"/>
-              <w:bottom w:val="single" w:color="000000" w:sz="4"/>
-              <w:right w:val="single" w:color="000000" w:sz="4"/>
-            </w:tcBorders>
-            <w:tcMar>
-              <w:top w:type="dxa" w:w="40"/>
-              <w:left w:type="dxa" w:w="80"/>
-              <w:bottom w:type="dxa" w:w="40"/>
-              <w:right w:type="dxa" w:w="80"/>
-            </w:tcMar>
-          </w:tcPr>
-          <w:p>
-            <w:pPr>
-              <w:spacing w:line="276"/>
-              <w:jc w:val="left"/>
-            </w:pPr>
-            <w:r>
-              <w:rPr>
-                <w:sz w:val="22"/>
-                <w:szCs w:val="22"/>
-              </w:rPr>
-              <w:t xml:space="preserve">10</w:t>
-            </w:r>
-          </w:p>
-        </w:tc>
-        <w:tc>
-          <w:tcPr>
-            <w:tcW w:type="dxa" w:w="1500"/>
-            <w:tcBorders>
-              <w:top w:val="single" w:color="000000" w:sz="4"/>
-              <w:left w:val="single" w:color="000000" w:sz="4"/>
-              <w:bottom w:val="single" w:color="000000" w:sz="4"/>
-              <w:right w:val="single" w:color="000000" w:sz="4"/>
-            </w:tcBorders>
-            <w:tcMar>
-              <w:top w:type="dxa" w:w="40"/>
-              <w:left w:type="dxa" w:w="80"/>
-              <w:bottom w:type="dxa" w:w="40"/>
-              <w:right w:type="dxa" w:w="80"/>
-            </w:tcMar>
-          </w:tcPr>
-          <w:p>
-            <w:pPr>
-              <w:spacing w:line="276"/>
-              <w:jc w:val="left"/>
-            </w:pPr>
-            <w:r>
-              <w:rPr>
-                <w:sz w:val="22"/>
-                <w:szCs w:val="22"/>
-              </w:rPr>
-              <w:t xml:space="preserve">Pinterest</w:t>
-            </w:r>
-          </w:p>
-        </w:tc>
-        <w:tc>
-          <w:tcPr>
-            <w:tcW w:type="dxa" w:w="3400"/>
-            <w:tcBorders>
-              <w:top w:val="single" w:color="000000" w:sz="4"/>
-              <w:left w:val="single" w:color="000000" w:sz="4"/>
-              <w:bottom w:val="single" w:color="000000" w:sz="4"/>
-              <w:right w:val="single" w:color="000000" w:sz="4"/>
-            </w:tcBorders>
-            <w:tcMar>
-              <w:top w:type="dxa" w:w="40"/>
-              <w:left w:type="dxa" w:w="80"/>
-              <w:bottom w:type="dxa" w:w="40"/>
-              <w:right w:type="dxa" w:w="80"/>
-            </w:tcMar>
-          </w:tcPr>
-          <w:p>
-            <w:pPr>
-              <w:spacing w:line="276"/>
-              <w:jc w:val="left"/>
-            </w:pPr>
-            <w:r>
-              <w:rPr>
-                <w:sz w:val="22"/>
-                <w:szCs w:val="22"/>
-              </w:rPr>
-              <w:t xml:space="preserve">@Dhruv</w:t>
-            </w:r>
-          </w:p>
-        </w:tc>
-        <w:tc>
-          <w:tcPr>
-            <w:tcW w:type="dxa" w:w="3430"/>
-            <w:tcBorders>
-              <w:top w:val="single" w:color="000000" w:sz="4"/>
-              <w:left w:val="single" w:color="000000" w:sz="4"/>
-              <w:bottom w:val="single" w:color="000000" w:sz="4"/>
-              <w:right w:val="single" w:color="000000" w:sz="4"/>
-            </w:tcBorders>
-            <w:tcMar>
-              <w:top w:type="dxa" w:w="40"/>
-              <w:left w:type="dxa" w:w="80"/>
-              <w:bottom w:type="dxa" w:w="40"/>
-              <w:right w:type="dxa" w:w="80"/>
-            </w:tcMar>
-          </w:tcPr>
-          <w:p>
-            <w:pPr>
-              <w:spacing w:line="276"/>
-              <w:jc w:val="left"/>
-            </w:pPr>
-            <w:r>
-              <w:rPr>
-                <w:sz w:val="22"/>
-                <w:szCs w:val="22"/>
-              </w:rPr>
-              <w:t xml:space="preserve">Collected, not analysed</w:t>
-            </w:r>
-          </w:p>
-        </w:tc>
-      </w:tr>
-      <w:tr>
-        <w:trPr>
-          <w:cantSplit/>
-          <w:tblHeader w:val="false"/>
-        </w:trPr>
-        <w:tc>
-          <w:tcPr>
-            <w:tcW w:type="dxa" w:w="700"/>
-            <w:tcBorders>
-              <w:top w:val="single" w:color="000000" w:sz="4"/>
-              <w:left w:val="single" w:color="000000" w:sz="4"/>
-              <w:bottom w:val="single" w:color="000000" w:sz="4"/>
-              <w:right w:val="single" w:color="000000" w:sz="4"/>
-            </w:tcBorders>
-            <w:tcMar>
-              <w:top w:type="dxa" w:w="40"/>
-              <w:left w:type="dxa" w:w="80"/>
-              <w:bottom w:type="dxa" w:w="40"/>
-              <w:right w:type="dxa" w:w="80"/>
-            </w:tcMar>
-          </w:tcPr>
-          <w:p>
-            <w:pPr>
-              <w:spacing w:line="276"/>
-              <w:jc w:val="left"/>
-            </w:pPr>
-            <w:r>
-              <w:rPr>
-                <w:sz w:val="22"/>
-                <w:szCs w:val="22"/>
-              </w:rPr>
-              <w:t xml:space="preserve">11</w:t>
-            </w:r>
-          </w:p>
-        </w:tc>
-        <w:tc>
-          <w:tcPr>
-            <w:tcW w:type="dxa" w:w="1500"/>
-            <w:tcBorders>
-              <w:top w:val="single" w:color="000000" w:sz="4"/>
-              <w:left w:val="single" w:color="000000" w:sz="4"/>
-              <w:bottom w:val="single" w:color="000000" w:sz="4"/>
-              <w:right w:val="single" w:color="000000" w:sz="4"/>
-            </w:tcBorders>
-            <w:tcMar>
-              <w:top w:type="dxa" w:w="40"/>
-              <w:left w:type="dxa" w:w="80"/>
-              <w:bottom w:type="dxa" w:w="40"/>
-              <w:right w:type="dxa" w:w="80"/>
-            </w:tcMar>
-          </w:tcPr>
-          <w:p>
-            <w:pPr>
-              <w:spacing w:line="276"/>
-              <w:jc w:val="left"/>
-            </w:pPr>
-            <w:r>
-              <w:rPr>
-                <w:sz w:val="22"/>
-                <w:szCs w:val="22"/>
-              </w:rPr>
-              <w:t xml:space="preserve">Pinterest</w:t>
-            </w:r>
-          </w:p>
-        </w:tc>
-        <w:tc>
-          <w:tcPr>
-            <w:tcW w:type="dxa" w:w="3400"/>
-            <w:tcBorders>
-              <w:top w:val="single" w:color="000000" w:sz="4"/>
-              <w:left w:val="single" w:color="000000" w:sz="4"/>
-              <w:bottom w:val="single" w:color="000000" w:sz="4"/>
-              <w:right w:val="single" w:color="000000" w:sz="4"/>
-            </w:tcBorders>
-            <w:tcMar>
-              <w:top w:type="dxa" w:w="40"/>
-              <w:left w:type="dxa" w:w="80"/>
-              <w:bottom w:type="dxa" w:w="40"/>
-              <w:right w:type="dxa" w:w="80"/>
-            </w:tcMar>
-          </w:tcPr>
-          <w:p>
-            <w:pPr>
-              <w:spacing w:line="276"/>
-              <w:jc w:val="left"/>
-            </w:pPr>
-            <w:r>
-              <w:rPr>
-                <w:sz w:val="22"/>
-                <w:szCs w:val="22"/>
-              </w:rPr>
-              <w:t xml:space="preserve">@Sania</w:t>
-            </w:r>
-          </w:p>
-        </w:tc>
-        <w:tc>
-          <w:tcPr>
-            <w:tcW w:type="dxa" w:w="3430"/>
-            <w:tcBorders>
-              <w:top w:val="single" w:color="000000" w:sz="4"/>
-              <w:left w:val="single" w:color="000000" w:sz="4"/>
-              <w:bottom w:val="single" w:color="000000" w:sz="4"/>
-              <w:right w:val="single" w:color="000000" w:sz="4"/>
-            </w:tcBorders>
-            <w:tcMar>
-              <w:top w:type="dxa" w:w="40"/>
-              <w:left w:type="dxa" w:w="80"/>
-              <w:bottom w:type="dxa" w:w="40"/>
-              <w:right w:type="dxa" w:w="80"/>
-            </w:tcMar>
-          </w:tcPr>
-          <w:p>
-            <w:pPr>
-              <w:spacing w:line="276"/>
-              <w:jc w:val="left"/>
-            </w:pPr>
-            <w:r>
-              <w:rPr>
-                <w:sz w:val="22"/>
-                <w:szCs w:val="22"/>
-              </w:rPr>
-              <w:t xml:space="preserve">Collected, not analysed</w:t>
-            </w:r>
-          </w:p>
-        </w:tc>
-      </w:tr>
-      <w:tr>
-        <w:trPr>
-          <w:cantSplit/>
-          <w:tblHeader w:val="false"/>
-        </w:trPr>
-        <w:tc>
-          <w:tcPr>
-            <w:tcW w:type="dxa" w:w="700"/>
-            <w:tcBorders>
-              <w:top w:val="single" w:color="000000" w:sz="4"/>
-              <w:left w:val="single" w:color="000000" w:sz="4"/>
-              <w:bottom w:val="single" w:color="000000" w:sz="4"/>
-              <w:right w:val="single" w:color="000000" w:sz="4"/>
-            </w:tcBorders>
-            <w:tcMar>
-              <w:top w:type="dxa" w:w="40"/>
-              <w:left w:type="dxa" w:w="80"/>
-              <w:bottom w:type="dxa" w:w="40"/>
-              <w:right w:type="dxa" w:w="80"/>
-            </w:tcMar>
-          </w:tcPr>
-          <w:p>
-            <w:pPr>
-              <w:spacing w:line="276"/>
-              <w:jc w:val="left"/>
-            </w:pPr>
-            <w:r>
-              <w:rPr>
-                <w:sz w:val="22"/>
-                <w:szCs w:val="22"/>
-              </w:rPr>
-              <w:t xml:space="preserve">12</w:t>
-            </w:r>
-          </w:p>
-        </w:tc>
-        <w:tc>
-          <w:tcPr>
-            <w:tcW w:type="dxa" w:w="1500"/>
-            <w:tcBorders>
-              <w:top w:val="single" w:color="000000" w:sz="4"/>
-              <w:left w:val="single" w:color="000000" w:sz="4"/>
-              <w:bottom w:val="single" w:color="000000" w:sz="4"/>
-              <w:right w:val="single" w:color="000000" w:sz="4"/>
-            </w:tcBorders>
-            <w:tcMar>
-              <w:top w:type="dxa" w:w="40"/>
-              <w:left w:type="dxa" w:w="80"/>
-              <w:bottom w:type="dxa" w:w="40"/>
-              <w:right w:type="dxa" w:w="80"/>
-            </w:tcMar>
-          </w:tcPr>
-          <w:p>
-            <w:pPr>
-              <w:spacing w:line="276"/>
-              <w:jc w:val="left"/>
-            </w:pPr>
-            <w:r>
-              <w:rPr>
-                <w:sz w:val="22"/>
-                <w:szCs w:val="22"/>
-              </w:rPr>
-              <w:t xml:space="preserve">BBC News</w:t>
-            </w:r>
-          </w:p>
-        </w:tc>
-        <w:tc>
-          <w:tcPr>
-            <w:tcW w:type="dxa" w:w="3400"/>
-            <w:tcBorders>
-              <w:top w:val="single" w:color="000000" w:sz="4"/>
-              <w:left w:val="single" w:color="000000" w:sz="4"/>
-              <w:bottom w:val="single" w:color="000000" w:sz="4"/>
-              <w:right w:val="single" w:color="000000" w:sz="4"/>
-            </w:tcBorders>
-            <w:tcMar>
-              <w:top w:type="dxa" w:w="40"/>
-              <w:left w:type="dxa" w:w="80"/>
-              <w:bottom w:type="dxa" w:w="40"/>
-              <w:right w:type="dxa" w:w="80"/>
-            </w:tcMar>
-          </w:tcPr>
-          <w:p>
-            <w:pPr>
-              <w:spacing w:line="276"/>
-              <w:jc w:val="left"/>
-            </w:pPr>
-            <w:r>
-              <w:rPr>
-                <w:sz w:val="22"/>
-                <w:szCs w:val="22"/>
-              </w:rPr>
-              <w:t xml:space="preserve">bbc.com/news/articles/cvg9w9dxd7lo</w:t>
-            </w:r>
-          </w:p>
-        </w:tc>
-        <w:tc>
-          <w:tcPr>
-            <w:tcW w:type="dxa" w:w="3430"/>
-            <w:tcBorders>
-              <w:top w:val="single" w:color="000000" w:sz="4"/>
-              <w:left w:val="single" w:color="000000" w:sz="4"/>
-              <w:bottom w:val="single" w:color="000000" w:sz="4"/>
-              <w:right w:val="single" w:color="000000" w:sz="4"/>
-            </w:tcBorders>
-            <w:tcMar>
-              <w:top w:type="dxa" w:w="40"/>
-              <w:left w:type="dxa" w:w="80"/>
-              <w:bottom w:type="dxa" w:w="40"/>
-              <w:right w:type="dxa" w:w="80"/>
-            </w:tcMar>
-          </w:tcPr>
-          <w:p>
-            <w:pPr>
-              <w:spacing w:line="276"/>
-              <w:jc w:val="left"/>
-            </w:pPr>
-            <w:r>
-              <w:rPr>
-                <w:sz w:val="22"/>
-                <w:szCs w:val="22"/>
-              </w:rPr>
-              <w:t xml:space="preserve">Collected, not analysed</w:t>
-            </w:r>
-          </w:p>
-        </w:tc>
-      </w:tr>
-      <w:tr>
-        <w:trPr>
-          <w:cantSplit/>
-          <w:tblHeader w:val="false"/>
-        </w:trPr>
-        <w:tc>
-          <w:tcPr>
-            <w:tcW w:type="dxa" w:w="700"/>
-            <w:tcBorders>
-              <w:top w:val="single" w:color="000000" w:sz="4"/>
-              <w:left w:val="single" w:color="000000" w:sz="4"/>
-              <w:bottom w:val="single" w:color="000000" w:sz="4"/>
-              <w:right w:val="single" w:color="000000" w:sz="4"/>
-            </w:tcBorders>
-            <w:tcMar>
-              <w:top w:type="dxa" w:w="40"/>
-              <w:left w:type="dxa" w:w="80"/>
-              <w:bottom w:type="dxa" w:w="40"/>
-              <w:right w:type="dxa" w:w="80"/>
-            </w:tcMar>
-          </w:tcPr>
-          <w:p>
-            <w:pPr>
-              <w:spacing w:line="276"/>
-              <w:jc w:val="left"/>
-            </w:pPr>
-            <w:r>
-              <w:rPr>
-                <w:sz w:val="22"/>
-                <w:szCs w:val="22"/>
-              </w:rPr>
-              <w:t xml:space="preserve">13</w:t>
-            </w:r>
-          </w:p>
-        </w:tc>
-        <w:tc>
-          <w:tcPr>
-            <w:tcW w:type="dxa" w:w="1500"/>
-            <w:tcBorders>
-              <w:top w:val="single" w:color="000000" w:sz="4"/>
-              <w:left w:val="single" w:color="000000" w:sz="4"/>
-              <w:bottom w:val="single" w:color="000000" w:sz="4"/>
-              <w:right w:val="single" w:color="000000" w:sz="4"/>
-            </w:tcBorders>
-            <w:tcMar>
-              <w:top w:type="dxa" w:w="40"/>
-              <w:left w:type="dxa" w:w="80"/>
-              <w:bottom w:type="dxa" w:w="40"/>
-              <w:right w:type="dxa" w:w="80"/>
-            </w:tcMar>
-          </w:tcPr>
-          <w:p>
-            <w:pPr>
-              <w:spacing w:line="276"/>
-              <w:jc w:val="left"/>
-            </w:pPr>
-            <w:r>
-              <w:rPr>
-                <w:sz w:val="22"/>
-                <w:szCs w:val="22"/>
-              </w:rPr>
-              <w:t xml:space="preserve">Pinterest</w:t>
-            </w:r>
-          </w:p>
-        </w:tc>
-        <w:tc>
-          <w:tcPr>
-            <w:tcW w:type="dxa" w:w="3400"/>
-            <w:tcBorders>
-              <w:top w:val="single" w:color="000000" w:sz="4"/>
-              <w:left w:val="single" w:color="000000" w:sz="4"/>
-              <w:bottom w:val="single" w:color="000000" w:sz="4"/>
-              <w:right w:val="single" w:color="000000" w:sz="4"/>
-            </w:tcBorders>
-            <w:tcMar>
-              <w:top w:type="dxa" w:w="40"/>
-              <w:left w:type="dxa" w:w="80"/>
-              <w:bottom w:type="dxa" w:w="40"/>
-              <w:right w:type="dxa" w:w="80"/>
-            </w:tcMar>
-          </w:tcPr>
-          <w:p>
-            <w:pPr>
-              <w:spacing w:line="276"/>
-              <w:jc w:val="left"/>
-            </w:pPr>
-            <w:r>
-              <w:rPr>
-                <w:sz w:val="22"/>
-                <w:szCs w:val="22"/>
-              </w:rPr>
-              <w:t xml:space="preserve">@prwmmm.era</w:t>
-            </w:r>
-          </w:p>
-        </w:tc>
-        <w:tc>
-          <w:tcPr>
-            <w:tcW w:type="dxa" w:w="3430"/>
-            <w:tcBorders>
-              <w:top w:val="single" w:color="000000" w:sz="4"/>
-              <w:left w:val="single" w:color="000000" w:sz="4"/>
-              <w:bottom w:val="single" w:color="000000" w:sz="4"/>
-              <w:right w:val="single" w:color="000000" w:sz="4"/>
-            </w:tcBorders>
-            <w:tcMar>
-              <w:top w:type="dxa" w:w="40"/>
-              <w:left w:type="dxa" w:w="80"/>
-              <w:bottom w:type="dxa" w:w="40"/>
-              <w:right w:type="dxa" w:w="80"/>
-            </w:tcMar>
-          </w:tcPr>
-          <w:p>
-            <w:pPr>
-              <w:spacing w:line="276"/>
-              <w:jc w:val="left"/>
-            </w:pPr>
-            <w:r>
-              <w:rPr>
-                <w:sz w:val="22"/>
-                <w:szCs w:val="22"/>
-              </w:rPr>
-              <w:t xml:space="preserve">Collected, not analysed</w:t>
+              <w:t xml:space="preserve">Figure 7</w:t>
             </w:r>
           </w:p>
         </w:tc>
@@ -12050,7 +11141,7 @@
                 <w:sz w:val="22"/>
                 <w:szCs w:val="22"/>
               </w:rPr>
-              <w:t xml:space="preserve">Finalised the corpus at 13 items. Decided to analyse 7 of them in detail. Finished the analysis of Figures 1–7 and the emerging pattern.</w:t>
+              <w:t xml:space="preserve">Finalised the corpus at 7 posters. Finished the analysis of Figures 1–7 and the emerging pattern.</w:t>
             </w:r>
           </w:p>
         </w:tc>
